--- a/8_term/Основы защиты информации/ЛР1.1/Губин_ЕВ_ИУК_4_82_Б_2026_Основы_защиты_информации.docx
+++ b/8_term/Основы защиты информации/ЛР1.1/Губин_ЕВ_ИУК_4_82_Б_2026_Основы_защиты_информации.docx
@@ -42,20 +42,20 @@
                 <w:noProof/>
               </w:rPr>
               <w:drawing>
-                <wp:inline distT="0" distB="0" distL="0" distR="0" wp14:anchorId="54803A59" wp14:editId="564B5C18">
+                <wp:inline distT="0" distB="0" distL="0" distR="0" wp14:anchorId="4FBCA044" wp14:editId="02E08D6C">
                   <wp:extent cx="1096008" cy="1258571"/>
                   <wp:effectExtent l="0" t="0" r="8892" b="0"/>
-                  <wp:docPr id="1274432815" name="Рисунок 1"/>
+                  <wp:docPr id="1274432815" name="Рисунок 1" descr="Изображение выглядит как эмблема, герб, нашивка, символ&#10;&#10;Содержимое, созданное искусственным интеллектом, может быть неверным."/>
                   <wp:cNvGraphicFramePr/>
                   <a:graphic xmlns:a="http://schemas.openxmlformats.org/drawingml/2006/main">
                     <a:graphicData uri="http://schemas.openxmlformats.org/drawingml/2006/picture">
                       <pic:pic xmlns:pic="http://schemas.openxmlformats.org/drawingml/2006/picture">
                         <pic:nvPicPr>
-                          <pic:cNvPr id="0" name=""/>
+                          <pic:cNvPr id="1274432815" name="Рисунок 1" descr="Изображение выглядит как эмблема, герб, нашивка, символ&#10;&#10;Содержимое, созданное искусственным интеллектом, может быть неверным."/>
                           <pic:cNvPicPr/>
                         </pic:nvPicPr>
                         <pic:blipFill>
-                          <a:blip r:embed="rId4"/>
+                          <a:blip r:embed="rId7"/>
                           <a:srcRect/>
                           <a:stretch>
                             <a:fillRect/>
@@ -201,7 +201,7 @@
     </w:tbl>
     <w:p>
       <w:pPr>
-        <w:widowControl w:val="0"/>
+        <w:keepLines/>
         <w:shd w:val="clear" w:color="auto" w:fill="FFFFFF"/>
         <w:tabs>
           <w:tab w:val="left" w:pos="5670"/>
@@ -209,101 +209,135 @@
         <w:spacing w:before="360"/>
         <w:jc w:val="both"/>
         <w:rPr>
+          <w:sz w:val="28"/>
+        </w:rPr>
+      </w:pPr>
+      <w:r>
+        <w:rPr>
           <w:b/>
-          <w:snapToGrid w:val="0"/>
-          <w:sz w:val="28"/>
-          <w:szCs w:val="20"/>
-        </w:rPr>
-      </w:pPr>
-    </w:p>
-    <w:p>
-      <w:pPr>
-        <w:widowControl w:val="0"/>
+          <w:sz w:val="28"/>
+        </w:rPr>
+        <w:t>ФАКУЛЬТЕТ</w:t>
+      </w:r>
+      <w:r>
+        <w:rPr>
+          <w:sz w:val="28"/>
+          <w:u w:val="single"/>
+        </w:rPr>
+        <w:t>        </w:t>
+      </w:r>
+      <w:r>
+        <w:rPr>
+          <w:b/>
+          <w:i/>
+          <w:sz w:val="28"/>
+          <w:u w:val="single"/>
+        </w:rPr>
+        <w:t>ИУК</w:t>
+      </w:r>
+      <w:r>
+        <w:rPr>
+          <w:b/>
+          <w:i/>
+          <w:sz w:val="28"/>
+          <w:u w:val="single"/>
+        </w:rPr>
+        <w:t xml:space="preserve"> «Информатика и управление»</w:t>
+      </w:r>
+      <w:r>
+        <w:rPr>
+          <w:b/>
+          <w:sz w:val="28"/>
+          <w:u w:val="single"/>
+        </w:rPr>
+        <w:t>                              </w:t>
+      </w:r>
+    </w:p>
+    <w:p>
+      <w:pPr>
+        <w:keepLines/>
         <w:shd w:val="clear" w:color="auto" w:fill="FFFFFF"/>
         <w:tabs>
           <w:tab w:val="left" w:pos="5670"/>
         </w:tabs>
         <w:spacing w:before="360"/>
-        <w:rPr>
-          <w:bCs/>
-          <w:snapToGrid w:val="0"/>
-        </w:rPr>
-      </w:pPr>
-      <w:r>
-        <w:rPr>
-          <w:bCs/>
-          <w:snapToGrid w:val="0"/>
-        </w:rPr>
-        <w:t xml:space="preserve">ФАКУЛЬТЕТ </w:t>
-      </w:r>
-      <w:r>
-        <w:rPr>
-          <w:bCs/>
-          <w:snapToGrid w:val="0"/>
+        <w:jc w:val="both"/>
+        <w:rPr>
+          <w:sz w:val="28"/>
+        </w:rPr>
+      </w:pPr>
+      <w:r>
+        <w:rPr>
+          <w:b/>
+          <w:sz w:val="28"/>
+        </w:rPr>
+        <w:t>КАФЕДРА</w:t>
+      </w:r>
+      <w:r>
+        <w:rPr>
+          <w:sz w:val="28"/>
+        </w:rPr>
+        <w:t xml:space="preserve"> </w:t>
+      </w:r>
+      <w:r>
+        <w:rPr>
+          <w:b/>
+          <w:sz w:val="28"/>
           <w:u w:val="single"/>
         </w:rPr>
-        <w:t>ИУ</w:t>
-      </w:r>
-      <w:r>
-        <w:rPr>
-          <w:bCs/>
-          <w:snapToGrid w:val="0"/>
+        <w:t>            </w:t>
+      </w:r>
+      <w:r>
+        <w:rPr>
+          <w:b/>
+          <w:i/>
+          <w:sz w:val="28"/>
           <w:u w:val="single"/>
         </w:rPr>
-        <w:t xml:space="preserve">К </w:t>
-      </w:r>
-      <w:r>
-        <w:rPr>
-          <w:bCs/>
-          <w:snapToGrid w:val="0"/>
+        <w:t>ИУК</w:t>
+      </w:r>
+      <w:r>
+        <w:rPr>
+          <w:b/>
+          <w:i/>
+          <w:sz w:val="28"/>
           <w:u w:val="single"/>
         </w:rPr>
-        <w:t>Информатика и управление</w:t>
-      </w:r>
-    </w:p>
-    <w:p>
-      <w:pPr>
-        <w:widowControl w:val="0"/>
-        <w:shd w:val="clear" w:color="auto" w:fill="FFFFFF"/>
-        <w:tabs>
-          <w:tab w:val="left" w:pos="5670"/>
-        </w:tabs>
-        <w:spacing w:before="240"/>
-        <w:rPr>
-          <w:bCs/>
-          <w:snapToGrid w:val="0"/>
-        </w:rPr>
-      </w:pPr>
-      <w:r>
-        <w:rPr>
-          <w:bCs/>
-          <w:snapToGrid w:val="0"/>
-        </w:rPr>
-        <w:t xml:space="preserve">КАФЕДРА </w:t>
-      </w:r>
-      <w:r>
-        <w:rPr>
-          <w:bCs/>
-          <w:snapToGrid w:val="0"/>
+        <w:t>6</w:t>
+      </w:r>
+      <w:r>
+        <w:rPr>
+          <w:b/>
+          <w:i/>
+          <w:sz w:val="28"/>
           <w:u w:val="single"/>
         </w:rPr>
-        <w:t>ИУК4</w:t>
-      </w:r>
-      <w:r>
-        <w:rPr>
-          <w:bCs/>
-          <w:snapToGrid w:val="0"/>
+        <w:t xml:space="preserve"> «</w:t>
+      </w:r>
+      <w:r>
+        <w:rPr>
+          <w:b/>
+          <w:i/>
+          <w:sz w:val="28"/>
           <w:u w:val="single"/>
         </w:rPr>
-        <w:t xml:space="preserve"> </w:t>
-      </w:r>
-      <w:r>
-        <w:rPr>
-          <w:bCs/>
-          <w:snapToGrid w:val="0"/>
+        <w:t>Защита информации</w:t>
+      </w:r>
+      <w:r>
+        <w:rPr>
+          <w:b/>
+          <w:i/>
+          <w:sz w:val="28"/>
           <w:u w:val="single"/>
         </w:rPr>
-        <w:t>Программное обеспечение ЭВМ, информационные технологии</w:t>
+        <w:t>»</w:t>
+      </w:r>
+      <w:r>
+        <w:rPr>
+          <w:sz w:val="28"/>
+          <w:u w:val="single"/>
+        </w:rPr>
+        <w:t>                                         </w:t>
       </w:r>
     </w:p>
     <w:p>
@@ -371,7 +405,7 @@
           <w:sz w:val="36"/>
           <w:szCs w:val="36"/>
         </w:rPr>
-        <w:t xml:space="preserve">ЛАБОРАТОРНАЯ </w:t>
+        <w:t>ЛАБОРАТОРНАЯ РАБОТА</w:t>
       </w:r>
       <w:r>
         <w:rPr>
@@ -379,7 +413,7 @@
           <w:sz w:val="36"/>
           <w:szCs w:val="36"/>
         </w:rPr>
-        <w:t>РАБОТА</w:t>
+        <w:t xml:space="preserve"> №1</w:t>
       </w:r>
     </w:p>
     <w:p/>
@@ -387,6 +421,8 @@
       <w:pPr>
         <w:jc w:val="center"/>
         <w:rPr>
+          <w:b/>
+          <w:bCs/>
           <w:sz w:val="32"/>
           <w:szCs w:val="32"/>
         </w:rPr>
@@ -397,7 +433,42 @@
           <w:sz w:val="32"/>
           <w:szCs w:val="32"/>
         </w:rPr>
-        <w:t>«»</w:t>
+        <w:t>«</w:t>
+      </w:r>
+      <w:r>
+        <w:rPr>
+          <w:b/>
+          <w:bCs/>
+          <w:sz w:val="32"/>
+          <w:szCs w:val="32"/>
+        </w:rPr>
+        <w:t>ИССЛЕДОВАНИЕ ЗАКОНОДАТЕЛЬНЫХ АКТОВ В СФЕРЕ</w:t>
+      </w:r>
+    </w:p>
+    <w:p>
+      <w:pPr>
+        <w:jc w:val="center"/>
+        <w:rPr>
+          <w:sz w:val="32"/>
+          <w:szCs w:val="32"/>
+        </w:rPr>
+      </w:pPr>
+      <w:r>
+        <w:rPr>
+          <w:b/>
+          <w:bCs/>
+          <w:sz w:val="32"/>
+          <w:szCs w:val="32"/>
+        </w:rPr>
+        <w:t>ЗАЩИТЫ ИНФОРМАЦИИ</w:t>
+      </w:r>
+      <w:r>
+        <w:rPr>
+          <w:b/>
+          <w:sz w:val="32"/>
+          <w:szCs w:val="32"/>
+        </w:rPr>
+        <w:t>»</w:t>
       </w:r>
     </w:p>
     <w:p/>
@@ -417,19 +488,13 @@
           <w:sz w:val="28"/>
           <w:szCs w:val="28"/>
         </w:rPr>
-        <w:t>по дисциплине</w:t>
+        <w:t>по дисциплине: «</w:t>
       </w:r>
       <w:r>
         <w:rPr>
           <w:b/>
-          <w:sz w:val="28"/>
-          <w:szCs w:val="28"/>
-        </w:rPr>
-        <w:t>: «</w:t>
-      </w:r>
-      <w:r>
-        <w:rPr>
-          <w:b/>
+          <w:i/>
+          <w:iCs/>
           <w:sz w:val="28"/>
           <w:szCs w:val="28"/>
         </w:rPr>
@@ -485,7 +550,6 @@
           </w:tcPr>
           <w:p>
             <w:pPr>
-              <w:widowControl w:val="0"/>
               <w:tabs>
                 <w:tab w:val="left" w:pos="5670"/>
               </w:tabs>
@@ -509,7 +573,7 @@
                 <w:sz w:val="28"/>
                 <w:szCs w:val="20"/>
               </w:rPr>
-              <w:t>ИУК4-</w:t>
+              <w:t>ИУК4</w:t>
             </w:r>
             <w:r>
               <w:rPr>
@@ -517,7 +581,23 @@
                 <w:sz w:val="28"/>
                 <w:szCs w:val="20"/>
               </w:rPr>
-              <w:t>82</w:t>
+              <w:t>-</w:t>
+            </w:r>
+            <w:r>
+              <w:rPr>
+                <w:snapToGrid w:val="0"/>
+                <w:sz w:val="28"/>
+                <w:szCs w:val="20"/>
+              </w:rPr>
+              <w:t>8</w:t>
+            </w:r>
+            <w:r>
+              <w:rPr>
+                <w:snapToGrid w:val="0"/>
+                <w:sz w:val="28"/>
+                <w:szCs w:val="20"/>
+              </w:rPr>
+              <w:t>2</w:t>
             </w:r>
             <w:r>
               <w:rPr>
@@ -539,7 +619,6 @@
           </w:tcPr>
           <w:p>
             <w:pPr>
-              <w:widowControl w:val="0"/>
               <w:tabs>
                 <w:tab w:val="left" w:pos="5670"/>
               </w:tabs>
@@ -560,7 +639,6 @@
           </w:tcPr>
           <w:p>
             <w:pPr>
-              <w:widowControl w:val="0"/>
               <w:tabs>
                 <w:tab w:val="left" w:pos="5670"/>
               </w:tabs>
@@ -585,7 +663,6 @@
           </w:tcPr>
           <w:p>
             <w:pPr>
-              <w:widowControl w:val="0"/>
               <w:tabs>
                 <w:tab w:val="left" w:pos="5670"/>
               </w:tabs>
@@ -621,7 +698,6 @@
           </w:tcPr>
           <w:p>
             <w:pPr>
-              <w:widowControl w:val="0"/>
               <w:tabs>
                 <w:tab w:val="left" w:pos="5670"/>
               </w:tabs>
@@ -643,7 +719,6 @@
           </w:tcPr>
           <w:p>
             <w:pPr>
-              <w:widowControl w:val="0"/>
               <w:tabs>
                 <w:tab w:val="left" w:pos="5670"/>
               </w:tabs>
@@ -674,7 +749,6 @@
           </w:tcPr>
           <w:p>
             <w:pPr>
-              <w:widowControl w:val="0"/>
               <w:tabs>
                 <w:tab w:val="left" w:pos="5670"/>
               </w:tabs>
@@ -696,11 +770,9 @@
             <w:tcBorders>
               <w:top w:val="single" w:sz="4" w:space="0" w:color="auto"/>
             </w:tcBorders>
-            <w:vAlign w:val="bottom"/>
           </w:tcPr>
           <w:p>
             <w:pPr>
-              <w:widowControl w:val="0"/>
               <w:tabs>
                 <w:tab w:val="left" w:pos="5670"/>
               </w:tabs>
@@ -720,7 +792,34 @@
                 <w:sz w:val="12"/>
                 <w:szCs w:val="12"/>
               </w:rPr>
-              <w:t>(И.О. Фамилия)</w:t>
+              <w:t>(Фамилия</w:t>
+            </w:r>
+            <w:r>
+              <w:rPr>
+                <w:iCs/>
+                <w:snapToGrid w:val="0"/>
+                <w:sz w:val="12"/>
+                <w:szCs w:val="12"/>
+              </w:rPr>
+              <w:t xml:space="preserve"> </w:t>
+            </w:r>
+            <w:r>
+              <w:rPr>
+                <w:iCs/>
+                <w:snapToGrid w:val="0"/>
+                <w:sz w:val="12"/>
+                <w:szCs w:val="12"/>
+              </w:rPr>
+              <w:t>И.О.</w:t>
+            </w:r>
+            <w:r>
+              <w:rPr>
+                <w:iCs/>
+                <w:snapToGrid w:val="0"/>
+                <w:sz w:val="12"/>
+                <w:szCs w:val="12"/>
+              </w:rPr>
+              <w:t>)</w:t>
             </w:r>
           </w:p>
         </w:tc>
@@ -734,7 +833,6 @@
           </w:tcPr>
           <w:p>
             <w:pPr>
-              <w:widowControl w:val="0"/>
               <w:tabs>
                 <w:tab w:val="left" w:pos="5670"/>
               </w:tabs>
@@ -763,7 +861,6 @@
           </w:tcPr>
           <w:p>
             <w:pPr>
-              <w:widowControl w:val="0"/>
               <w:tabs>
                 <w:tab w:val="left" w:pos="5670"/>
               </w:tabs>
@@ -784,7 +881,6 @@
           </w:tcPr>
           <w:p>
             <w:pPr>
-              <w:widowControl w:val="0"/>
               <w:tabs>
                 <w:tab w:val="left" w:pos="5670"/>
               </w:tabs>
@@ -809,7 +905,6 @@
           </w:tcPr>
           <w:p>
             <w:pPr>
-              <w:widowControl w:val="0"/>
               <w:tabs>
                 <w:tab w:val="left" w:pos="5670"/>
               </w:tabs>
@@ -821,6 +916,15 @@
                 <w:szCs w:val="20"/>
               </w:rPr>
             </w:pPr>
+            <w:r>
+              <w:rPr>
+                <w:iCs/>
+                <w:snapToGrid w:val="0"/>
+                <w:sz w:val="28"/>
+                <w:szCs w:val="20"/>
+              </w:rPr>
+              <w:t>Корнеев А.А.</w:t>
+            </w:r>
           </w:p>
         </w:tc>
       </w:tr>
@@ -833,7 +937,6 @@
           </w:tcPr>
           <w:p>
             <w:pPr>
-              <w:widowControl w:val="0"/>
               <w:tabs>
                 <w:tab w:val="left" w:pos="5670"/>
               </w:tabs>
@@ -855,7 +958,6 @@
           </w:tcPr>
           <w:p>
             <w:pPr>
-              <w:widowControl w:val="0"/>
               <w:tabs>
                 <w:tab w:val="left" w:pos="5670"/>
               </w:tabs>
@@ -886,7 +988,6 @@
           </w:tcPr>
           <w:p>
             <w:pPr>
-              <w:widowControl w:val="0"/>
               <w:tabs>
                 <w:tab w:val="left" w:pos="5670"/>
               </w:tabs>
@@ -912,7 +1013,6 @@
           </w:tcPr>
           <w:p>
             <w:pPr>
-              <w:widowControl w:val="0"/>
               <w:tabs>
                 <w:tab w:val="left" w:pos="5670"/>
               </w:tabs>
@@ -932,7 +1032,34 @@
                 <w:sz w:val="12"/>
                 <w:szCs w:val="12"/>
               </w:rPr>
-              <w:t>(И.О. Фамилия)</w:t>
+              <w:t>(Фамилия</w:t>
+            </w:r>
+            <w:r>
+              <w:rPr>
+                <w:iCs/>
+                <w:snapToGrid w:val="0"/>
+                <w:sz w:val="12"/>
+                <w:szCs w:val="12"/>
+              </w:rPr>
+              <w:t xml:space="preserve"> </w:t>
+            </w:r>
+            <w:r>
+              <w:rPr>
+                <w:iCs/>
+                <w:snapToGrid w:val="0"/>
+                <w:sz w:val="12"/>
+                <w:szCs w:val="12"/>
+              </w:rPr>
+              <w:t>И.О.</w:t>
+            </w:r>
+            <w:r>
+              <w:rPr>
+                <w:iCs/>
+                <w:snapToGrid w:val="0"/>
+                <w:sz w:val="12"/>
+                <w:szCs w:val="12"/>
+              </w:rPr>
+              <w:t>)</w:t>
             </w:r>
           </w:p>
         </w:tc>
@@ -1115,6 +1242,7 @@
         <w:jc w:val="center"/>
       </w:pPr>
     </w:p>
+    <w:p/>
     <w:p>
       <w:pPr>
         <w:jc w:val="center"/>
@@ -1128,36 +1256,5405 @@
     <w:p>
       <w:pPr>
         <w:jc w:val="center"/>
-      </w:pPr>
-      <w:r>
-        <w:t>Калуга, 20</w:t>
-      </w:r>
-      <w:r>
-        <w:t>2</w:t>
-      </w:r>
-      <w:r>
+        <w:rPr>
+          <w:sz w:val="28"/>
+          <w:szCs w:val="28"/>
+        </w:rPr>
+      </w:pPr>
+      <w:r>
+        <w:rPr>
+          <w:sz w:val="28"/>
+          <w:szCs w:val="28"/>
+        </w:rPr>
+        <w:t>Калуга, 202</w:t>
+      </w:r>
+      <w:r>
+        <w:rPr>
+          <w:sz w:val="28"/>
+          <w:szCs w:val="28"/>
+        </w:rPr>
         <w:t>6</w:t>
       </w:r>
     </w:p>
+    <w:p>
+      <w:pPr>
+        <w:spacing w:line="360" w:lineRule="auto"/>
+        <w:ind w:firstLine="708"/>
+        <w:jc w:val="both"/>
+        <w:rPr>
+          <w:sz w:val="28"/>
+          <w:szCs w:val="28"/>
+        </w:rPr>
+      </w:pPr>
+      <w:r>
+        <w:rPr>
+          <w:b/>
+          <w:bCs/>
+          <w:sz w:val="28"/>
+          <w:szCs w:val="28"/>
+        </w:rPr>
+        <w:lastRenderedPageBreak/>
+        <w:t>Цель</w:t>
+      </w:r>
+      <w:r>
+        <w:rPr>
+          <w:b/>
+          <w:bCs/>
+          <w:sz w:val="28"/>
+          <w:szCs w:val="28"/>
+        </w:rPr>
+        <w:t xml:space="preserve"> работы</w:t>
+      </w:r>
+      <w:r>
+        <w:rPr>
+          <w:b/>
+          <w:bCs/>
+          <w:sz w:val="28"/>
+          <w:szCs w:val="28"/>
+        </w:rPr>
+        <w:t>:</w:t>
+      </w:r>
+      <w:r>
+        <w:rPr>
+          <w:sz w:val="28"/>
+          <w:szCs w:val="28"/>
+        </w:rPr>
+        <w:t xml:space="preserve"> </w:t>
+      </w:r>
+      <w:r>
+        <w:rPr>
+          <w:sz w:val="28"/>
+          <w:szCs w:val="28"/>
+        </w:rPr>
+        <w:t>формирование практи</w:t>
+      </w:r>
+      <w:r>
+        <w:rPr>
+          <w:sz w:val="28"/>
+          <w:szCs w:val="28"/>
+        </w:rPr>
+        <w:t>ческих навыков использования ос</w:t>
+      </w:r>
+      <w:r>
+        <w:rPr>
+          <w:sz w:val="28"/>
+          <w:szCs w:val="28"/>
+        </w:rPr>
+        <w:t>новы правовых знаний в сфере защиты информации.</w:t>
+      </w:r>
+    </w:p>
+    <w:p>
+      <w:pPr>
+        <w:spacing w:line="360" w:lineRule="auto"/>
+        <w:ind w:firstLine="708"/>
+        <w:jc w:val="both"/>
+        <w:rPr>
+          <w:b/>
+          <w:bCs/>
+          <w:sz w:val="28"/>
+          <w:szCs w:val="28"/>
+        </w:rPr>
+      </w:pPr>
+      <w:r>
+        <w:rPr>
+          <w:b/>
+          <w:bCs/>
+          <w:sz w:val="28"/>
+          <w:szCs w:val="28"/>
+        </w:rPr>
+        <w:t xml:space="preserve">Задачи: </w:t>
+      </w:r>
+    </w:p>
+    <w:p>
+      <w:pPr>
+        <w:pStyle w:val="a7"/>
+        <w:numPr>
+          <w:ilvl w:val="0"/>
+          <w:numId w:val="9"/>
+        </w:numPr>
+        <w:spacing w:line="360" w:lineRule="auto"/>
+        <w:jc w:val="both"/>
+        <w:rPr>
+          <w:sz w:val="28"/>
+          <w:szCs w:val="28"/>
+        </w:rPr>
+      </w:pPr>
+      <w:r>
+        <w:rPr>
+          <w:sz w:val="28"/>
+          <w:szCs w:val="28"/>
+        </w:rPr>
+        <w:t xml:space="preserve">Изучить конфигурацию и периметр безопасности рассматриваемого объекта защиты. </w:t>
+      </w:r>
+    </w:p>
+    <w:p>
+      <w:pPr>
+        <w:pStyle w:val="a7"/>
+        <w:numPr>
+          <w:ilvl w:val="0"/>
+          <w:numId w:val="9"/>
+        </w:numPr>
+        <w:spacing w:line="360" w:lineRule="auto"/>
+        <w:jc w:val="both"/>
+        <w:rPr>
+          <w:sz w:val="28"/>
+          <w:szCs w:val="28"/>
+        </w:rPr>
+      </w:pPr>
+      <w:r>
+        <w:rPr>
+          <w:sz w:val="28"/>
+          <w:szCs w:val="28"/>
+        </w:rPr>
+        <w:t xml:space="preserve">Выявить информационные ресурсы, относящиеся к интеллектуальной собственности. </w:t>
+      </w:r>
+    </w:p>
+    <w:p>
+      <w:pPr>
+        <w:pStyle w:val="a7"/>
+        <w:numPr>
+          <w:ilvl w:val="0"/>
+          <w:numId w:val="9"/>
+        </w:numPr>
+        <w:spacing w:line="360" w:lineRule="auto"/>
+        <w:jc w:val="both"/>
+        <w:rPr>
+          <w:sz w:val="28"/>
+          <w:szCs w:val="28"/>
+        </w:rPr>
+      </w:pPr>
+      <w:r>
+        <w:rPr>
+          <w:sz w:val="28"/>
+          <w:szCs w:val="28"/>
+        </w:rPr>
+        <w:t>Выявить информационные ресурсы, относящиеся к персональным данным.</w:t>
+      </w:r>
+    </w:p>
+    <w:p>
+      <w:pPr>
+        <w:pStyle w:val="a7"/>
+        <w:numPr>
+          <w:ilvl w:val="0"/>
+          <w:numId w:val="9"/>
+        </w:numPr>
+        <w:spacing w:line="360" w:lineRule="auto"/>
+        <w:jc w:val="both"/>
+        <w:rPr>
+          <w:sz w:val="28"/>
+          <w:szCs w:val="28"/>
+        </w:rPr>
+      </w:pPr>
+      <w:r>
+        <w:rPr>
+          <w:sz w:val="28"/>
+          <w:szCs w:val="28"/>
+        </w:rPr>
+        <w:t>Разработать комплекс мер по организации режима защиты интеллектуальной собственности и комплекс мер по организации режима защиты персональных данных.</w:t>
+      </w:r>
+    </w:p>
+    <w:p>
+      <w:pPr>
+        <w:spacing w:line="360" w:lineRule="auto"/>
+        <w:jc w:val="both"/>
+        <w:rPr>
+          <w:b/>
+          <w:bCs/>
+          <w:sz w:val="28"/>
+          <w:szCs w:val="28"/>
+        </w:rPr>
+      </w:pPr>
+    </w:p>
+    <w:p>
+      <w:pPr>
+        <w:spacing w:line="360" w:lineRule="auto"/>
+        <w:ind w:firstLine="708"/>
+        <w:jc w:val="both"/>
+        <w:rPr>
+          <w:sz w:val="28"/>
+          <w:szCs w:val="28"/>
+        </w:rPr>
+      </w:pPr>
+      <w:r>
+        <w:rPr>
+          <w:b/>
+          <w:bCs/>
+          <w:sz w:val="28"/>
+          <w:szCs w:val="28"/>
+        </w:rPr>
+        <w:t>Вариант</w:t>
+      </w:r>
+      <w:r>
+        <w:rPr>
+          <w:b/>
+          <w:bCs/>
+          <w:sz w:val="28"/>
+          <w:szCs w:val="28"/>
+        </w:rPr>
+        <w:t xml:space="preserve"> </w:t>
+      </w:r>
+      <w:r>
+        <w:rPr>
+          <w:b/>
+          <w:bCs/>
+          <w:sz w:val="28"/>
+          <w:szCs w:val="28"/>
+        </w:rPr>
+        <w:t>1</w:t>
+      </w:r>
+      <w:r>
+        <w:rPr>
+          <w:b/>
+          <w:bCs/>
+          <w:sz w:val="28"/>
+          <w:szCs w:val="28"/>
+        </w:rPr>
+        <w:t xml:space="preserve"> - </w:t>
+      </w:r>
+      <w:r>
+        <w:rPr>
+          <w:sz w:val="28"/>
+          <w:szCs w:val="28"/>
+        </w:rPr>
+        <w:t>Частное малое предприятие по сборке сигнализаций.</w:t>
+      </w:r>
+    </w:p>
+    <w:p>
+      <w:pPr>
+        <w:spacing w:line="360" w:lineRule="auto"/>
+        <w:ind w:firstLine="708"/>
+        <w:jc w:val="both"/>
+        <w:rPr>
+          <w:b/>
+          <w:bCs/>
+          <w:sz w:val="28"/>
+          <w:szCs w:val="28"/>
+        </w:rPr>
+      </w:pPr>
+      <w:r>
+        <w:rPr>
+          <w:b/>
+          <w:bCs/>
+          <w:sz w:val="28"/>
+          <w:szCs w:val="28"/>
+        </w:rPr>
+        <w:t>Формулировка задания:</w:t>
+      </w:r>
+    </w:p>
+    <w:p>
+      <w:pPr>
+        <w:pStyle w:val="a7"/>
+        <w:numPr>
+          <w:ilvl w:val="0"/>
+          <w:numId w:val="19"/>
+        </w:numPr>
+        <w:spacing w:line="360" w:lineRule="auto"/>
+        <w:jc w:val="both"/>
+        <w:rPr>
+          <w:bCs/>
+          <w:sz w:val="28"/>
+          <w:szCs w:val="28"/>
+        </w:rPr>
+      </w:pPr>
+      <w:r>
+        <w:rPr>
+          <w:bCs/>
+          <w:sz w:val="28"/>
+          <w:szCs w:val="28"/>
+        </w:rPr>
+        <w:t>Изучить документы, регламентирующие защиту интеллектуальной собственности и персональных данных.</w:t>
+      </w:r>
+    </w:p>
+    <w:p>
+      <w:pPr>
+        <w:pStyle w:val="a7"/>
+        <w:numPr>
+          <w:ilvl w:val="0"/>
+          <w:numId w:val="19"/>
+        </w:numPr>
+        <w:spacing w:line="360" w:lineRule="auto"/>
+        <w:jc w:val="both"/>
+        <w:rPr>
+          <w:bCs/>
+          <w:sz w:val="28"/>
+          <w:szCs w:val="28"/>
+        </w:rPr>
+      </w:pPr>
+      <w:r>
+        <w:rPr>
+          <w:bCs/>
+          <w:sz w:val="28"/>
+          <w:szCs w:val="28"/>
+        </w:rPr>
+        <w:t>Изучить конфигурацию и периметр безопасности рассматриваемого объекта защиты.</w:t>
+      </w:r>
+    </w:p>
+    <w:p>
+      <w:pPr>
+        <w:pStyle w:val="a7"/>
+        <w:numPr>
+          <w:ilvl w:val="0"/>
+          <w:numId w:val="19"/>
+        </w:numPr>
+        <w:spacing w:line="360" w:lineRule="auto"/>
+        <w:jc w:val="both"/>
+        <w:rPr>
+          <w:bCs/>
+          <w:sz w:val="28"/>
+          <w:szCs w:val="28"/>
+        </w:rPr>
+      </w:pPr>
+      <w:r>
+        <w:rPr>
+          <w:bCs/>
+          <w:sz w:val="28"/>
+          <w:szCs w:val="28"/>
+        </w:rPr>
+        <w:t>Выявить информационные ресурсы, относящиеся к интеллектуальной собственности.</w:t>
+      </w:r>
+    </w:p>
+    <w:p>
+      <w:pPr>
+        <w:pStyle w:val="a7"/>
+        <w:numPr>
+          <w:ilvl w:val="0"/>
+          <w:numId w:val="19"/>
+        </w:numPr>
+        <w:spacing w:line="360" w:lineRule="auto"/>
+        <w:jc w:val="both"/>
+        <w:rPr>
+          <w:bCs/>
+          <w:sz w:val="28"/>
+          <w:szCs w:val="28"/>
+        </w:rPr>
+      </w:pPr>
+      <w:r>
+        <w:rPr>
+          <w:bCs/>
+          <w:sz w:val="28"/>
+          <w:szCs w:val="28"/>
+        </w:rPr>
+        <w:t>Выявить информационные ресурсы, относящиеся к персональным данным.</w:t>
+      </w:r>
+    </w:p>
+    <w:p>
+      <w:pPr>
+        <w:pStyle w:val="a7"/>
+        <w:numPr>
+          <w:ilvl w:val="0"/>
+          <w:numId w:val="19"/>
+        </w:numPr>
+        <w:spacing w:line="360" w:lineRule="auto"/>
+        <w:jc w:val="both"/>
+        <w:rPr>
+          <w:bCs/>
+          <w:sz w:val="28"/>
+          <w:szCs w:val="28"/>
+        </w:rPr>
+      </w:pPr>
+      <w:r>
+        <w:rPr>
+          <w:bCs/>
+          <w:sz w:val="28"/>
+          <w:szCs w:val="28"/>
+        </w:rPr>
+        <w:t>Предложить комплекс мер по организации режима защиты интеллектуальной собственности и комплекс мер по организации режима защиты персональных данных на рассматриваемом объекте.</w:t>
+      </w:r>
+    </w:p>
+    <w:p>
+      <w:pPr>
+        <w:pStyle w:val="a7"/>
+        <w:numPr>
+          <w:ilvl w:val="0"/>
+          <w:numId w:val="19"/>
+        </w:numPr>
+        <w:spacing w:line="360" w:lineRule="auto"/>
+        <w:jc w:val="both"/>
+        <w:rPr>
+          <w:bCs/>
+          <w:sz w:val="28"/>
+          <w:szCs w:val="28"/>
+        </w:rPr>
+      </w:pPr>
+      <w:r>
+        <w:rPr>
+          <w:bCs/>
+          <w:sz w:val="28"/>
+          <w:szCs w:val="28"/>
+        </w:rPr>
+        <w:t>Оформить отчет по лабораторной работе.</w:t>
+      </w:r>
+    </w:p>
+    <w:p>
+      <w:pPr>
+        <w:spacing w:line="360" w:lineRule="auto"/>
+        <w:jc w:val="both"/>
+        <w:rPr>
+          <w:bCs/>
+          <w:i/>
+          <w:sz w:val="28"/>
+          <w:szCs w:val="28"/>
+        </w:rPr>
+      </w:pPr>
+    </w:p>
+    <w:p>
+      <w:pPr>
+        <w:widowControl/>
+        <w:suppressAutoHyphens w:val="0"/>
+        <w:spacing w:after="160" w:line="259" w:lineRule="auto"/>
+        <w:jc w:val="both"/>
+        <w:rPr>
+          <w:bCs/>
+          <w:i/>
+          <w:sz w:val="28"/>
+          <w:szCs w:val="28"/>
+        </w:rPr>
+      </w:pPr>
+      <w:r>
+        <w:rPr>
+          <w:bCs/>
+          <w:i/>
+          <w:sz w:val="28"/>
+          <w:szCs w:val="28"/>
+        </w:rPr>
+        <w:br w:type="page"/>
+      </w:r>
+    </w:p>
+    <w:p>
+      <w:pPr>
+        <w:spacing w:line="360" w:lineRule="auto"/>
+        <w:ind w:firstLine="708"/>
+        <w:jc w:val="both"/>
+        <w:rPr>
+          <w:b/>
+          <w:iCs/>
+          <w:sz w:val="28"/>
+          <w:szCs w:val="28"/>
+        </w:rPr>
+      </w:pPr>
+      <w:r>
+        <w:rPr>
+          <w:b/>
+          <w:iCs/>
+          <w:sz w:val="28"/>
+          <w:szCs w:val="28"/>
+        </w:rPr>
+        <w:lastRenderedPageBreak/>
+        <w:t>Формулировка варианта:</w:t>
+      </w:r>
+    </w:p>
+    <w:p>
+      <w:pPr>
+        <w:spacing w:line="360" w:lineRule="auto"/>
+        <w:ind w:firstLine="709"/>
+        <w:jc w:val="both"/>
+        <w:rPr>
+          <w:sz w:val="28"/>
+          <w:szCs w:val="28"/>
+        </w:rPr>
+      </w:pPr>
+      <w:r>
+        <w:rPr>
+          <w:sz w:val="28"/>
+          <w:szCs w:val="28"/>
+        </w:rPr>
+        <w:t>В состав предприятия входят такие структурные подразделения как бухгалтерия, склад, руководство, размещающиеся в различных помещениях одного здания.</w:t>
+      </w:r>
+    </w:p>
+    <w:p>
+      <w:pPr>
+        <w:spacing w:line="360" w:lineRule="auto"/>
+        <w:ind w:firstLine="709"/>
+        <w:jc w:val="both"/>
+        <w:rPr>
+          <w:sz w:val="28"/>
+          <w:szCs w:val="28"/>
+        </w:rPr>
+      </w:pPr>
+      <w:r>
+        <w:rPr>
+          <w:sz w:val="28"/>
+          <w:szCs w:val="28"/>
+        </w:rPr>
+        <w:t>Технические средства: компьютеры используются во всех структурных подразделениях, локальная сеть (4 компьютера).</w:t>
+      </w:r>
+    </w:p>
+    <w:p>
+      <w:pPr>
+        <w:spacing w:line="360" w:lineRule="auto"/>
+        <w:ind w:firstLine="709"/>
+        <w:jc w:val="both"/>
+        <w:rPr>
+          <w:sz w:val="28"/>
+          <w:szCs w:val="28"/>
+        </w:rPr>
+      </w:pPr>
+      <w:r>
+        <w:rPr>
+          <w:sz w:val="28"/>
+          <w:szCs w:val="28"/>
+        </w:rPr>
+        <w:t>Организация использует такие программные продукты, как</w:t>
+      </w:r>
+      <w:r>
+        <w:rPr>
+          <w:sz w:val="28"/>
+          <w:szCs w:val="28"/>
+        </w:rPr>
+        <w:t xml:space="preserve"> 1</w:t>
+      </w:r>
+      <w:proofErr w:type="gramStart"/>
+      <w:r>
+        <w:rPr>
+          <w:sz w:val="28"/>
+          <w:szCs w:val="28"/>
+        </w:rPr>
+        <w:t>С:Бухгалтерия</w:t>
+      </w:r>
+      <w:proofErr w:type="gramEnd"/>
+      <w:r>
+        <w:rPr>
+          <w:sz w:val="28"/>
+          <w:szCs w:val="28"/>
+        </w:rPr>
+        <w:t xml:space="preserve"> и 1С: Склад. </w:t>
+      </w:r>
+    </w:p>
+    <w:p>
+      <w:pPr>
+        <w:spacing w:line="360" w:lineRule="auto"/>
+        <w:ind w:firstLine="709"/>
+        <w:jc w:val="both"/>
+        <w:rPr>
+          <w:sz w:val="28"/>
+          <w:szCs w:val="28"/>
+        </w:rPr>
+      </w:pPr>
+      <w:r>
+        <w:rPr>
+          <w:sz w:val="28"/>
+          <w:szCs w:val="28"/>
+        </w:rPr>
+        <w:t>Информационные ресурсы: запчасти (закупаемые, на складе), поставщики, информация по потребителям, технологические карты, информация по сотрудникам, используемому оборудованию, бухгалтерия.</w:t>
+      </w:r>
+    </w:p>
+    <w:p>
+      <w:pPr>
+        <w:spacing w:line="360" w:lineRule="auto"/>
+        <w:ind w:firstLine="709"/>
+        <w:jc w:val="both"/>
+        <w:rPr>
+          <w:sz w:val="28"/>
+          <w:szCs w:val="28"/>
+        </w:rPr>
+      </w:pPr>
+    </w:p>
+    <w:p>
+      <w:pPr>
+        <w:spacing w:line="360" w:lineRule="auto"/>
+        <w:jc w:val="center"/>
+        <w:rPr>
+          <w:sz w:val="28"/>
+          <w:szCs w:val="28"/>
+        </w:rPr>
+      </w:pPr>
+      <w:r>
+        <w:rPr>
+          <w:b/>
+          <w:bCs/>
+          <w:sz w:val="28"/>
+          <w:szCs w:val="28"/>
+        </w:rPr>
+        <w:t>Ход выполнения</w:t>
+      </w:r>
+      <w:r>
+        <w:rPr>
+          <w:b/>
+          <w:bCs/>
+          <w:sz w:val="28"/>
+          <w:szCs w:val="28"/>
+        </w:rPr>
+        <w:t xml:space="preserve"> работы</w:t>
+      </w:r>
+    </w:p>
+    <w:p>
+      <w:pPr>
+        <w:spacing w:line="360" w:lineRule="auto"/>
+        <w:ind w:firstLine="708"/>
+        <w:jc w:val="both"/>
+        <w:rPr>
+          <w:b/>
+          <w:sz w:val="32"/>
+          <w:szCs w:val="28"/>
+        </w:rPr>
+      </w:pPr>
+      <w:r>
+        <w:rPr>
+          <w:b/>
+          <w:sz w:val="28"/>
+        </w:rPr>
+        <w:t>Документы, регламентирующие защиту интеллектуальной собственности</w:t>
+      </w:r>
+      <w:r>
+        <w:rPr>
+          <w:b/>
+          <w:sz w:val="28"/>
+        </w:rPr>
+        <w:t>.</w:t>
+      </w:r>
+    </w:p>
+    <w:p>
+      <w:pPr>
+        <w:spacing w:line="360" w:lineRule="auto"/>
+        <w:ind w:firstLine="709"/>
+        <w:jc w:val="both"/>
+        <w:rPr>
+          <w:sz w:val="28"/>
+          <w:szCs w:val="28"/>
+        </w:rPr>
+      </w:pPr>
+      <w:bookmarkStart w:id="1" w:name="_Hlk221866306"/>
+      <w:r>
+        <w:rPr>
+          <w:sz w:val="28"/>
+          <w:szCs w:val="28"/>
+        </w:rPr>
+        <w:t>Законодательство в области защиты информации включает в себя набор федеральных законов, указы президента, постановления правительства РФ, документы ФСБ/ФАПСИ, документы ФСТЭК/Государственной технической комиссии.</w:t>
+      </w:r>
+    </w:p>
+    <w:p>
+      <w:pPr>
+        <w:spacing w:line="360" w:lineRule="auto"/>
+        <w:ind w:firstLine="709"/>
+        <w:jc w:val="both"/>
+        <w:rPr>
+          <w:sz w:val="28"/>
+          <w:szCs w:val="28"/>
+        </w:rPr>
+      </w:pPr>
+      <w:r>
+        <w:rPr>
+          <w:sz w:val="28"/>
+          <w:szCs w:val="28"/>
+        </w:rPr>
+        <w:t>Основные законодательные акты, регламентирующие защиту интеллектуальной собственности:</w:t>
+      </w:r>
+    </w:p>
+    <w:p>
+      <w:pPr>
+        <w:numPr>
+          <w:ilvl w:val="0"/>
+          <w:numId w:val="6"/>
+        </w:numPr>
+        <w:spacing w:line="360" w:lineRule="auto"/>
+        <w:ind w:left="0" w:firstLine="709"/>
+        <w:jc w:val="both"/>
+        <w:rPr>
+          <w:sz w:val="28"/>
+          <w:szCs w:val="28"/>
+        </w:rPr>
+      </w:pPr>
+      <w:r>
+        <w:rPr>
+          <w:sz w:val="28"/>
+          <w:szCs w:val="28"/>
+        </w:rPr>
+        <w:t>Гражданский кодекс РФ (часть IV) от 18.12.2006 №230-ФЗ – регулирует права на результаты интеллектуальной деятельности, включая программы для ЭВМ, базы данных, изобретения, коммерческую тайну;</w:t>
+      </w:r>
+    </w:p>
+    <w:p>
+      <w:pPr>
+        <w:numPr>
+          <w:ilvl w:val="0"/>
+          <w:numId w:val="6"/>
+        </w:numPr>
+        <w:spacing w:line="360" w:lineRule="auto"/>
+        <w:ind w:left="0" w:firstLine="709"/>
+        <w:jc w:val="both"/>
+        <w:rPr>
+          <w:sz w:val="28"/>
+          <w:szCs w:val="28"/>
+        </w:rPr>
+      </w:pPr>
+      <w:r>
+        <w:rPr>
+          <w:sz w:val="28"/>
+          <w:szCs w:val="28"/>
+        </w:rPr>
+        <w:t>О коммерческой тайне (Закон РФ №98-ФЗ от 29.07.2004, ред. от 11.07.2011) – устанавливает режим коммерческой тайны для сведений, имеющих коммерческую ценность;</w:t>
+      </w:r>
+    </w:p>
+    <w:p>
+      <w:pPr>
+        <w:numPr>
+          <w:ilvl w:val="0"/>
+          <w:numId w:val="6"/>
+        </w:numPr>
+        <w:spacing w:line="360" w:lineRule="auto"/>
+        <w:ind w:left="0" w:firstLine="709"/>
+        <w:jc w:val="both"/>
+        <w:rPr>
+          <w:sz w:val="28"/>
+          <w:szCs w:val="28"/>
+        </w:rPr>
+      </w:pPr>
+      <w:r>
+        <w:rPr>
+          <w:sz w:val="28"/>
+          <w:szCs w:val="28"/>
+        </w:rPr>
+        <w:t>Об информации, информационных технологиях и о защите информации (Федеральный закон №149-ФЗ от 27.07.2006) – закрепляет общие положения о доступе к информации и ее защите;</w:t>
+      </w:r>
+    </w:p>
+    <w:p>
+      <w:pPr>
+        <w:numPr>
+          <w:ilvl w:val="0"/>
+          <w:numId w:val="6"/>
+        </w:numPr>
+        <w:spacing w:line="360" w:lineRule="auto"/>
+        <w:ind w:left="0" w:firstLine="709"/>
+        <w:jc w:val="both"/>
+        <w:rPr>
+          <w:sz w:val="28"/>
+          <w:szCs w:val="28"/>
+        </w:rPr>
+      </w:pPr>
+      <w:r>
+        <w:rPr>
+          <w:sz w:val="28"/>
+          <w:szCs w:val="28"/>
+        </w:rPr>
+        <w:lastRenderedPageBreak/>
+        <w:t>О государственной тайне (Закон РФ №5485-1-ФЗ от 21.06.1993, с изменениями) – определяет перечень сведений, составляющих государственную тайну.</w:t>
+      </w:r>
+    </w:p>
+    <w:p>
+      <w:pPr>
+        <w:spacing w:line="360" w:lineRule="auto"/>
+        <w:ind w:firstLine="709"/>
+        <w:jc w:val="both"/>
+        <w:rPr>
+          <w:sz w:val="28"/>
+          <w:szCs w:val="28"/>
+        </w:rPr>
+      </w:pPr>
+      <w:r>
+        <w:rPr>
+          <w:sz w:val="28"/>
+          <w:szCs w:val="28"/>
+        </w:rPr>
+        <w:t>Основные законодательные акты, регламентирующие защиту персональных данных:</w:t>
+      </w:r>
+    </w:p>
+    <w:p>
+      <w:pPr>
+        <w:numPr>
+          <w:ilvl w:val="0"/>
+          <w:numId w:val="6"/>
+        </w:numPr>
+        <w:spacing w:line="360" w:lineRule="auto"/>
+        <w:ind w:left="0" w:firstLine="709"/>
+        <w:jc w:val="both"/>
+        <w:rPr>
+          <w:sz w:val="28"/>
+          <w:szCs w:val="28"/>
+        </w:rPr>
+      </w:pPr>
+      <w:r>
+        <w:rPr>
+          <w:sz w:val="28"/>
+          <w:szCs w:val="28"/>
+        </w:rPr>
+        <w:t>О персональных данных (Федеральный закон №152-ФЗ от 27.07.2006, ред. от 04.06.2014) – устанавливает порядок обработки персональных данных физических лиц;</w:t>
+      </w:r>
+    </w:p>
+    <w:p>
+      <w:pPr>
+        <w:numPr>
+          <w:ilvl w:val="0"/>
+          <w:numId w:val="6"/>
+        </w:numPr>
+        <w:spacing w:line="360" w:lineRule="auto"/>
+        <w:ind w:left="0" w:firstLine="709"/>
+        <w:jc w:val="both"/>
+        <w:rPr>
+          <w:sz w:val="28"/>
+          <w:szCs w:val="28"/>
+        </w:rPr>
+      </w:pPr>
+      <w:r>
+        <w:rPr>
+          <w:sz w:val="28"/>
+          <w:szCs w:val="28"/>
+        </w:rPr>
+        <w:t>Постановление Правительства РФ №1119 от 01.11.2012 «Об утверждении требований к защите персональных данных при их обработке в информационных системах персональных данных»;</w:t>
+      </w:r>
+    </w:p>
+    <w:p>
+      <w:pPr>
+        <w:numPr>
+          <w:ilvl w:val="0"/>
+          <w:numId w:val="6"/>
+        </w:numPr>
+        <w:spacing w:line="360" w:lineRule="auto"/>
+        <w:ind w:left="0" w:firstLine="709"/>
+        <w:jc w:val="both"/>
+        <w:rPr>
+          <w:sz w:val="28"/>
+          <w:szCs w:val="28"/>
+        </w:rPr>
+      </w:pPr>
+      <w:r>
+        <w:rPr>
+          <w:sz w:val="28"/>
+          <w:szCs w:val="28"/>
+        </w:rPr>
+        <w:t>Указ Президента РФ №188 от 06.03.1997 «Об утверждении перечня сведений конфиденциального характера»;</w:t>
+      </w:r>
+    </w:p>
+    <w:p>
+      <w:pPr>
+        <w:numPr>
+          <w:ilvl w:val="0"/>
+          <w:numId w:val="6"/>
+        </w:numPr>
+        <w:spacing w:line="360" w:lineRule="auto"/>
+        <w:ind w:left="0" w:firstLine="709"/>
+        <w:jc w:val="both"/>
+        <w:rPr>
+          <w:sz w:val="28"/>
+          <w:szCs w:val="28"/>
+        </w:rPr>
+      </w:pPr>
+      <w:r>
+        <w:rPr>
+          <w:sz w:val="28"/>
+          <w:szCs w:val="28"/>
+        </w:rPr>
+        <w:t>Уголовный кодекс РФ (Закон РФ №63-ФЗ от 13.06.1996) – предусматривает уголовную ответственность за нарушение неприкосновенности частной жизни и незаконный оборот персональных данных.</w:t>
+      </w:r>
+    </w:p>
+    <w:p>
+      <w:pPr>
+        <w:spacing w:line="360" w:lineRule="auto"/>
+        <w:jc w:val="both"/>
+        <w:rPr>
+          <w:sz w:val="32"/>
+          <w:szCs w:val="28"/>
+        </w:rPr>
+      </w:pPr>
+    </w:p>
+    <w:bookmarkEnd w:id="1"/>
+    <w:p>
+      <w:pPr>
+        <w:spacing w:line="360" w:lineRule="auto"/>
+        <w:ind w:firstLine="708"/>
+        <w:jc w:val="both"/>
+        <w:rPr>
+          <w:b/>
+          <w:sz w:val="32"/>
+          <w:szCs w:val="28"/>
+        </w:rPr>
+      </w:pPr>
+      <w:r>
+        <w:rPr>
+          <w:b/>
+          <w:sz w:val="28"/>
+        </w:rPr>
+        <w:t>Конфигурация и периметр безопасности рассматриваемого объекта защиты</w:t>
+      </w:r>
+      <w:r>
+        <w:rPr>
+          <w:b/>
+          <w:sz w:val="28"/>
+        </w:rPr>
+        <w:t>.</w:t>
+      </w:r>
+    </w:p>
+    <w:p>
+      <w:pPr>
+        <w:spacing w:line="360" w:lineRule="auto"/>
+        <w:ind w:firstLine="708"/>
+        <w:jc w:val="both"/>
+        <w:rPr>
+          <w:bCs/>
+          <w:sz w:val="28"/>
+        </w:rPr>
+      </w:pPr>
+      <w:r>
+        <w:rPr>
+          <w:bCs/>
+          <w:sz w:val="28"/>
+        </w:rPr>
+        <w:t>Объект защиты – частное малое предприятие по сборке сигнализаций.</w:t>
+      </w:r>
+    </w:p>
+    <w:p>
+      <w:pPr>
+        <w:spacing w:line="360" w:lineRule="auto"/>
+        <w:ind w:firstLine="708"/>
+        <w:jc w:val="both"/>
+        <w:rPr>
+          <w:bCs/>
+          <w:sz w:val="28"/>
+        </w:rPr>
+      </w:pPr>
+      <w:r>
+        <w:rPr>
+          <w:bCs/>
+          <w:sz w:val="28"/>
+        </w:rPr>
+        <w:t>В состав предприятия входят следующие структурные зоны:</w:t>
+      </w:r>
+    </w:p>
+    <w:p>
+      <w:pPr>
+        <w:pStyle w:val="a7"/>
+        <w:numPr>
+          <w:ilvl w:val="0"/>
+          <w:numId w:val="10"/>
+        </w:numPr>
+        <w:spacing w:line="360" w:lineRule="auto"/>
+        <w:jc w:val="both"/>
+        <w:rPr>
+          <w:bCs/>
+          <w:sz w:val="28"/>
+        </w:rPr>
+      </w:pPr>
+      <w:r>
+        <w:rPr>
+          <w:bCs/>
+          <w:sz w:val="28"/>
+        </w:rPr>
+        <w:t xml:space="preserve">Бухгалтерия – рабочее место бухгалтера, где осуществляется ведение бухгалтерского учета предприятия с использованием программного продукта </w:t>
+      </w:r>
+      <w:r>
+        <w:rPr>
+          <w:bCs/>
+          <w:i/>
+          <w:iCs/>
+          <w:sz w:val="28"/>
+        </w:rPr>
+        <w:t>1</w:t>
+      </w:r>
+      <w:proofErr w:type="gramStart"/>
+      <w:r>
+        <w:rPr>
+          <w:bCs/>
+          <w:i/>
+          <w:iCs/>
+          <w:sz w:val="28"/>
+        </w:rPr>
+        <w:t>С:Бухгалтерия</w:t>
+      </w:r>
+      <w:proofErr w:type="gramEnd"/>
+      <w:r>
+        <w:rPr>
+          <w:bCs/>
+          <w:sz w:val="28"/>
+        </w:rPr>
+        <w:t>;</w:t>
+      </w:r>
+    </w:p>
+    <w:p>
+      <w:pPr>
+        <w:pStyle w:val="a7"/>
+        <w:numPr>
+          <w:ilvl w:val="0"/>
+          <w:numId w:val="10"/>
+        </w:numPr>
+        <w:spacing w:line="360" w:lineRule="auto"/>
+        <w:jc w:val="both"/>
+        <w:rPr>
+          <w:bCs/>
+          <w:sz w:val="28"/>
+        </w:rPr>
+      </w:pPr>
+      <w:r>
+        <w:rPr>
+          <w:bCs/>
+          <w:sz w:val="28"/>
+        </w:rPr>
+        <w:t xml:space="preserve">Склад – помещение для хранения комплектующих и запчастей, где ведётся учёт товаров и материалов с использованием программы </w:t>
+      </w:r>
+      <w:r>
+        <w:rPr>
+          <w:bCs/>
+          <w:i/>
+          <w:iCs/>
+          <w:sz w:val="28"/>
+        </w:rPr>
+        <w:t>1</w:t>
+      </w:r>
+      <w:proofErr w:type="gramStart"/>
+      <w:r>
+        <w:rPr>
+          <w:bCs/>
+          <w:i/>
+          <w:iCs/>
+          <w:sz w:val="28"/>
+        </w:rPr>
+        <w:t>С:Склад</w:t>
+      </w:r>
+      <w:proofErr w:type="gramEnd"/>
+      <w:r>
+        <w:rPr>
+          <w:bCs/>
+          <w:sz w:val="28"/>
+        </w:rPr>
+        <w:t>;</w:t>
+      </w:r>
+    </w:p>
+    <w:p>
+      <w:pPr>
+        <w:pStyle w:val="a7"/>
+        <w:numPr>
+          <w:ilvl w:val="0"/>
+          <w:numId w:val="10"/>
+        </w:numPr>
+        <w:spacing w:line="360" w:lineRule="auto"/>
+        <w:jc w:val="both"/>
+        <w:rPr>
+          <w:bCs/>
+          <w:sz w:val="28"/>
+        </w:rPr>
+      </w:pPr>
+      <w:r>
+        <w:rPr>
+          <w:bCs/>
+          <w:sz w:val="28"/>
+        </w:rPr>
+        <w:t xml:space="preserve">Руководство – рабочее место руководителя предприятия, где </w:t>
+      </w:r>
+      <w:r>
+        <w:rPr>
+          <w:bCs/>
+          <w:sz w:val="28"/>
+        </w:rPr>
+        <w:lastRenderedPageBreak/>
+        <w:t>осуществляется управление деятельностью организации, работа с документацией и информацией о поставщиках и клиентах;</w:t>
+      </w:r>
+    </w:p>
+    <w:p>
+      <w:pPr>
+        <w:pStyle w:val="a7"/>
+        <w:numPr>
+          <w:ilvl w:val="0"/>
+          <w:numId w:val="10"/>
+        </w:numPr>
+        <w:spacing w:line="360" w:lineRule="auto"/>
+        <w:jc w:val="both"/>
+        <w:rPr>
+          <w:bCs/>
+          <w:sz w:val="28"/>
+        </w:rPr>
+      </w:pPr>
+      <w:r>
+        <w:rPr>
+          <w:bCs/>
+          <w:sz w:val="28"/>
+        </w:rPr>
+        <w:t>Рабочая зона сотрудников – рабочие места сотрудников, использующих компьютеры для работы с технологическими картами, информацией об оборудовании и заказах;</w:t>
+      </w:r>
+    </w:p>
+    <w:p>
+      <w:pPr>
+        <w:pStyle w:val="a7"/>
+        <w:numPr>
+          <w:ilvl w:val="0"/>
+          <w:numId w:val="10"/>
+        </w:numPr>
+        <w:spacing w:line="360" w:lineRule="auto"/>
+        <w:jc w:val="both"/>
+        <w:rPr>
+          <w:bCs/>
+          <w:sz w:val="28"/>
+        </w:rPr>
+      </w:pPr>
+      <w:r>
+        <w:rPr>
+          <w:bCs/>
+          <w:sz w:val="28"/>
+        </w:rPr>
+        <w:t>Локальная вычислительная сеть предприятия – объединяет 4 компьютера, расположенных в бухгалтерии, на складе и у руководства.</w:t>
+      </w:r>
+    </w:p>
+    <w:p>
+      <w:pPr>
+        <w:spacing w:line="360" w:lineRule="auto"/>
+        <w:ind w:firstLine="708"/>
+        <w:jc w:val="both"/>
+        <w:rPr>
+          <w:bCs/>
+          <w:sz w:val="28"/>
+        </w:rPr>
+      </w:pPr>
+      <w:r>
+        <w:rPr>
+          <w:bCs/>
+          <w:sz w:val="28"/>
+        </w:rPr>
+        <w:t>Все компьютеры предприятия объединены в единую локальную сеть, обеспечивающую обмен данными между подразделениями. Сетевое взаимодействие осуществляется через сетевой коммутатор, который соединяет рабочие станции.</w:t>
+      </w:r>
+    </w:p>
+    <w:p>
+      <w:pPr>
+        <w:spacing w:line="360" w:lineRule="auto"/>
+        <w:ind w:firstLine="708"/>
+        <w:jc w:val="both"/>
+        <w:rPr>
+          <w:bCs/>
+          <w:sz w:val="28"/>
+        </w:rPr>
+      </w:pPr>
+      <w:r>
+        <w:rPr>
+          <w:bCs/>
+          <w:sz w:val="28"/>
+        </w:rPr>
+        <w:t>Доступ к сети Интернет осуществляется через маршрутизатор, обеспечивающий подключение локальной сети предприятия к внешним информационным ресурсам.</w:t>
+      </w:r>
+    </w:p>
+    <w:p>
+      <w:pPr>
+        <w:spacing w:line="360" w:lineRule="auto"/>
+        <w:ind w:firstLine="708"/>
+        <w:jc w:val="both"/>
+        <w:rPr>
+          <w:bCs/>
+          <w:sz w:val="28"/>
+        </w:rPr>
+      </w:pPr>
+      <w:r>
+        <w:rPr>
+          <w:bCs/>
+          <w:sz w:val="28"/>
+        </w:rPr>
+        <w:t>Основные информационные ресурсы предприятия включают:</w:t>
+      </w:r>
+    </w:p>
+    <w:p>
+      <w:pPr>
+        <w:pStyle w:val="a7"/>
+        <w:numPr>
+          <w:ilvl w:val="0"/>
+          <w:numId w:val="15"/>
+        </w:numPr>
+        <w:spacing w:line="360" w:lineRule="auto"/>
+        <w:jc w:val="both"/>
+        <w:rPr>
+          <w:bCs/>
+          <w:sz w:val="28"/>
+        </w:rPr>
+      </w:pPr>
+      <w:r>
+        <w:rPr>
+          <w:bCs/>
+          <w:sz w:val="28"/>
+        </w:rPr>
+        <w:t>информацию о закупаемых запчастях;</w:t>
+      </w:r>
+    </w:p>
+    <w:p>
+      <w:pPr>
+        <w:pStyle w:val="a7"/>
+        <w:numPr>
+          <w:ilvl w:val="0"/>
+          <w:numId w:val="15"/>
+        </w:numPr>
+        <w:spacing w:line="360" w:lineRule="auto"/>
+        <w:jc w:val="both"/>
+        <w:rPr>
+          <w:bCs/>
+          <w:sz w:val="28"/>
+        </w:rPr>
+      </w:pPr>
+      <w:r>
+        <w:rPr>
+          <w:bCs/>
+          <w:sz w:val="28"/>
+        </w:rPr>
+        <w:t>данные о складских запасах;</w:t>
+      </w:r>
+    </w:p>
+    <w:p>
+      <w:pPr>
+        <w:pStyle w:val="a7"/>
+        <w:numPr>
+          <w:ilvl w:val="0"/>
+          <w:numId w:val="15"/>
+        </w:numPr>
+        <w:spacing w:line="360" w:lineRule="auto"/>
+        <w:jc w:val="both"/>
+        <w:rPr>
+          <w:bCs/>
+          <w:sz w:val="28"/>
+        </w:rPr>
+      </w:pPr>
+      <w:r>
+        <w:rPr>
+          <w:bCs/>
+          <w:sz w:val="28"/>
+        </w:rPr>
+        <w:t>сведения о поставщиках;</w:t>
+      </w:r>
+    </w:p>
+    <w:p>
+      <w:pPr>
+        <w:pStyle w:val="a7"/>
+        <w:numPr>
+          <w:ilvl w:val="0"/>
+          <w:numId w:val="15"/>
+        </w:numPr>
+        <w:spacing w:line="360" w:lineRule="auto"/>
+        <w:jc w:val="both"/>
+        <w:rPr>
+          <w:bCs/>
+          <w:sz w:val="28"/>
+        </w:rPr>
+      </w:pPr>
+      <w:r>
+        <w:rPr>
+          <w:bCs/>
+          <w:sz w:val="28"/>
+        </w:rPr>
+        <w:t>информацию о клиентах (потребителях);</w:t>
+      </w:r>
+    </w:p>
+    <w:p>
+      <w:pPr>
+        <w:pStyle w:val="a7"/>
+        <w:numPr>
+          <w:ilvl w:val="0"/>
+          <w:numId w:val="15"/>
+        </w:numPr>
+        <w:spacing w:line="360" w:lineRule="auto"/>
+        <w:jc w:val="both"/>
+        <w:rPr>
+          <w:bCs/>
+          <w:sz w:val="28"/>
+        </w:rPr>
+      </w:pPr>
+      <w:r>
+        <w:rPr>
+          <w:bCs/>
+          <w:sz w:val="28"/>
+        </w:rPr>
+        <w:t>технологические карты сборки сигнализаций;</w:t>
+      </w:r>
+    </w:p>
+    <w:p>
+      <w:pPr>
+        <w:pStyle w:val="a7"/>
+        <w:numPr>
+          <w:ilvl w:val="0"/>
+          <w:numId w:val="15"/>
+        </w:numPr>
+        <w:spacing w:line="360" w:lineRule="auto"/>
+        <w:jc w:val="both"/>
+        <w:rPr>
+          <w:bCs/>
+          <w:sz w:val="28"/>
+        </w:rPr>
+      </w:pPr>
+      <w:r>
+        <w:rPr>
+          <w:bCs/>
+          <w:sz w:val="28"/>
+        </w:rPr>
+        <w:t>информацию о сотрудниках предприятия;</w:t>
+      </w:r>
+    </w:p>
+    <w:p>
+      <w:pPr>
+        <w:pStyle w:val="a7"/>
+        <w:numPr>
+          <w:ilvl w:val="0"/>
+          <w:numId w:val="15"/>
+        </w:numPr>
+        <w:spacing w:line="360" w:lineRule="auto"/>
+        <w:jc w:val="both"/>
+        <w:rPr>
+          <w:bCs/>
+          <w:sz w:val="28"/>
+        </w:rPr>
+      </w:pPr>
+      <w:r>
+        <w:rPr>
+          <w:bCs/>
+          <w:sz w:val="28"/>
+        </w:rPr>
+        <w:t>сведения об используемом оборудовании;</w:t>
+      </w:r>
+    </w:p>
+    <w:p>
+      <w:pPr>
+        <w:pStyle w:val="a7"/>
+        <w:numPr>
+          <w:ilvl w:val="0"/>
+          <w:numId w:val="15"/>
+        </w:numPr>
+        <w:spacing w:line="360" w:lineRule="auto"/>
+        <w:jc w:val="both"/>
+        <w:rPr>
+          <w:bCs/>
+          <w:sz w:val="28"/>
+        </w:rPr>
+      </w:pPr>
+      <w:r>
+        <w:rPr>
+          <w:bCs/>
+          <w:sz w:val="28"/>
+        </w:rPr>
+        <w:t>бухгалтерскую документацию и финансовые данные.</w:t>
+      </w:r>
+    </w:p>
+    <w:p>
+      <w:pPr>
+        <w:spacing w:line="360" w:lineRule="auto"/>
+        <w:ind w:firstLine="708"/>
+        <w:jc w:val="both"/>
+        <w:rPr>
+          <w:bCs/>
+          <w:sz w:val="28"/>
+        </w:rPr>
+      </w:pPr>
+      <w:r>
+        <w:rPr>
+          <w:bCs/>
+          <w:sz w:val="28"/>
+        </w:rPr>
+        <w:t>Периметр безопасности объекта защиты включает:</w:t>
+      </w:r>
+    </w:p>
+    <w:p>
+      <w:pPr>
+        <w:pStyle w:val="a7"/>
+        <w:numPr>
+          <w:ilvl w:val="0"/>
+          <w:numId w:val="16"/>
+        </w:numPr>
+        <w:spacing w:line="360" w:lineRule="auto"/>
+        <w:jc w:val="both"/>
+        <w:rPr>
+          <w:bCs/>
+          <w:sz w:val="28"/>
+        </w:rPr>
+      </w:pPr>
+      <w:r>
+        <w:rPr>
+          <w:bCs/>
+          <w:sz w:val="28"/>
+        </w:rPr>
+        <w:t>внутреннюю локальную сеть предприятия;</w:t>
+      </w:r>
+    </w:p>
+    <w:p>
+      <w:pPr>
+        <w:pStyle w:val="a7"/>
+        <w:numPr>
+          <w:ilvl w:val="0"/>
+          <w:numId w:val="16"/>
+        </w:numPr>
+        <w:spacing w:line="360" w:lineRule="auto"/>
+        <w:jc w:val="both"/>
+        <w:rPr>
+          <w:bCs/>
+          <w:sz w:val="28"/>
+        </w:rPr>
+      </w:pPr>
+      <w:r>
+        <w:rPr>
+          <w:bCs/>
+          <w:sz w:val="28"/>
+        </w:rPr>
+        <w:t>рабочие станции сотрудников;</w:t>
+      </w:r>
+    </w:p>
+    <w:p>
+      <w:pPr>
+        <w:pStyle w:val="a7"/>
+        <w:numPr>
+          <w:ilvl w:val="0"/>
+          <w:numId w:val="16"/>
+        </w:numPr>
+        <w:spacing w:line="360" w:lineRule="auto"/>
+        <w:jc w:val="both"/>
+        <w:rPr>
+          <w:bCs/>
+          <w:sz w:val="28"/>
+        </w:rPr>
+      </w:pPr>
+      <w:r>
+        <w:rPr>
+          <w:bCs/>
+          <w:sz w:val="28"/>
+        </w:rPr>
+        <w:t>программные системы учета (1</w:t>
+      </w:r>
+      <w:proofErr w:type="gramStart"/>
+      <w:r>
+        <w:rPr>
+          <w:bCs/>
+          <w:sz w:val="28"/>
+        </w:rPr>
+        <w:t>С:Бухгалтерия</w:t>
+      </w:r>
+      <w:proofErr w:type="gramEnd"/>
+      <w:r>
+        <w:rPr>
+          <w:bCs/>
+          <w:sz w:val="28"/>
+        </w:rPr>
+        <w:t>, 1</w:t>
+      </w:r>
+      <w:proofErr w:type="gramStart"/>
+      <w:r>
+        <w:rPr>
+          <w:bCs/>
+          <w:sz w:val="28"/>
+        </w:rPr>
+        <w:t>С:Склад</w:t>
+      </w:r>
+      <w:proofErr w:type="gramEnd"/>
+      <w:r>
+        <w:rPr>
+          <w:bCs/>
+          <w:sz w:val="28"/>
+        </w:rPr>
+        <w:t>);</w:t>
+      </w:r>
+    </w:p>
+    <w:p>
+      <w:pPr>
+        <w:pStyle w:val="a7"/>
+        <w:numPr>
+          <w:ilvl w:val="0"/>
+          <w:numId w:val="16"/>
+        </w:numPr>
+        <w:spacing w:line="360" w:lineRule="auto"/>
+        <w:jc w:val="both"/>
+        <w:rPr>
+          <w:bCs/>
+          <w:sz w:val="28"/>
+        </w:rPr>
+      </w:pPr>
+      <w:r>
+        <w:rPr>
+          <w:bCs/>
+          <w:sz w:val="28"/>
+        </w:rPr>
+        <w:t>базы данных предприятия;</w:t>
+      </w:r>
+    </w:p>
+    <w:p>
+      <w:pPr>
+        <w:pStyle w:val="a7"/>
+        <w:numPr>
+          <w:ilvl w:val="0"/>
+          <w:numId w:val="16"/>
+        </w:numPr>
+        <w:spacing w:line="360" w:lineRule="auto"/>
+        <w:jc w:val="both"/>
+        <w:rPr>
+          <w:bCs/>
+          <w:sz w:val="28"/>
+        </w:rPr>
+      </w:pPr>
+      <w:r>
+        <w:rPr>
+          <w:bCs/>
+          <w:sz w:val="28"/>
+        </w:rPr>
+        <w:t>сетевое оборудование (коммутатор, маршрутизатор);</w:t>
+      </w:r>
+    </w:p>
+    <w:p>
+      <w:pPr>
+        <w:pStyle w:val="a7"/>
+        <w:numPr>
+          <w:ilvl w:val="0"/>
+          <w:numId w:val="16"/>
+        </w:numPr>
+        <w:spacing w:line="360" w:lineRule="auto"/>
+        <w:jc w:val="both"/>
+        <w:rPr>
+          <w:bCs/>
+          <w:sz w:val="28"/>
+        </w:rPr>
+      </w:pPr>
+      <w:r>
+        <w:rPr>
+          <w:bCs/>
+          <w:sz w:val="28"/>
+        </w:rPr>
+        <w:lastRenderedPageBreak/>
+        <w:t>доступ в сеть Интернет.</w:t>
+      </w:r>
+    </w:p>
+    <w:p>
+      <w:pPr>
+        <w:spacing w:line="360" w:lineRule="auto"/>
+        <w:jc w:val="both"/>
+        <w:rPr>
+          <w:bCs/>
+          <w:sz w:val="28"/>
+        </w:rPr>
+      </w:pPr>
+    </w:p>
+    <w:p>
+      <w:pPr>
+        <w:spacing w:line="360" w:lineRule="auto"/>
+        <w:jc w:val="center"/>
+        <w:rPr>
+          <w:noProof/>
+          <w14:ligatures w14:val="standardContextual"/>
+        </w:rPr>
+      </w:pPr>
+      <w:r>
+        <w:rPr>
+          <w:noProof/>
+          <w14:ligatures w14:val="standardContextual"/>
+        </w:rPr>
+        <w:drawing>
+          <wp:inline distT="0" distB="0" distL="0" distR="0" wp14:anchorId="504C4CE9" wp14:editId="0B965D8D">
+            <wp:extent cx="4461593" cy="3048000"/>
+            <wp:effectExtent l="0" t="0" r="0" b="0"/>
+            <wp:docPr id="2084119860" name="Рисунок 1"/>
+            <wp:cNvGraphicFramePr>
+              <a:graphicFrameLocks xmlns:a="http://schemas.openxmlformats.org/drawingml/2006/main" noChangeAspect="1"/>
+            </wp:cNvGraphicFramePr>
+            <a:graphic xmlns:a="http://schemas.openxmlformats.org/drawingml/2006/main">
+              <a:graphicData uri="http://schemas.openxmlformats.org/drawingml/2006/picture">
+                <pic:pic xmlns:pic="http://schemas.openxmlformats.org/drawingml/2006/picture">
+                  <pic:nvPicPr>
+                    <pic:cNvPr id="2084119860" name=""/>
+                    <pic:cNvPicPr/>
+                  </pic:nvPicPr>
+                  <pic:blipFill>
+                    <a:blip r:embed="rId8"/>
+                    <a:stretch>
+                      <a:fillRect/>
+                    </a:stretch>
+                  </pic:blipFill>
+                  <pic:spPr>
+                    <a:xfrm>
+                      <a:off x="0" y="0"/>
+                      <a:ext cx="4467838" cy="3052266"/>
+                    </a:xfrm>
+                    <a:prstGeom prst="rect">
+                      <a:avLst/>
+                    </a:prstGeom>
+                  </pic:spPr>
+                </pic:pic>
+              </a:graphicData>
+            </a:graphic>
+          </wp:inline>
+        </w:drawing>
+      </w:r>
+    </w:p>
+    <w:p>
+      <w:pPr>
+        <w:spacing w:line="360" w:lineRule="auto"/>
+        <w:ind w:firstLine="709"/>
+        <w:jc w:val="center"/>
+        <w:rPr>
+          <w:bCs/>
+          <w:sz w:val="28"/>
+        </w:rPr>
+      </w:pPr>
+      <w:r>
+        <w:rPr>
+          <w:bCs/>
+          <w:sz w:val="28"/>
+        </w:rPr>
+        <w:t>Рисунок 1 – Конфигурация и периметр безопасности объекта защиты</w:t>
+      </w:r>
+    </w:p>
+    <w:p>
+      <w:pPr>
+        <w:spacing w:line="360" w:lineRule="auto"/>
+        <w:jc w:val="both"/>
+        <w:rPr>
+          <w:bCs/>
+          <w:sz w:val="28"/>
+        </w:rPr>
+      </w:pPr>
+    </w:p>
+    <w:p>
+      <w:pPr>
+        <w:spacing w:line="360" w:lineRule="auto"/>
+        <w:ind w:firstLine="708"/>
+        <w:jc w:val="both"/>
+        <w:rPr>
+          <w:b/>
+          <w:sz w:val="28"/>
+        </w:rPr>
+      </w:pPr>
+      <w:r>
+        <w:rPr>
+          <w:b/>
+          <w:sz w:val="28"/>
+        </w:rPr>
+        <w:t>Информационные ресурсы, относящиеся к персональным данным и интеллектуальной собственности</w:t>
+      </w:r>
+    </w:p>
+    <w:p>
+      <w:pPr>
+        <w:spacing w:line="360" w:lineRule="auto"/>
+        <w:jc w:val="both"/>
+      </w:pPr>
+      <w:r>
+        <w:rPr>
+          <w:bCs/>
+          <w:sz w:val="28"/>
+        </w:rPr>
+        <w:t>Таблица 1 – Информационные ресурсы</w:t>
+      </w:r>
+    </w:p>
+    <w:tbl>
+      <w:tblPr>
+        <w:tblW w:w="5000" w:type="pct"/>
+        <w:jc w:val="center"/>
+        <w:tblBorders>
+          <w:top w:val="single" w:sz="4" w:space="0" w:color="auto"/>
+          <w:left w:val="single" w:sz="4" w:space="0" w:color="auto"/>
+          <w:bottom w:val="single" w:sz="4" w:space="0" w:color="auto"/>
+          <w:right w:val="single" w:sz="4" w:space="0" w:color="auto"/>
+          <w:insideH w:val="single" w:sz="4" w:space="0" w:color="auto"/>
+          <w:insideV w:val="single" w:sz="4" w:space="0" w:color="auto"/>
+        </w:tblBorders>
+        <w:tblLayout w:type="fixed"/>
+        <w:tblCellMar>
+          <w:top w:w="80" w:type="dxa"/>
+          <w:left w:w="120" w:type="dxa"/>
+          <w:bottom w:w="80" w:type="dxa"/>
+          <w:right w:w="120" w:type="dxa"/>
+        </w:tblCellMar>
+        <w:tblLook w:val="04A0" w:firstRow="1" w:lastRow="0" w:firstColumn="1" w:lastColumn="0" w:noHBand="0" w:noVBand="1"/>
+      </w:tblPr>
+      <w:tblGrid>
+        <w:gridCol w:w="1574"/>
+        <w:gridCol w:w="2083"/>
+        <w:gridCol w:w="2641"/>
+        <w:gridCol w:w="3047"/>
+      </w:tblGrid>
+      <w:tr>
+        <w:trPr>
+          <w:tblHeader/>
+          <w:jc w:val="center"/>
+        </w:trPr>
+        <w:tc>
+          <w:tcPr>
+            <w:tcW w:w="1574" w:type="dxa"/>
+            <w:vAlign w:val="center"/>
+          </w:tcPr>
+          <w:p>
+            <w:pPr>
+              <w:jc w:val="center"/>
+            </w:pPr>
+            <w:r>
+              <w:rPr>
+                <w:b/>
+                <w:bCs/>
+              </w:rPr>
+              <w:t>Вид собственности</w:t>
+            </w:r>
+          </w:p>
+        </w:tc>
+        <w:tc>
+          <w:tcPr>
+            <w:tcW w:w="2083" w:type="dxa"/>
+            <w:vAlign w:val="center"/>
+          </w:tcPr>
+          <w:p>
+            <w:pPr>
+              <w:jc w:val="center"/>
+            </w:pPr>
+            <w:r>
+              <w:rPr>
+                <w:b/>
+                <w:bCs/>
+              </w:rPr>
+              <w:t>Информационные ресурсы</w:t>
+            </w:r>
+          </w:p>
+        </w:tc>
+        <w:tc>
+          <w:tcPr>
+            <w:tcW w:w="2641" w:type="dxa"/>
+            <w:vAlign w:val="center"/>
+          </w:tcPr>
+          <w:p>
+            <w:pPr>
+              <w:jc w:val="center"/>
+            </w:pPr>
+            <w:r>
+              <w:rPr>
+                <w:b/>
+                <w:bCs/>
+              </w:rPr>
+              <w:t>Пользователи</w:t>
+            </w:r>
+          </w:p>
+        </w:tc>
+        <w:tc>
+          <w:tcPr>
+            <w:tcW w:w="3047" w:type="dxa"/>
+            <w:vAlign w:val="center"/>
+          </w:tcPr>
+          <w:p>
+            <w:pPr>
+              <w:jc w:val="center"/>
+            </w:pPr>
+            <w:r>
+              <w:rPr>
+                <w:b/>
+                <w:bCs/>
+              </w:rPr>
+              <w:t>Описание</w:t>
+            </w:r>
+          </w:p>
+        </w:tc>
+      </w:tr>
+      <w:tr>
+        <w:trPr>
+          <w:jc w:val="center"/>
+        </w:trPr>
+        <w:tc>
+          <w:tcPr>
+            <w:tcW w:w="1574" w:type="dxa"/>
+            <w:vMerge w:val="restart"/>
+            <w:vAlign w:val="center"/>
+          </w:tcPr>
+          <w:p>
+            <w:pPr>
+              <w:jc w:val="center"/>
+            </w:pPr>
+            <w:r>
+              <w:t>Персональные данные</w:t>
+            </w:r>
+          </w:p>
+        </w:tc>
+        <w:tc>
+          <w:tcPr>
+            <w:tcW w:w="2083" w:type="dxa"/>
+            <w:vAlign w:val="center"/>
+          </w:tcPr>
+          <w:p>
+            <w:pPr>
+              <w:jc w:val="center"/>
+            </w:pPr>
+            <w:r>
+              <w:t>Информация по сотрудникам</w:t>
+            </w:r>
+          </w:p>
+        </w:tc>
+        <w:tc>
+          <w:tcPr>
+            <w:tcW w:w="2641" w:type="dxa"/>
+            <w:vAlign w:val="center"/>
+          </w:tcPr>
+          <w:p>
+            <w:pPr>
+              <w:jc w:val="center"/>
+            </w:pPr>
+            <w:r>
+              <w:t>Директор, завучи, отдел кадров/секретарь, бухгалтерия</w:t>
+            </w:r>
+          </w:p>
+        </w:tc>
+        <w:tc>
+          <w:tcPr>
+            <w:tcW w:w="3047" w:type="dxa"/>
+            <w:vAlign w:val="center"/>
+          </w:tcPr>
+          <w:p>
+            <w:pPr>
+              <w:jc w:val="center"/>
+            </w:pPr>
+            <w:r>
+              <w:t>ФИО, должность, паспортные данные, СНИЛС/ИНН (при наличии в учёте), адрес/телефон, трудовые договоры, приказы, табели, сведения о зарплате (для бухгалтерии)</w:t>
+            </w:r>
+          </w:p>
+        </w:tc>
+      </w:tr>
+      <w:tr>
+        <w:trPr>
+          <w:jc w:val="center"/>
+        </w:trPr>
+        <w:tc>
+          <w:tcPr>
+            <w:tcW w:w="1574" w:type="dxa"/>
+            <w:vMerge/>
+            <w:vAlign w:val="center"/>
+          </w:tcPr>
+          <w:p>
+            <w:pPr>
+              <w:jc w:val="center"/>
+            </w:pPr>
+          </w:p>
+        </w:tc>
+        <w:tc>
+          <w:tcPr>
+            <w:tcW w:w="2083" w:type="dxa"/>
+            <w:vAlign w:val="center"/>
+          </w:tcPr>
+          <w:p>
+            <w:pPr>
+              <w:jc w:val="center"/>
+            </w:pPr>
+            <w:r>
+              <w:t>Информация по обучающимся</w:t>
+            </w:r>
+          </w:p>
+        </w:tc>
+        <w:tc>
+          <w:tcPr>
+            <w:tcW w:w="2641" w:type="dxa"/>
+            <w:vAlign w:val="center"/>
+          </w:tcPr>
+          <w:p>
+            <w:pPr>
+              <w:jc w:val="center"/>
+            </w:pPr>
+            <w:r>
+              <w:t>Директор, завучи, учебная часть/секретарь, классные руководители/кураторы (в пределах групп)</w:t>
+            </w:r>
+          </w:p>
+        </w:tc>
+        <w:tc>
+          <w:tcPr>
+            <w:tcW w:w="3047" w:type="dxa"/>
+            <w:vAlign w:val="center"/>
+          </w:tcPr>
+          <w:p>
+            <w:pPr>
+              <w:jc w:val="center"/>
+            </w:pPr>
+            <w:r>
+              <w:t>ФИО, дата рождения, паспорт/свидетельство, адрес, контакты, данные родителей (если применимо), приказы о зачислении/отчислении, личные дела</w:t>
+            </w:r>
+          </w:p>
+        </w:tc>
+      </w:tr>
+    </w:tbl>
+    <w:p>
+      <w:pPr>
+        <w:spacing w:line="360" w:lineRule="auto"/>
+        <w:jc w:val="both"/>
+        <w:rPr>
+          <w:bCs/>
+          <w:sz w:val="28"/>
+        </w:rPr>
+      </w:pPr>
+    </w:p>
+    <w:p>
+      <w:pPr>
+        <w:spacing w:line="360" w:lineRule="auto"/>
+        <w:jc w:val="both"/>
+        <w:rPr>
+          <w:bCs/>
+          <w:sz w:val="28"/>
+        </w:rPr>
+      </w:pPr>
+      <w:r>
+        <w:rPr>
+          <w:bCs/>
+          <w:sz w:val="28"/>
+        </w:rPr>
+        <w:lastRenderedPageBreak/>
+        <w:t>Продолжение таблицы 1</w:t>
+      </w:r>
+    </w:p>
+    <w:tbl>
+      <w:tblPr>
+        <w:tblW w:w="5000" w:type="pct"/>
+        <w:jc w:val="center"/>
+        <w:tblBorders>
+          <w:top w:val="single" w:sz="4" w:space="0" w:color="auto"/>
+          <w:left w:val="single" w:sz="4" w:space="0" w:color="auto"/>
+          <w:bottom w:val="single" w:sz="4" w:space="0" w:color="auto"/>
+          <w:right w:val="single" w:sz="4" w:space="0" w:color="auto"/>
+          <w:insideH w:val="single" w:sz="4" w:space="0" w:color="auto"/>
+          <w:insideV w:val="single" w:sz="4" w:space="0" w:color="auto"/>
+        </w:tblBorders>
+        <w:tblLayout w:type="fixed"/>
+        <w:tblCellMar>
+          <w:top w:w="80" w:type="dxa"/>
+          <w:left w:w="120" w:type="dxa"/>
+          <w:bottom w:w="80" w:type="dxa"/>
+          <w:right w:w="120" w:type="dxa"/>
+        </w:tblCellMar>
+        <w:tblLook w:val="04A0" w:firstRow="1" w:lastRow="0" w:firstColumn="1" w:lastColumn="0" w:noHBand="0" w:noVBand="1"/>
+      </w:tblPr>
+      <w:tblGrid>
+        <w:gridCol w:w="1574"/>
+        <w:gridCol w:w="2083"/>
+        <w:gridCol w:w="2641"/>
+        <w:gridCol w:w="3047"/>
+      </w:tblGrid>
+      <w:tr>
+        <w:trPr>
+          <w:jc w:val="center"/>
+        </w:trPr>
+        <w:tc>
+          <w:tcPr>
+            <w:tcW w:w="1574" w:type="dxa"/>
+            <w:vAlign w:val="center"/>
+          </w:tcPr>
+          <w:p>
+            <w:pPr>
+              <w:jc w:val="center"/>
+              <w:rPr>
+                <w:lang w:val="en-US"/>
+              </w:rPr>
+            </w:pPr>
+            <w:r>
+              <w:rPr>
+                <w:b/>
+                <w:bCs/>
+              </w:rPr>
+              <w:t>Вид собственности</w:t>
+            </w:r>
+          </w:p>
+        </w:tc>
+        <w:tc>
+          <w:tcPr>
+            <w:tcW w:w="2083" w:type="dxa"/>
+            <w:vAlign w:val="center"/>
+          </w:tcPr>
+          <w:p>
+            <w:pPr>
+              <w:jc w:val="center"/>
+            </w:pPr>
+            <w:r>
+              <w:rPr>
+                <w:b/>
+                <w:bCs/>
+              </w:rPr>
+              <w:t>Информационные ресурсы</w:t>
+            </w:r>
+          </w:p>
+        </w:tc>
+        <w:tc>
+          <w:tcPr>
+            <w:tcW w:w="2641" w:type="dxa"/>
+            <w:vAlign w:val="center"/>
+          </w:tcPr>
+          <w:p>
+            <w:pPr>
+              <w:jc w:val="center"/>
+            </w:pPr>
+            <w:r>
+              <w:rPr>
+                <w:b/>
+                <w:bCs/>
+              </w:rPr>
+              <w:t>Пользователи</w:t>
+            </w:r>
+          </w:p>
+        </w:tc>
+        <w:tc>
+          <w:tcPr>
+            <w:tcW w:w="3047" w:type="dxa"/>
+            <w:vAlign w:val="center"/>
+          </w:tcPr>
+          <w:p>
+            <w:pPr>
+              <w:jc w:val="center"/>
+            </w:pPr>
+            <w:r>
+              <w:rPr>
+                <w:b/>
+                <w:bCs/>
+              </w:rPr>
+              <w:t>Описание</w:t>
+            </w:r>
+          </w:p>
+        </w:tc>
+      </w:tr>
+      <w:tr>
+        <w:trPr>
+          <w:jc w:val="center"/>
+        </w:trPr>
+        <w:tc>
+          <w:tcPr>
+            <w:tcW w:w="1574" w:type="dxa"/>
+            <w:vMerge w:val="restart"/>
+            <w:vAlign w:val="center"/>
+          </w:tcPr>
+          <w:p>
+            <w:pPr>
+              <w:jc w:val="center"/>
+            </w:pPr>
+          </w:p>
+        </w:tc>
+        <w:tc>
+          <w:tcPr>
+            <w:tcW w:w="2083" w:type="dxa"/>
+            <w:vAlign w:val="center"/>
+          </w:tcPr>
+          <w:p>
+            <w:pPr>
+              <w:jc w:val="center"/>
+            </w:pPr>
+            <w:r>
+              <w:t>Успеваемость и посещаемость</w:t>
+            </w:r>
+          </w:p>
+        </w:tc>
+        <w:tc>
+          <w:tcPr>
+            <w:tcW w:w="2641" w:type="dxa"/>
+            <w:vAlign w:val="center"/>
+          </w:tcPr>
+          <w:p>
+            <w:pPr>
+              <w:jc w:val="center"/>
+            </w:pPr>
+            <w:r>
+              <w:t>Преподаватели, кураторы, завучи</w:t>
+            </w:r>
+            <w:r>
+              <w:t>, студенты</w:t>
+            </w:r>
+          </w:p>
+        </w:tc>
+        <w:tc>
+          <w:tcPr>
+            <w:tcW w:w="3047" w:type="dxa"/>
+            <w:vAlign w:val="center"/>
+          </w:tcPr>
+          <w:p>
+            <w:pPr>
+              <w:jc w:val="center"/>
+            </w:pPr>
+            <w:r>
+              <w:t>Оценки, результаты аттестаций, ведомости, журналы, данные посещаемости, замечания/характеристики (если ведутся)</w:t>
+            </w:r>
+          </w:p>
+        </w:tc>
+      </w:tr>
+      <w:tr>
+        <w:trPr>
+          <w:jc w:val="center"/>
+        </w:trPr>
+        <w:tc>
+          <w:tcPr>
+            <w:tcW w:w="1574" w:type="dxa"/>
+            <w:vMerge/>
+            <w:vAlign w:val="center"/>
+          </w:tcPr>
+          <w:p>
+            <w:pPr>
+              <w:jc w:val="center"/>
+            </w:pPr>
+          </w:p>
+        </w:tc>
+        <w:tc>
+          <w:tcPr>
+            <w:tcW w:w="2083" w:type="dxa"/>
+            <w:vAlign w:val="center"/>
+          </w:tcPr>
+          <w:p>
+            <w:pPr>
+              <w:jc w:val="center"/>
+            </w:pPr>
+            <w:r>
+              <w:t>Данные пропускной системы (турникет)</w:t>
+            </w:r>
+          </w:p>
+        </w:tc>
+        <w:tc>
+          <w:tcPr>
+            <w:tcW w:w="2641" w:type="dxa"/>
+            <w:vAlign w:val="center"/>
+          </w:tcPr>
+          <w:p>
+            <w:pPr>
+              <w:jc w:val="center"/>
+            </w:pPr>
+            <w:r>
+              <w:t>Охрана/вахта, администрация (ответственный), ИТ-ответственный</w:t>
+            </w:r>
+          </w:p>
+        </w:tc>
+        <w:tc>
+          <w:tcPr>
+            <w:tcW w:w="3047" w:type="dxa"/>
+            <w:vAlign w:val="center"/>
+          </w:tcPr>
+          <w:p>
+            <w:pPr>
+              <w:jc w:val="center"/>
+            </w:pPr>
+            <w:r>
+              <w:t>Идентификатор электронного ключа/карты, ФИО владельца, права доступа, журнал проходов (время/дата)</w:t>
+            </w:r>
+          </w:p>
+        </w:tc>
+      </w:tr>
+      <w:tr>
+        <w:trPr>
+          <w:jc w:val="center"/>
+        </w:trPr>
+        <w:tc>
+          <w:tcPr>
+            <w:tcW w:w="1574" w:type="dxa"/>
+            <w:vMerge w:val="restart"/>
+            <w:vAlign w:val="center"/>
+          </w:tcPr>
+          <w:p>
+            <w:pPr>
+              <w:jc w:val="center"/>
+            </w:pPr>
+            <w:r>
+              <w:t>Интеллектуальная собственность</w:t>
+            </w:r>
+          </w:p>
+        </w:tc>
+        <w:tc>
+          <w:tcPr>
+            <w:tcW w:w="2083" w:type="dxa"/>
+            <w:vAlign w:val="center"/>
+          </w:tcPr>
+          <w:p>
+            <w:pPr>
+              <w:jc w:val="center"/>
+            </w:pPr>
+            <w:r>
+              <w:t>Методические материалы по предметам</w:t>
+            </w:r>
+          </w:p>
+        </w:tc>
+        <w:tc>
+          <w:tcPr>
+            <w:tcW w:w="2641" w:type="dxa"/>
+            <w:vAlign w:val="center"/>
+          </w:tcPr>
+          <w:p>
+            <w:pPr>
+              <w:jc w:val="center"/>
+            </w:pPr>
+            <w:r>
+              <w:t>Преподаватели, методист/завучи, администрация</w:t>
+            </w:r>
+          </w:p>
+        </w:tc>
+        <w:tc>
+          <w:tcPr>
+            <w:tcW w:w="3047" w:type="dxa"/>
+            <w:vAlign w:val="center"/>
+          </w:tcPr>
+          <w:p>
+            <w:pPr>
+              <w:jc w:val="center"/>
+            </w:pPr>
+            <w:r>
+              <w:t>Авторские рабочие программы, презентации, разработки уроков, задания, лабораторные, конспекты (иногда уникальные материалы)</w:t>
+            </w:r>
+          </w:p>
+        </w:tc>
+      </w:tr>
+      <w:tr>
+        <w:trPr>
+          <w:jc w:val="center"/>
+        </w:trPr>
+        <w:tc>
+          <w:tcPr>
+            <w:tcW w:w="1574" w:type="dxa"/>
+            <w:vMerge/>
+            <w:vAlign w:val="center"/>
+          </w:tcPr>
+          <w:p>
+            <w:pPr>
+              <w:jc w:val="center"/>
+            </w:pPr>
+          </w:p>
+        </w:tc>
+        <w:tc>
+          <w:tcPr>
+            <w:tcW w:w="2083" w:type="dxa"/>
+            <w:vAlign w:val="center"/>
+          </w:tcPr>
+          <w:p>
+            <w:pPr>
+              <w:jc w:val="center"/>
+            </w:pPr>
+            <w:r>
+              <w:t>База тестов/контрольных материалов</w:t>
+            </w:r>
+          </w:p>
+        </w:tc>
+        <w:tc>
+          <w:tcPr>
+            <w:tcW w:w="2641" w:type="dxa"/>
+            <w:vAlign w:val="center"/>
+          </w:tcPr>
+          <w:p>
+            <w:pPr>
+              <w:jc w:val="center"/>
+            </w:pPr>
+            <w:r>
+              <w:t>Преподаватели, завучи/методист</w:t>
+            </w:r>
+          </w:p>
+        </w:tc>
+        <w:tc>
+          <w:tcPr>
+            <w:tcW w:w="3047" w:type="dxa"/>
+            <w:vAlign w:val="center"/>
+          </w:tcPr>
+          <w:p>
+            <w:pPr>
+              <w:jc w:val="center"/>
+            </w:pPr>
+            <w:r>
+              <w:t>Банки тестов, билеты, контрольные, материалы промежуточной/итоговой аттестации (ограниченный доступ)</w:t>
+            </w:r>
+          </w:p>
+        </w:tc>
+      </w:tr>
+      <w:tr>
+        <w:trPr>
+          <w:jc w:val="center"/>
+        </w:trPr>
+        <w:tc>
+          <w:tcPr>
+            <w:tcW w:w="1574" w:type="dxa"/>
+            <w:vMerge/>
+            <w:vAlign w:val="center"/>
+          </w:tcPr>
+          <w:p>
+            <w:pPr>
+              <w:jc w:val="center"/>
+            </w:pPr>
+          </w:p>
+        </w:tc>
+        <w:tc>
+          <w:tcPr>
+            <w:tcW w:w="2083" w:type="dxa"/>
+            <w:vAlign w:val="center"/>
+          </w:tcPr>
+          <w:p>
+            <w:pPr>
+              <w:jc w:val="center"/>
+            </w:pPr>
+            <w:r>
+              <w:t>Электронные учебные курсы/материалы (если используются)</w:t>
+            </w:r>
+          </w:p>
+        </w:tc>
+        <w:tc>
+          <w:tcPr>
+            <w:tcW w:w="2641" w:type="dxa"/>
+            <w:vAlign w:val="center"/>
+          </w:tcPr>
+          <w:p>
+            <w:pPr>
+              <w:jc w:val="center"/>
+            </w:pPr>
+            <w:r>
+              <w:t>Преподаватели, обучающиеся (в рамках обучения), администратор системы</w:t>
+            </w:r>
+          </w:p>
+        </w:tc>
+        <w:tc>
+          <w:tcPr>
+            <w:tcW w:w="3047" w:type="dxa"/>
+            <w:vAlign w:val="center"/>
+          </w:tcPr>
+          <w:p>
+            <w:pPr>
+              <w:jc w:val="center"/>
+            </w:pPr>
+            <w:r>
+              <w:t xml:space="preserve">Контент курсов, файлы, задания, структуры модулей, результаты выполнения (контент — ИС, результаты — часто </w:t>
+            </w:r>
+            <w:proofErr w:type="spellStart"/>
+            <w:r>
+              <w:t>ПДн</w:t>
+            </w:r>
+            <w:proofErr w:type="spellEnd"/>
+            <w:r>
+              <w:t>)</w:t>
+            </w:r>
+          </w:p>
+        </w:tc>
+      </w:tr>
+      <w:tr>
+        <w:trPr>
+          <w:jc w:val="center"/>
+        </w:trPr>
+        <w:tc>
+          <w:tcPr>
+            <w:tcW w:w="1574" w:type="dxa"/>
+            <w:vMerge/>
+            <w:vAlign w:val="center"/>
+          </w:tcPr>
+          <w:p>
+            <w:pPr>
+              <w:jc w:val="center"/>
+            </w:pPr>
+          </w:p>
+        </w:tc>
+        <w:tc>
+          <w:tcPr>
+            <w:tcW w:w="2083" w:type="dxa"/>
+            <w:vAlign w:val="center"/>
+          </w:tcPr>
+          <w:p>
+            <w:pPr>
+              <w:jc w:val="center"/>
+            </w:pPr>
+            <w:r>
+              <w:t>Сайт техникума (контент и админ-доступ)</w:t>
+            </w:r>
+          </w:p>
+        </w:tc>
+        <w:tc>
+          <w:tcPr>
+            <w:tcW w:w="2641" w:type="dxa"/>
+            <w:vAlign w:val="center"/>
+          </w:tcPr>
+          <w:p>
+            <w:pPr>
+              <w:jc w:val="center"/>
+            </w:pPr>
+            <w:r>
+              <w:t>Ответственный за сайт, администрация, ИТ-специалист</w:t>
+            </w:r>
+          </w:p>
+        </w:tc>
+        <w:tc>
+          <w:tcPr>
+            <w:tcW w:w="3047" w:type="dxa"/>
+            <w:vAlign w:val="center"/>
+          </w:tcPr>
+          <w:p>
+            <w:pPr>
+              <w:jc w:val="center"/>
+            </w:pPr>
+            <w:r>
+              <w:t xml:space="preserve">Структура сайта, тексты/документы, </w:t>
+            </w:r>
+            <w:proofErr w:type="gramStart"/>
+            <w:r>
+              <w:t>фото/материалы</w:t>
+            </w:r>
+            <w:proofErr w:type="gramEnd"/>
+            <w:r>
+              <w:t>, учетные записи админ-панели, резервные копии сайта</w:t>
+            </w:r>
+          </w:p>
+        </w:tc>
+      </w:tr>
+    </w:tbl>
+    <w:p>
+      <w:pPr>
+        <w:spacing w:line="360" w:lineRule="auto"/>
+        <w:jc w:val="both"/>
+        <w:rPr>
+          <w:bCs/>
+          <w:sz w:val="28"/>
+        </w:rPr>
+      </w:pPr>
+    </w:p>
+    <w:p>
+      <w:pPr>
+        <w:widowControl/>
+        <w:suppressAutoHyphens w:val="0"/>
+        <w:spacing w:after="160" w:line="259" w:lineRule="auto"/>
+        <w:jc w:val="both"/>
+        <w:rPr>
+          <w:b/>
+          <w:sz w:val="28"/>
+          <w:szCs w:val="28"/>
+        </w:rPr>
+      </w:pPr>
+      <w:bookmarkStart w:id="2" w:name="_Hlk221868014"/>
+      <w:r>
+        <w:rPr>
+          <w:b/>
+          <w:sz w:val="28"/>
+          <w:szCs w:val="28"/>
+        </w:rPr>
+        <w:br w:type="page"/>
+      </w:r>
+    </w:p>
+    <w:p>
+      <w:pPr>
+        <w:spacing w:line="360" w:lineRule="auto"/>
+        <w:ind w:firstLine="708"/>
+        <w:jc w:val="both"/>
+        <w:rPr>
+          <w:b/>
+          <w:sz w:val="28"/>
+          <w:szCs w:val="28"/>
+        </w:rPr>
+      </w:pPr>
+      <w:r>
+        <w:rPr>
+          <w:b/>
+          <w:sz w:val="28"/>
+          <w:szCs w:val="28"/>
+        </w:rPr>
+        <w:lastRenderedPageBreak/>
+        <w:t>Комплекс мер по организации режима защиты интеллектуальной собственности и комплекс мер по организации режима защиты персональных данных на рассматриваемом объекте</w:t>
+      </w:r>
+    </w:p>
+    <w:bookmarkEnd w:id="2"/>
+    <w:p>
+      <w:pPr>
+        <w:spacing w:line="360" w:lineRule="auto"/>
+        <w:ind w:firstLine="708"/>
+        <w:jc w:val="both"/>
+        <w:rPr>
+          <w:sz w:val="28"/>
+          <w:szCs w:val="28"/>
+        </w:rPr>
+      </w:pPr>
+      <w:r>
+        <w:rPr>
+          <w:sz w:val="28"/>
+          <w:szCs w:val="28"/>
+        </w:rPr>
+        <w:t>Возможные угрозы для предприятия</w:t>
+      </w:r>
+      <w:r>
+        <w:rPr>
+          <w:sz w:val="28"/>
+          <w:szCs w:val="28"/>
+        </w:rPr>
+        <w:t>:</w:t>
+      </w:r>
+    </w:p>
+    <w:p>
+      <w:pPr>
+        <w:pStyle w:val="a7"/>
+        <w:numPr>
+          <w:ilvl w:val="0"/>
+          <w:numId w:val="17"/>
+        </w:numPr>
+        <w:spacing w:line="360" w:lineRule="auto"/>
+        <w:jc w:val="both"/>
+        <w:rPr>
+          <w:sz w:val="28"/>
+          <w:szCs w:val="28"/>
+        </w:rPr>
+      </w:pPr>
+      <w:r>
+        <w:rPr>
+          <w:sz w:val="28"/>
+          <w:szCs w:val="28"/>
+        </w:rPr>
+        <w:t>Несанкционированный доступ к бухгалтерской информации предприятия;</w:t>
+      </w:r>
+    </w:p>
+    <w:p>
+      <w:pPr>
+        <w:pStyle w:val="a7"/>
+        <w:numPr>
+          <w:ilvl w:val="0"/>
+          <w:numId w:val="17"/>
+        </w:numPr>
+        <w:spacing w:line="360" w:lineRule="auto"/>
+        <w:jc w:val="both"/>
+        <w:rPr>
+          <w:sz w:val="28"/>
+          <w:szCs w:val="28"/>
+        </w:rPr>
+      </w:pPr>
+      <w:r>
+        <w:rPr>
+          <w:sz w:val="28"/>
+          <w:szCs w:val="28"/>
+        </w:rPr>
+        <w:t>Несанкционированный доступ к базе данных поставщиков и клиентов;</w:t>
+      </w:r>
+    </w:p>
+    <w:p>
+      <w:pPr>
+        <w:pStyle w:val="a7"/>
+        <w:numPr>
+          <w:ilvl w:val="0"/>
+          <w:numId w:val="17"/>
+        </w:numPr>
+        <w:spacing w:line="360" w:lineRule="auto"/>
+        <w:jc w:val="both"/>
+        <w:rPr>
+          <w:sz w:val="28"/>
+          <w:szCs w:val="28"/>
+        </w:rPr>
+      </w:pPr>
+      <w:r>
+        <w:rPr>
+          <w:sz w:val="28"/>
+          <w:szCs w:val="28"/>
+        </w:rPr>
+        <w:t>Утечка технологических карт сборки сигнализаций, представляющих интеллектуальную собственность предприятия;</w:t>
+      </w:r>
+    </w:p>
+    <w:p>
+      <w:pPr>
+        <w:pStyle w:val="a7"/>
+        <w:numPr>
+          <w:ilvl w:val="0"/>
+          <w:numId w:val="17"/>
+        </w:numPr>
+        <w:spacing w:line="360" w:lineRule="auto"/>
+        <w:jc w:val="both"/>
+        <w:rPr>
+          <w:sz w:val="28"/>
+          <w:szCs w:val="28"/>
+        </w:rPr>
+      </w:pPr>
+      <w:r>
+        <w:rPr>
+          <w:sz w:val="28"/>
+          <w:szCs w:val="28"/>
+        </w:rPr>
+        <w:t>Несанкционированное копирование информации о складских запасах и поставщиках;</w:t>
+      </w:r>
+    </w:p>
+    <w:p>
+      <w:pPr>
+        <w:pStyle w:val="a7"/>
+        <w:numPr>
+          <w:ilvl w:val="0"/>
+          <w:numId w:val="17"/>
+        </w:numPr>
+        <w:spacing w:line="360" w:lineRule="auto"/>
+        <w:jc w:val="both"/>
+        <w:rPr>
+          <w:sz w:val="28"/>
+          <w:szCs w:val="28"/>
+        </w:rPr>
+      </w:pPr>
+      <w:r>
+        <w:rPr>
+          <w:sz w:val="28"/>
+          <w:szCs w:val="28"/>
+        </w:rPr>
+        <w:t>Вирусные атаки и заражение компьютеров вредоносным программным обеспечением через Интернет или съёмные носители;</w:t>
+      </w:r>
+    </w:p>
+    <w:p>
+      <w:pPr>
+        <w:pStyle w:val="a7"/>
+        <w:numPr>
+          <w:ilvl w:val="0"/>
+          <w:numId w:val="17"/>
+        </w:numPr>
+        <w:spacing w:line="360" w:lineRule="auto"/>
+        <w:jc w:val="both"/>
+        <w:rPr>
+          <w:sz w:val="28"/>
+          <w:szCs w:val="28"/>
+        </w:rPr>
+      </w:pPr>
+      <w:r>
+        <w:rPr>
+          <w:sz w:val="28"/>
+          <w:szCs w:val="28"/>
+        </w:rPr>
+        <w:t>Потеря данных вследствие технических сбоев оборудования;</w:t>
+      </w:r>
+    </w:p>
+    <w:p>
+      <w:pPr>
+        <w:pStyle w:val="a7"/>
+        <w:numPr>
+          <w:ilvl w:val="0"/>
+          <w:numId w:val="17"/>
+        </w:numPr>
+        <w:spacing w:line="360" w:lineRule="auto"/>
+        <w:jc w:val="both"/>
+        <w:rPr>
+          <w:sz w:val="28"/>
+          <w:szCs w:val="28"/>
+        </w:rPr>
+      </w:pPr>
+      <w:r>
+        <w:rPr>
+          <w:sz w:val="28"/>
+          <w:szCs w:val="28"/>
+        </w:rPr>
+        <w:t>Несанкционированное копирование данных на внешние носители;</w:t>
+      </w:r>
+    </w:p>
+    <w:p>
+      <w:pPr>
+        <w:pStyle w:val="a7"/>
+        <w:numPr>
+          <w:ilvl w:val="0"/>
+          <w:numId w:val="17"/>
+        </w:numPr>
+        <w:spacing w:line="360" w:lineRule="auto"/>
+        <w:jc w:val="both"/>
+        <w:rPr>
+          <w:sz w:val="28"/>
+          <w:szCs w:val="28"/>
+        </w:rPr>
+      </w:pPr>
+      <w:r>
+        <w:rPr>
+          <w:sz w:val="28"/>
+          <w:szCs w:val="28"/>
+        </w:rPr>
+        <w:t>Утечка персональных данных сотрудников предприятия;</w:t>
+      </w:r>
+    </w:p>
+    <w:p>
+      <w:pPr>
+        <w:pStyle w:val="a7"/>
+        <w:numPr>
+          <w:ilvl w:val="0"/>
+          <w:numId w:val="17"/>
+        </w:numPr>
+        <w:spacing w:line="360" w:lineRule="auto"/>
+        <w:jc w:val="both"/>
+        <w:rPr>
+          <w:sz w:val="28"/>
+          <w:szCs w:val="28"/>
+        </w:rPr>
+      </w:pPr>
+      <w:r>
+        <w:rPr>
+          <w:sz w:val="28"/>
+          <w:szCs w:val="28"/>
+        </w:rPr>
+        <w:t>Нарушение целостности баз данных программ 1С.</w:t>
+      </w:r>
+    </w:p>
+    <w:p>
+      <w:pPr>
+        <w:spacing w:line="360" w:lineRule="auto"/>
+        <w:jc w:val="both"/>
+        <w:rPr>
+          <w:sz w:val="28"/>
+          <w:szCs w:val="28"/>
+        </w:rPr>
+      </w:pPr>
+    </w:p>
+    <w:p>
+      <w:pPr>
+        <w:spacing w:line="360" w:lineRule="auto"/>
+        <w:ind w:firstLine="708"/>
+        <w:jc w:val="both"/>
+        <w:rPr>
+          <w:sz w:val="28"/>
+          <w:szCs w:val="28"/>
+        </w:rPr>
+      </w:pPr>
+      <w:r>
+        <w:rPr>
+          <w:sz w:val="28"/>
+          <w:szCs w:val="28"/>
+        </w:rPr>
+        <w:t>Комплекс мер по защите интеллектуальной собственности</w:t>
+      </w:r>
+      <w:r>
+        <w:rPr>
+          <w:sz w:val="28"/>
+          <w:szCs w:val="28"/>
+        </w:rPr>
+        <w:t>:</w:t>
+      </w:r>
+    </w:p>
+    <w:p>
+      <w:pPr>
+        <w:pStyle w:val="a7"/>
+        <w:numPr>
+          <w:ilvl w:val="0"/>
+          <w:numId w:val="18"/>
+        </w:numPr>
+        <w:spacing w:line="360" w:lineRule="auto"/>
+        <w:jc w:val="both"/>
+        <w:rPr>
+          <w:sz w:val="28"/>
+          <w:szCs w:val="28"/>
+        </w:rPr>
+      </w:pPr>
+      <w:r>
+        <w:rPr>
+          <w:sz w:val="28"/>
+          <w:szCs w:val="28"/>
+        </w:rPr>
+        <w:t>Разработка и утверждение локального нормативного акта о защите интеллектуальной собственности предприятия;</w:t>
+      </w:r>
+    </w:p>
+    <w:p>
+      <w:pPr>
+        <w:pStyle w:val="a7"/>
+        <w:numPr>
+          <w:ilvl w:val="0"/>
+          <w:numId w:val="18"/>
+        </w:numPr>
+        <w:spacing w:line="360" w:lineRule="auto"/>
+        <w:jc w:val="both"/>
+        <w:rPr>
+          <w:sz w:val="28"/>
+          <w:szCs w:val="28"/>
+        </w:rPr>
+      </w:pPr>
+      <w:r>
+        <w:rPr>
+          <w:sz w:val="28"/>
+          <w:szCs w:val="28"/>
+        </w:rPr>
+        <w:t>Определение перечня сведений, относящихся к интеллектуальной собственности предприятия (технологические карты сборки сигнализаций, база поставщиков, структура производственного процесса);</w:t>
+      </w:r>
+    </w:p>
+    <w:p>
+      <w:pPr>
+        <w:pStyle w:val="a7"/>
+        <w:numPr>
+          <w:ilvl w:val="0"/>
+          <w:numId w:val="18"/>
+        </w:numPr>
+        <w:spacing w:line="360" w:lineRule="auto"/>
+        <w:jc w:val="both"/>
+        <w:rPr>
+          <w:sz w:val="28"/>
+          <w:szCs w:val="28"/>
+        </w:rPr>
+      </w:pPr>
+      <w:r>
+        <w:rPr>
+          <w:sz w:val="28"/>
+          <w:szCs w:val="28"/>
+        </w:rPr>
+        <w:t>Ограничение доступа сотрудников к технологической документации и служебной информации в соответствии с их должностными обязанностями;</w:t>
+      </w:r>
+    </w:p>
+    <w:p>
+      <w:pPr>
+        <w:pStyle w:val="a7"/>
+        <w:numPr>
+          <w:ilvl w:val="0"/>
+          <w:numId w:val="18"/>
+        </w:numPr>
+        <w:spacing w:line="360" w:lineRule="auto"/>
+        <w:jc w:val="both"/>
+        <w:rPr>
+          <w:sz w:val="28"/>
+          <w:szCs w:val="28"/>
+        </w:rPr>
+      </w:pPr>
+      <w:r>
+        <w:rPr>
+          <w:sz w:val="28"/>
+          <w:szCs w:val="28"/>
+        </w:rPr>
+        <w:t>Разграничение прав доступа в программных продуктах 1</w:t>
+      </w:r>
+      <w:proofErr w:type="gramStart"/>
+      <w:r>
+        <w:rPr>
+          <w:sz w:val="28"/>
+          <w:szCs w:val="28"/>
+        </w:rPr>
+        <w:t>С:Бухгалтерия</w:t>
+      </w:r>
+      <w:proofErr w:type="gramEnd"/>
+      <w:r>
+        <w:rPr>
+          <w:sz w:val="28"/>
+          <w:szCs w:val="28"/>
+        </w:rPr>
+        <w:t xml:space="preserve"> </w:t>
+      </w:r>
+      <w:r>
+        <w:rPr>
+          <w:sz w:val="28"/>
+          <w:szCs w:val="28"/>
+        </w:rPr>
+        <w:lastRenderedPageBreak/>
+        <w:t>и 1</w:t>
+      </w:r>
+      <w:proofErr w:type="gramStart"/>
+      <w:r>
+        <w:rPr>
+          <w:sz w:val="28"/>
+          <w:szCs w:val="28"/>
+        </w:rPr>
+        <w:t>С:Склад</w:t>
+      </w:r>
+      <w:proofErr w:type="gramEnd"/>
+      <w:r>
+        <w:rPr>
+          <w:sz w:val="28"/>
+          <w:szCs w:val="28"/>
+        </w:rPr>
+        <w:t>;</w:t>
+      </w:r>
+    </w:p>
+    <w:p>
+      <w:pPr>
+        <w:pStyle w:val="a7"/>
+        <w:numPr>
+          <w:ilvl w:val="0"/>
+          <w:numId w:val="18"/>
+        </w:numPr>
+        <w:spacing w:line="360" w:lineRule="auto"/>
+        <w:jc w:val="both"/>
+        <w:rPr>
+          <w:sz w:val="28"/>
+          <w:szCs w:val="28"/>
+        </w:rPr>
+      </w:pPr>
+      <w:r>
+        <w:rPr>
+          <w:sz w:val="28"/>
+          <w:szCs w:val="28"/>
+        </w:rPr>
+        <w:t>Хранение технологических карт и других служебных документов на защищённых компьютерах локальной сети;</w:t>
+      </w:r>
+    </w:p>
+    <w:p>
+      <w:pPr>
+        <w:pStyle w:val="a7"/>
+        <w:numPr>
+          <w:ilvl w:val="0"/>
+          <w:numId w:val="18"/>
+        </w:numPr>
+        <w:spacing w:line="360" w:lineRule="auto"/>
+        <w:jc w:val="both"/>
+        <w:rPr>
+          <w:sz w:val="28"/>
+          <w:szCs w:val="28"/>
+        </w:rPr>
+      </w:pPr>
+      <w:r>
+        <w:rPr>
+          <w:sz w:val="28"/>
+          <w:szCs w:val="28"/>
+        </w:rPr>
+        <w:t>Регулярное резервное копирование технологической и служебной информации;</w:t>
+      </w:r>
+    </w:p>
+    <w:p>
+      <w:pPr>
+        <w:pStyle w:val="a7"/>
+        <w:numPr>
+          <w:ilvl w:val="0"/>
+          <w:numId w:val="18"/>
+        </w:numPr>
+        <w:spacing w:line="360" w:lineRule="auto"/>
+        <w:jc w:val="both"/>
+        <w:rPr>
+          <w:sz w:val="28"/>
+          <w:szCs w:val="28"/>
+        </w:rPr>
+      </w:pPr>
+      <w:r>
+        <w:rPr>
+          <w:sz w:val="28"/>
+          <w:szCs w:val="28"/>
+        </w:rPr>
+        <w:t>Ограничение использования съёмных носителей информации на рабочих компьютерах;</w:t>
+      </w:r>
+    </w:p>
+    <w:p>
+      <w:pPr>
+        <w:pStyle w:val="a7"/>
+        <w:numPr>
+          <w:ilvl w:val="0"/>
+          <w:numId w:val="18"/>
+        </w:numPr>
+        <w:spacing w:line="360" w:lineRule="auto"/>
+        <w:jc w:val="both"/>
+        <w:rPr>
+          <w:sz w:val="28"/>
+          <w:szCs w:val="28"/>
+        </w:rPr>
+      </w:pPr>
+      <w:r>
+        <w:rPr>
+          <w:sz w:val="28"/>
+          <w:szCs w:val="28"/>
+        </w:rPr>
+        <w:t>Установка лицензионного антивирусного программного обеспечения и регулярное обновление антивирусных баз;</w:t>
+      </w:r>
+    </w:p>
+    <w:p>
+      <w:pPr>
+        <w:pStyle w:val="a7"/>
+        <w:numPr>
+          <w:ilvl w:val="0"/>
+          <w:numId w:val="18"/>
+        </w:numPr>
+        <w:spacing w:line="360" w:lineRule="auto"/>
+        <w:jc w:val="both"/>
+        <w:rPr>
+          <w:sz w:val="28"/>
+          <w:szCs w:val="28"/>
+        </w:rPr>
+      </w:pPr>
+      <w:r>
+        <w:rPr>
+          <w:sz w:val="28"/>
+          <w:szCs w:val="28"/>
+        </w:rPr>
+        <w:t>Использование межсетевого экрана для защиты локальной сети предприятия;</w:t>
+      </w:r>
+    </w:p>
+    <w:p>
+      <w:pPr>
+        <w:pStyle w:val="a7"/>
+        <w:numPr>
+          <w:ilvl w:val="0"/>
+          <w:numId w:val="18"/>
+        </w:numPr>
+        <w:spacing w:line="360" w:lineRule="auto"/>
+        <w:jc w:val="both"/>
+        <w:rPr>
+          <w:sz w:val="28"/>
+          <w:szCs w:val="28"/>
+        </w:rPr>
+      </w:pPr>
+      <w:r>
+        <w:rPr>
+          <w:sz w:val="28"/>
+          <w:szCs w:val="28"/>
+        </w:rPr>
+        <w:t>Заключение с сотрудниками соглашений о неразглашении коммерческой информации.</w:t>
+      </w:r>
+    </w:p>
+    <w:p>
+      <w:pPr>
+        <w:spacing w:line="360" w:lineRule="auto"/>
+        <w:jc w:val="both"/>
+        <w:rPr>
+          <w:sz w:val="28"/>
+          <w:szCs w:val="28"/>
+        </w:rPr>
+      </w:pPr>
+    </w:p>
+    <w:p>
+      <w:pPr>
+        <w:spacing w:line="360" w:lineRule="auto"/>
+        <w:ind w:firstLine="708"/>
+        <w:jc w:val="both"/>
+        <w:rPr>
+          <w:sz w:val="28"/>
+          <w:szCs w:val="28"/>
+        </w:rPr>
+      </w:pPr>
+      <w:r>
+        <w:rPr>
+          <w:sz w:val="28"/>
+          <w:szCs w:val="28"/>
+        </w:rPr>
+        <w:t>Комплекс мер по защите персональных данных</w:t>
+      </w:r>
+      <w:r>
+        <w:rPr>
+          <w:sz w:val="28"/>
+          <w:szCs w:val="28"/>
+        </w:rPr>
+        <w:t>:</w:t>
+      </w:r>
+    </w:p>
+    <w:p>
+      <w:pPr>
+        <w:pStyle w:val="a7"/>
+        <w:numPr>
+          <w:ilvl w:val="0"/>
+          <w:numId w:val="20"/>
+        </w:numPr>
+        <w:spacing w:line="360" w:lineRule="auto"/>
+        <w:jc w:val="both"/>
+        <w:rPr>
+          <w:sz w:val="28"/>
+          <w:szCs w:val="28"/>
+        </w:rPr>
+      </w:pPr>
+      <w:r>
+        <w:rPr>
+          <w:sz w:val="28"/>
+          <w:szCs w:val="28"/>
+        </w:rPr>
+        <w:t>Разработка и утверждение политики обработки персональных данных в соответствии с ФЗ №152-ФЗ «О персональных данных»;</w:t>
+      </w:r>
+    </w:p>
+    <w:p>
+      <w:pPr>
+        <w:pStyle w:val="a7"/>
+        <w:numPr>
+          <w:ilvl w:val="0"/>
+          <w:numId w:val="20"/>
+        </w:numPr>
+        <w:spacing w:line="360" w:lineRule="auto"/>
+        <w:jc w:val="both"/>
+        <w:rPr>
+          <w:sz w:val="28"/>
+          <w:szCs w:val="28"/>
+        </w:rPr>
+      </w:pPr>
+      <w:r>
+        <w:rPr>
+          <w:sz w:val="28"/>
+          <w:szCs w:val="28"/>
+        </w:rPr>
+        <w:t>Назначение ответственного лица за организацию обработки и защиту персональных данных;</w:t>
+      </w:r>
+    </w:p>
+    <w:p>
+      <w:pPr>
+        <w:pStyle w:val="a7"/>
+        <w:numPr>
+          <w:ilvl w:val="0"/>
+          <w:numId w:val="20"/>
+        </w:numPr>
+        <w:spacing w:line="360" w:lineRule="auto"/>
+        <w:jc w:val="both"/>
+        <w:rPr>
+          <w:sz w:val="28"/>
+          <w:szCs w:val="28"/>
+        </w:rPr>
+      </w:pPr>
+      <w:r>
+        <w:rPr>
+          <w:sz w:val="28"/>
+          <w:szCs w:val="28"/>
+        </w:rPr>
+        <w:t>Получение письменного согласия сотрудников на обработку их персональных данных;</w:t>
+      </w:r>
+    </w:p>
+    <w:p>
+      <w:pPr>
+        <w:pStyle w:val="a7"/>
+        <w:numPr>
+          <w:ilvl w:val="0"/>
+          <w:numId w:val="20"/>
+        </w:numPr>
+        <w:spacing w:line="360" w:lineRule="auto"/>
+        <w:jc w:val="both"/>
+        <w:rPr>
+          <w:sz w:val="28"/>
+          <w:szCs w:val="28"/>
+        </w:rPr>
+      </w:pPr>
+      <w:r>
+        <w:rPr>
+          <w:sz w:val="28"/>
+          <w:szCs w:val="28"/>
+        </w:rPr>
+        <w:t>Разграничение прав доступа к информации о сотрудниках и клиентах предприятия;</w:t>
+      </w:r>
+    </w:p>
+    <w:p>
+      <w:pPr>
+        <w:pStyle w:val="a7"/>
+        <w:numPr>
+          <w:ilvl w:val="0"/>
+          <w:numId w:val="20"/>
+        </w:numPr>
+        <w:spacing w:line="360" w:lineRule="auto"/>
+        <w:jc w:val="both"/>
+        <w:rPr>
+          <w:sz w:val="28"/>
+          <w:szCs w:val="28"/>
+        </w:rPr>
+      </w:pPr>
+      <w:r>
+        <w:rPr>
+          <w:sz w:val="28"/>
+          <w:szCs w:val="28"/>
+        </w:rPr>
+        <w:t>Хранение персональных данных преимущественно в пределах локальной сети предприятия;</w:t>
+      </w:r>
+    </w:p>
+    <w:p>
+      <w:pPr>
+        <w:pStyle w:val="a7"/>
+        <w:numPr>
+          <w:ilvl w:val="0"/>
+          <w:numId w:val="20"/>
+        </w:numPr>
+        <w:spacing w:line="360" w:lineRule="auto"/>
+        <w:jc w:val="both"/>
+        <w:rPr>
+          <w:sz w:val="28"/>
+          <w:szCs w:val="28"/>
+        </w:rPr>
+      </w:pPr>
+      <w:r>
+        <w:rPr>
+          <w:sz w:val="28"/>
+          <w:szCs w:val="28"/>
+        </w:rPr>
+        <w:t>Использование сложных паролей на рабочих компьютерах (не менее 8 символов);</w:t>
+      </w:r>
+    </w:p>
+    <w:p>
+      <w:pPr>
+        <w:pStyle w:val="a7"/>
+        <w:numPr>
+          <w:ilvl w:val="0"/>
+          <w:numId w:val="20"/>
+        </w:numPr>
+        <w:spacing w:line="360" w:lineRule="auto"/>
+        <w:jc w:val="both"/>
+        <w:rPr>
+          <w:sz w:val="28"/>
+          <w:szCs w:val="28"/>
+        </w:rPr>
+      </w:pPr>
+      <w:r>
+        <w:rPr>
+          <w:sz w:val="28"/>
+          <w:szCs w:val="28"/>
+        </w:rPr>
+        <w:t>Регулярное обновление антивирусного программного обеспечения;</w:t>
+      </w:r>
+    </w:p>
+    <w:p>
+      <w:pPr>
+        <w:pStyle w:val="a7"/>
+        <w:numPr>
+          <w:ilvl w:val="0"/>
+          <w:numId w:val="20"/>
+        </w:numPr>
+        <w:spacing w:line="360" w:lineRule="auto"/>
+        <w:jc w:val="both"/>
+        <w:rPr>
+          <w:sz w:val="28"/>
+          <w:szCs w:val="28"/>
+        </w:rPr>
+      </w:pPr>
+      <w:r>
+        <w:rPr>
+          <w:sz w:val="28"/>
+          <w:szCs w:val="28"/>
+        </w:rPr>
+        <w:t xml:space="preserve">Регулярное резервное копирование баз данных бухгалтерии и </w:t>
+      </w:r>
+      <w:r>
+        <w:rPr>
+          <w:sz w:val="28"/>
+          <w:szCs w:val="28"/>
+        </w:rPr>
+        <w:lastRenderedPageBreak/>
+        <w:t>информации о сотрудниках;</w:t>
+      </w:r>
+    </w:p>
+    <w:p>
+      <w:pPr>
+        <w:pStyle w:val="a7"/>
+        <w:numPr>
+          <w:ilvl w:val="0"/>
+          <w:numId w:val="20"/>
+        </w:numPr>
+        <w:spacing w:line="360" w:lineRule="auto"/>
+        <w:jc w:val="both"/>
+        <w:rPr>
+          <w:sz w:val="28"/>
+          <w:szCs w:val="28"/>
+        </w:rPr>
+      </w:pPr>
+      <w:r>
+        <w:rPr>
+          <w:sz w:val="28"/>
+          <w:szCs w:val="28"/>
+        </w:rPr>
+        <w:t>Ограничение физического доступа к компьютерам бухгалтерии и руководства;</w:t>
+      </w:r>
+    </w:p>
+    <w:p>
+      <w:pPr>
+        <w:pStyle w:val="a7"/>
+        <w:numPr>
+          <w:ilvl w:val="0"/>
+          <w:numId w:val="20"/>
+        </w:numPr>
+        <w:spacing w:line="360" w:lineRule="auto"/>
+        <w:jc w:val="both"/>
+        <w:rPr>
+          <w:sz w:val="28"/>
+          <w:szCs w:val="28"/>
+        </w:rPr>
+      </w:pPr>
+      <w:r>
+        <w:rPr>
+          <w:sz w:val="28"/>
+          <w:szCs w:val="28"/>
+        </w:rPr>
+        <w:t>Проведение инструктажа сотрудников по вопросам защиты информации и персональных данных.</w:t>
+      </w:r>
+    </w:p>
+    <w:p>
+      <w:pPr>
+        <w:spacing w:line="360" w:lineRule="auto"/>
+        <w:jc w:val="both"/>
+        <w:rPr>
+          <w:sz w:val="28"/>
+          <w:szCs w:val="28"/>
+        </w:rPr>
+      </w:pPr>
+    </w:p>
+    <w:p>
+      <w:pPr>
+        <w:spacing w:line="360" w:lineRule="auto"/>
+        <w:ind w:firstLine="708"/>
+        <w:jc w:val="both"/>
+        <w:rPr>
+          <w:b/>
+          <w:bCs/>
+          <w:noProof/>
+          <w:sz w:val="28"/>
+          <w:szCs w:val="28"/>
+        </w:rPr>
+      </w:pPr>
+      <w:r>
+        <w:rPr>
+          <w:b/>
+          <w:bCs/>
+          <w:noProof/>
+          <w:sz w:val="28"/>
+          <w:szCs w:val="28"/>
+        </w:rPr>
+        <w:t>Вывод:</w:t>
+      </w:r>
+      <w:r>
+        <w:rPr>
+          <w:b/>
+          <w:bCs/>
+          <w:noProof/>
+          <w:sz w:val="28"/>
+          <w:szCs w:val="28"/>
+        </w:rPr>
+        <w:t xml:space="preserve"> </w:t>
+      </w:r>
+      <w:r>
+        <w:rPr>
+          <w:noProof/>
+          <w:sz w:val="28"/>
+          <w:szCs w:val="28"/>
+        </w:rPr>
+        <w:t>в</w:t>
+      </w:r>
+      <w:r>
+        <w:rPr>
+          <w:rFonts w:eastAsiaTheme="minorEastAsia"/>
+          <w:iCs/>
+          <w:sz w:val="28"/>
+          <w:szCs w:val="28"/>
+        </w:rPr>
+        <w:t xml:space="preserve"> ходе выполнения лабораторной работы были </w:t>
+      </w:r>
+      <w:r>
+        <w:rPr>
+          <w:rFonts w:eastAsiaTheme="minorEastAsia"/>
+          <w:iCs/>
+          <w:sz w:val="28"/>
+          <w:szCs w:val="28"/>
+        </w:rPr>
+        <w:t>сформированы практические</w:t>
+      </w:r>
+      <w:r>
+        <w:rPr>
+          <w:rFonts w:eastAsiaTheme="minorEastAsia"/>
+          <w:iCs/>
+          <w:sz w:val="28"/>
+          <w:szCs w:val="28"/>
+        </w:rPr>
+        <w:t xml:space="preserve"> навык</w:t>
+      </w:r>
+      <w:r>
+        <w:rPr>
+          <w:rFonts w:eastAsiaTheme="minorEastAsia"/>
+          <w:iCs/>
+          <w:sz w:val="28"/>
+          <w:szCs w:val="28"/>
+        </w:rPr>
+        <w:t>и</w:t>
+      </w:r>
+      <w:r>
+        <w:rPr>
+          <w:rFonts w:eastAsiaTheme="minorEastAsia"/>
+          <w:iCs/>
+          <w:sz w:val="28"/>
+          <w:szCs w:val="28"/>
+        </w:rPr>
+        <w:t xml:space="preserve"> </w:t>
+      </w:r>
+      <w:r>
+        <w:rPr>
+          <w:rFonts w:eastAsiaTheme="minorEastAsia"/>
+          <w:iCs/>
+          <w:sz w:val="28"/>
+          <w:szCs w:val="28"/>
+        </w:rPr>
+        <w:t>использования основы правовых знаний в сфере защиты информации</w:t>
+      </w:r>
+      <w:r>
+        <w:rPr>
+          <w:rFonts w:eastAsiaTheme="minorEastAsia"/>
+          <w:iCs/>
+          <w:sz w:val="28"/>
+          <w:szCs w:val="28"/>
+        </w:rPr>
+        <w:t>.</w:t>
+      </w:r>
+    </w:p>
     <w:sectPr>
+      <w:footerReference w:type="default" r:id="rId9"/>
       <w:pgSz w:w="11906" w:h="16838"/>
       <w:pgMar w:top="1134" w:right="850" w:bottom="1134" w:left="1701" w:header="708" w:footer="708" w:gutter="0"/>
       <w:cols w:space="708"/>
+      <w:titlePg/>
       <w:docGrid w:linePitch="360"/>
     </w:sectPr>
   </w:body>
 </w:document>
 </file>
 
+<file path=word/endnotes.xml><?xml version="1.0" encoding="utf-8"?>
+<w:endnotes xmlns:wpc="http://schemas.microsoft.com/office/word/2010/wordprocessingCanvas" xmlns:cx="http://schemas.microsoft.com/office/drawing/2014/chartex" xmlns:cx1="http://schemas.microsoft.com/office/drawing/2015/9/8/chartex" xmlns:cx2="http://schemas.microsoft.com/office/drawing/2015/10/21/chartex" xmlns:cx3="http://schemas.microsoft.com/office/drawing/2016/5/9/chartex" xmlns:cx4="http://schemas.microsoft.com/office/drawing/2016/5/10/chartex" xmlns:cx5="http://schemas.microsoft.com/office/drawing/2016/5/11/chartex" xmlns:cx6="http://schemas.microsoft.com/office/drawing/2016/5/12/chartex" xmlns:cx7="http://schemas.microsoft.com/office/drawing/2016/5/13/chartex" xmlns:cx8="http://schemas.microsoft.com/office/drawing/2016/5/14/chartex" xmlns:mc="http://schemas.openxmlformats.org/markup-compatibility/2006" xmlns:aink="http://schemas.microsoft.com/office/drawing/2016/ink" xmlns:am3d="http://schemas.microsoft.com/office/drawing/2017/model3d" xmlns:o="urn:schemas-microsoft-com:office:office" xmlns:oel="http://schemas.microsoft.com/office/2019/extlst" xmlns:r="http://schemas.openxmlformats.org/officeDocument/2006/relationships" xmlns:m="http://schemas.openxmlformats.org/officeDocument/2006/math" xmlns:v="urn:schemas-microsoft-com:vml" xmlns:wp14="http://schemas.microsoft.com/office/word/2010/wordprocessingDrawing" xmlns:wp="http://schemas.openxmlformats.org/drawingml/2006/wordprocessingDrawing" xmlns:w10="urn:schemas-microsoft-com:office:word" xmlns:w="http://schemas.openxmlformats.org/wordprocessingml/2006/main" xmlns:w14="http://schemas.microsoft.com/office/word/2010/wordml" xmlns:w15="http://schemas.microsoft.com/office/word/2012/wordml" xmlns:w16cex="http://schemas.microsoft.com/office/word/2018/wordml/cex" xmlns:w16cid="http://schemas.microsoft.com/office/word/2016/wordml/cid" xmlns:w16="http://schemas.microsoft.com/office/word/2018/wordml" xmlns:w16du="http://schemas.microsoft.com/office/word/2023/wordml/word16du" xmlns:w16sdtdh="http://schemas.microsoft.com/office/word/2020/wordml/sdtdatahash" xmlns:w16sdtfl="http://schemas.microsoft.com/office/word/2024/wordml/sdtformatlock" xmlns:w16se="http://schemas.microsoft.com/office/word/2015/wordml/symex" xmlns:wpg="http://schemas.microsoft.com/office/word/2010/wordprocessingGroup" xmlns:wpi="http://schemas.microsoft.com/office/word/2010/wordprocessingInk" xmlns:wne="http://schemas.microsoft.com/office/word/2006/wordml" xmlns:wps="http://schemas.microsoft.com/office/word/2010/wordprocessingShape" mc:Ignorable="w14 w15 w16se w16cid w16 w16cex w16sdtdh w16sdtfl w16du wp14">
+  <w:endnote w:type="separator" w:id="-1">
+    <w:p>
+      <w:r>
+        <w:separator/>
+      </w:r>
+    </w:p>
+  </w:endnote>
+  <w:endnote w:type="continuationSeparator" w:id="0">
+    <w:p>
+      <w:r>
+        <w:continuationSeparator/>
+      </w:r>
+    </w:p>
+  </w:endnote>
+</w:endnotes>
+</file>
+
+<file path=word/footer1.xml><?xml version="1.0" encoding="utf-8"?>
+<w:ftr xmlns:wpc="http://schemas.microsoft.com/office/word/2010/wordprocessingCanvas" xmlns:cx="http://schemas.microsoft.com/office/drawing/2014/chartex" xmlns:cx1="http://schemas.microsoft.com/office/drawing/2015/9/8/chartex" xmlns:cx2="http://schemas.microsoft.com/office/drawing/2015/10/21/chartex" xmlns:cx3="http://schemas.microsoft.com/office/drawing/2016/5/9/chartex" xmlns:cx4="http://schemas.microsoft.com/office/drawing/2016/5/10/chartex" xmlns:cx5="http://schemas.microsoft.com/office/drawing/2016/5/11/chartex" xmlns:cx6="http://schemas.microsoft.com/office/drawing/2016/5/12/chartex" xmlns:cx7="http://schemas.microsoft.com/office/drawing/2016/5/13/chartex" xmlns:cx8="http://schemas.microsoft.com/office/drawing/2016/5/14/chartex" xmlns:mc="http://schemas.openxmlformats.org/markup-compatibility/2006" xmlns:aink="http://schemas.microsoft.com/office/drawing/2016/ink" xmlns:am3d="http://schemas.microsoft.com/office/drawing/2017/model3d" xmlns:o="urn:schemas-microsoft-com:office:office" xmlns:oel="http://schemas.microsoft.com/office/2019/extlst" xmlns:r="http://schemas.openxmlformats.org/officeDocument/2006/relationships" xmlns:m="http://schemas.openxmlformats.org/officeDocument/2006/math" xmlns:v="urn:schemas-microsoft-com:vml" xmlns:wp14="http://schemas.microsoft.com/office/word/2010/wordprocessingDrawing" xmlns:wp="http://schemas.openxmlformats.org/drawingml/2006/wordprocessingDrawing" xmlns:w10="urn:schemas-microsoft-com:office:word" xmlns:w="http://schemas.openxmlformats.org/wordprocessingml/2006/main" xmlns:w14="http://schemas.microsoft.com/office/word/2010/wordml" xmlns:w15="http://schemas.microsoft.com/office/word/2012/wordml" xmlns:w16cex="http://schemas.microsoft.com/office/word/2018/wordml/cex" xmlns:w16cid="http://schemas.microsoft.com/office/word/2016/wordml/cid" xmlns:w16="http://schemas.microsoft.com/office/word/2018/wordml" xmlns:w16du="http://schemas.microsoft.com/office/word/2023/wordml/word16du" xmlns:w16sdtdh="http://schemas.microsoft.com/office/word/2020/wordml/sdtdatahash" xmlns:w16sdtfl="http://schemas.microsoft.com/office/word/2024/wordml/sdtformatlock" xmlns:w16se="http://schemas.microsoft.com/office/word/2015/wordml/symex" xmlns:wpg="http://schemas.microsoft.com/office/word/2010/wordprocessingGroup" xmlns:wpi="http://schemas.microsoft.com/office/word/2010/wordprocessingInk" xmlns:wne="http://schemas.microsoft.com/office/word/2006/wordml" xmlns:wps="http://schemas.microsoft.com/office/word/2010/wordprocessingShape" mc:Ignorable="w14 w15 w16se w16cid w16 w16cex w16sdtdh w16sdtfl w16du wp14">
+  <w:sdt>
+    <w:sdtPr>
+      <w:id w:val="-1491866582"/>
+      <w:docPartObj>
+        <w:docPartGallery w:val="Page Numbers (Bottom of Page)"/>
+        <w:docPartUnique/>
+      </w:docPartObj>
+    </w:sdtPr>
+    <w:sdtContent>
+      <w:p>
+        <w:pPr>
+          <w:pStyle w:val="a5"/>
+          <w:jc w:val="center"/>
+        </w:pPr>
+        <w:r>
+          <w:fldChar w:fldCharType="begin"/>
+        </w:r>
+        <w:r>
+          <w:instrText>PAGE   \* MERGEFORMAT</w:instrText>
+        </w:r>
+        <w:r>
+          <w:fldChar w:fldCharType="separate"/>
+        </w:r>
+        <w:r>
+          <w:rPr>
+            <w:noProof/>
+          </w:rPr>
+          <w:t>7</w:t>
+        </w:r>
+        <w:r>
+          <w:fldChar w:fldCharType="end"/>
+        </w:r>
+      </w:p>
+    </w:sdtContent>
+  </w:sdt>
+  <w:p>
+    <w:pPr>
+      <w:pStyle w:val="a5"/>
+    </w:pPr>
+  </w:p>
+</w:ftr>
+</file>
+
+<file path=word/footnotes.xml><?xml version="1.0" encoding="utf-8"?>
+<w:footnotes xmlns:wpc="http://schemas.microsoft.com/office/word/2010/wordprocessingCanvas" xmlns:cx="http://schemas.microsoft.com/office/drawing/2014/chartex" xmlns:cx1="http://schemas.microsoft.com/office/drawing/2015/9/8/chartex" xmlns:cx2="http://schemas.microsoft.com/office/drawing/2015/10/21/chartex" xmlns:cx3="http://schemas.microsoft.com/office/drawing/2016/5/9/chartex" xmlns:cx4="http://schemas.microsoft.com/office/drawing/2016/5/10/chartex" xmlns:cx5="http://schemas.microsoft.com/office/drawing/2016/5/11/chartex" xmlns:cx6="http://schemas.microsoft.com/office/drawing/2016/5/12/chartex" xmlns:cx7="http://schemas.microsoft.com/office/drawing/2016/5/13/chartex" xmlns:cx8="http://schemas.microsoft.com/office/drawing/2016/5/14/chartex" xmlns:mc="http://schemas.openxmlformats.org/markup-compatibility/2006" xmlns:aink="http://schemas.microsoft.com/office/drawing/2016/ink" xmlns:am3d="http://schemas.microsoft.com/office/drawing/2017/model3d" xmlns:o="urn:schemas-microsoft-com:office:office" xmlns:oel="http://schemas.microsoft.com/office/2019/extlst" xmlns:r="http://schemas.openxmlformats.org/officeDocument/2006/relationships" xmlns:m="http://schemas.openxmlformats.org/officeDocument/2006/math" xmlns:v="urn:schemas-microsoft-com:vml" xmlns:wp14="http://schemas.microsoft.com/office/word/2010/wordprocessingDrawing" xmlns:wp="http://schemas.openxmlformats.org/drawingml/2006/wordprocessingDrawing" xmlns:w10="urn:schemas-microsoft-com:office:word" xmlns:w="http://schemas.openxmlformats.org/wordprocessingml/2006/main" xmlns:w14="http://schemas.microsoft.com/office/word/2010/wordml" xmlns:w15="http://schemas.microsoft.com/office/word/2012/wordml" xmlns:w16cex="http://schemas.microsoft.com/office/word/2018/wordml/cex" xmlns:w16cid="http://schemas.microsoft.com/office/word/2016/wordml/cid" xmlns:w16="http://schemas.microsoft.com/office/word/2018/wordml" xmlns:w16du="http://schemas.microsoft.com/office/word/2023/wordml/word16du" xmlns:w16sdtdh="http://schemas.microsoft.com/office/word/2020/wordml/sdtdatahash" xmlns:w16sdtfl="http://schemas.microsoft.com/office/word/2024/wordml/sdtformatlock" xmlns:w16se="http://schemas.microsoft.com/office/word/2015/wordml/symex" xmlns:wpg="http://schemas.microsoft.com/office/word/2010/wordprocessingGroup" xmlns:wpi="http://schemas.microsoft.com/office/word/2010/wordprocessingInk" xmlns:wne="http://schemas.microsoft.com/office/word/2006/wordml" xmlns:wps="http://schemas.microsoft.com/office/word/2010/wordprocessingShape" mc:Ignorable="w14 w15 w16se w16cid w16 w16cex w16sdtdh w16sdtfl w16du wp14">
+  <w:footnote w:type="separator" w:id="-1">
+    <w:p>
+      <w:r>
+        <w:separator/>
+      </w:r>
+    </w:p>
+  </w:footnote>
+  <w:footnote w:type="continuationSeparator" w:id="0">
+    <w:p>
+      <w:r>
+        <w:continuationSeparator/>
+      </w:r>
+    </w:p>
+  </w:footnote>
+</w:footnotes>
+</file>
+
+<file path=word/numbering.xml><?xml version="1.0" encoding="utf-8"?>
+<w:numbering xmlns:wpc="http://schemas.microsoft.com/office/word/2010/wordprocessingCanvas" xmlns:cx="http://schemas.microsoft.com/office/drawing/2014/chartex" xmlns:cx1="http://schemas.microsoft.com/office/drawing/2015/9/8/chartex" xmlns:cx2="http://schemas.microsoft.com/office/drawing/2015/10/21/chartex" xmlns:cx3="http://schemas.microsoft.com/office/drawing/2016/5/9/chartex" xmlns:cx4="http://schemas.microsoft.com/office/drawing/2016/5/10/chartex" xmlns:cx5="http://schemas.microsoft.com/office/drawing/2016/5/11/chartex" xmlns:cx6="http://schemas.microsoft.com/office/drawing/2016/5/12/chartex" xmlns:cx7="http://schemas.microsoft.com/office/drawing/2016/5/13/chartex" xmlns:cx8="http://schemas.microsoft.com/office/drawing/2016/5/14/chartex" xmlns:mc="http://schemas.openxmlformats.org/markup-compatibility/2006" xmlns:aink="http://schemas.microsoft.com/office/drawing/2016/ink" xmlns:am3d="http://schemas.microsoft.com/office/drawing/2017/model3d" xmlns:o="urn:schemas-microsoft-com:office:office" xmlns:oel="http://schemas.microsoft.com/office/2019/extlst" xmlns:r="http://schemas.openxmlformats.org/officeDocument/2006/relationships" xmlns:m="http://schemas.openxmlformats.org/officeDocument/2006/math" xmlns:v="urn:schemas-microsoft-com:vml" xmlns:wp14="http://schemas.microsoft.com/office/word/2010/wordprocessingDrawing" xmlns:wp="http://schemas.openxmlformats.org/drawingml/2006/wordprocessingDrawing" xmlns:w10="urn:schemas-microsoft-com:office:word" xmlns:w="http://schemas.openxmlformats.org/wordprocessingml/2006/main" xmlns:w14="http://schemas.microsoft.com/office/word/2010/wordml" xmlns:w15="http://schemas.microsoft.com/office/word/2012/wordml" xmlns:w16cex="http://schemas.microsoft.com/office/word/2018/wordml/cex" xmlns:w16cid="http://schemas.microsoft.com/office/word/2016/wordml/cid" xmlns:w16="http://schemas.microsoft.com/office/word/2018/wordml" xmlns:w16du="http://schemas.microsoft.com/office/word/2023/wordml/word16du" xmlns:w16sdtdh="http://schemas.microsoft.com/office/word/2020/wordml/sdtdatahash" xmlns:w16sdtfl="http://schemas.microsoft.com/office/word/2024/wordml/sdtformatlock" xmlns:w16se="http://schemas.microsoft.com/office/word/2015/wordml/symex" xmlns:wpg="http://schemas.microsoft.com/office/word/2010/wordprocessingGroup" xmlns:wpi="http://schemas.microsoft.com/office/word/2010/wordprocessingInk" xmlns:wne="http://schemas.microsoft.com/office/word/2006/wordml" xmlns:wps="http://schemas.microsoft.com/office/word/2010/wordprocessingShape" mc:Ignorable="w14 w15 w16se w16cid w16 w16cex w16sdtdh w16sdtfl w16du wp14">
+  <w:abstractNum w:abstractNumId="0" w15:restartNumberingAfterBreak="0">
+    <w:nsid w:val="0B3A6298"/>
+    <w:multiLevelType w:val="hybridMultilevel"/>
+    <w:tmpl w:val="4D426B16"/>
+    <w:lvl w:ilvl="0" w:tplc="04190011">
+      <w:start w:val="1"/>
+      <w:numFmt w:val="decimal"/>
+      <w:lvlText w:val="%1)"/>
+      <w:lvlJc w:val="left"/>
+      <w:pPr>
+        <w:ind w:left="720" w:hanging="360"/>
+      </w:pPr>
+      <w:rPr>
+        <w:rFonts w:hint="default"/>
+      </w:rPr>
+    </w:lvl>
+    <w:lvl w:ilvl="1" w:tplc="04190019" w:tentative="1">
+      <w:start w:val="1"/>
+      <w:numFmt w:val="lowerLetter"/>
+      <w:lvlText w:val="%2."/>
+      <w:lvlJc w:val="left"/>
+      <w:pPr>
+        <w:ind w:left="1440" w:hanging="360"/>
+      </w:pPr>
+    </w:lvl>
+    <w:lvl w:ilvl="2" w:tplc="0419001B" w:tentative="1">
+      <w:start w:val="1"/>
+      <w:numFmt w:val="lowerRoman"/>
+      <w:lvlText w:val="%3."/>
+      <w:lvlJc w:val="right"/>
+      <w:pPr>
+        <w:ind w:left="2160" w:hanging="180"/>
+      </w:pPr>
+    </w:lvl>
+    <w:lvl w:ilvl="3" w:tplc="0419000F" w:tentative="1">
+      <w:start w:val="1"/>
+      <w:numFmt w:val="decimal"/>
+      <w:lvlText w:val="%4."/>
+      <w:lvlJc w:val="left"/>
+      <w:pPr>
+        <w:ind w:left="2880" w:hanging="360"/>
+      </w:pPr>
+    </w:lvl>
+    <w:lvl w:ilvl="4" w:tplc="04190019" w:tentative="1">
+      <w:start w:val="1"/>
+      <w:numFmt w:val="lowerLetter"/>
+      <w:lvlText w:val="%5."/>
+      <w:lvlJc w:val="left"/>
+      <w:pPr>
+        <w:ind w:left="3600" w:hanging="360"/>
+      </w:pPr>
+    </w:lvl>
+    <w:lvl w:ilvl="5" w:tplc="0419001B" w:tentative="1">
+      <w:start w:val="1"/>
+      <w:numFmt w:val="lowerRoman"/>
+      <w:lvlText w:val="%6."/>
+      <w:lvlJc w:val="right"/>
+      <w:pPr>
+        <w:ind w:left="4320" w:hanging="180"/>
+      </w:pPr>
+    </w:lvl>
+    <w:lvl w:ilvl="6" w:tplc="0419000F" w:tentative="1">
+      <w:start w:val="1"/>
+      <w:numFmt w:val="decimal"/>
+      <w:lvlText w:val="%7."/>
+      <w:lvlJc w:val="left"/>
+      <w:pPr>
+        <w:ind w:left="5040" w:hanging="360"/>
+      </w:pPr>
+    </w:lvl>
+    <w:lvl w:ilvl="7" w:tplc="04190019" w:tentative="1">
+      <w:start w:val="1"/>
+      <w:numFmt w:val="lowerLetter"/>
+      <w:lvlText w:val="%8."/>
+      <w:lvlJc w:val="left"/>
+      <w:pPr>
+        <w:ind w:left="5760" w:hanging="360"/>
+      </w:pPr>
+    </w:lvl>
+    <w:lvl w:ilvl="8" w:tplc="0419001B" w:tentative="1">
+      <w:start w:val="1"/>
+      <w:numFmt w:val="lowerRoman"/>
+      <w:lvlText w:val="%9."/>
+      <w:lvlJc w:val="right"/>
+      <w:pPr>
+        <w:ind w:left="6480" w:hanging="180"/>
+      </w:pPr>
+    </w:lvl>
+  </w:abstractNum>
+  <w:abstractNum w:abstractNumId="1" w15:restartNumberingAfterBreak="0">
+    <w:nsid w:val="0DBD4B85"/>
+    <w:multiLevelType w:val="hybridMultilevel"/>
+    <w:tmpl w:val="E6026856"/>
+    <w:lvl w:ilvl="0" w:tplc="0419000F">
+      <w:start w:val="1"/>
+      <w:numFmt w:val="decimal"/>
+      <w:lvlText w:val="%1."/>
+      <w:lvlJc w:val="left"/>
+      <w:pPr>
+        <w:ind w:left="720" w:hanging="360"/>
+      </w:pPr>
+    </w:lvl>
+    <w:lvl w:ilvl="1" w:tplc="04190019" w:tentative="1">
+      <w:start w:val="1"/>
+      <w:numFmt w:val="lowerLetter"/>
+      <w:lvlText w:val="%2."/>
+      <w:lvlJc w:val="left"/>
+      <w:pPr>
+        <w:ind w:left="1440" w:hanging="360"/>
+      </w:pPr>
+    </w:lvl>
+    <w:lvl w:ilvl="2" w:tplc="0419001B" w:tentative="1">
+      <w:start w:val="1"/>
+      <w:numFmt w:val="lowerRoman"/>
+      <w:lvlText w:val="%3."/>
+      <w:lvlJc w:val="right"/>
+      <w:pPr>
+        <w:ind w:left="2160" w:hanging="180"/>
+      </w:pPr>
+    </w:lvl>
+    <w:lvl w:ilvl="3" w:tplc="0419000F" w:tentative="1">
+      <w:start w:val="1"/>
+      <w:numFmt w:val="decimal"/>
+      <w:lvlText w:val="%4."/>
+      <w:lvlJc w:val="left"/>
+      <w:pPr>
+        <w:ind w:left="2880" w:hanging="360"/>
+      </w:pPr>
+    </w:lvl>
+    <w:lvl w:ilvl="4" w:tplc="04190019" w:tentative="1">
+      <w:start w:val="1"/>
+      <w:numFmt w:val="lowerLetter"/>
+      <w:lvlText w:val="%5."/>
+      <w:lvlJc w:val="left"/>
+      <w:pPr>
+        <w:ind w:left="3600" w:hanging="360"/>
+      </w:pPr>
+    </w:lvl>
+    <w:lvl w:ilvl="5" w:tplc="0419001B" w:tentative="1">
+      <w:start w:val="1"/>
+      <w:numFmt w:val="lowerRoman"/>
+      <w:lvlText w:val="%6."/>
+      <w:lvlJc w:val="right"/>
+      <w:pPr>
+        <w:ind w:left="4320" w:hanging="180"/>
+      </w:pPr>
+    </w:lvl>
+    <w:lvl w:ilvl="6" w:tplc="0419000F" w:tentative="1">
+      <w:start w:val="1"/>
+      <w:numFmt w:val="decimal"/>
+      <w:lvlText w:val="%7."/>
+      <w:lvlJc w:val="left"/>
+      <w:pPr>
+        <w:ind w:left="5040" w:hanging="360"/>
+      </w:pPr>
+    </w:lvl>
+    <w:lvl w:ilvl="7" w:tplc="04190019" w:tentative="1">
+      <w:start w:val="1"/>
+      <w:numFmt w:val="lowerLetter"/>
+      <w:lvlText w:val="%8."/>
+      <w:lvlJc w:val="left"/>
+      <w:pPr>
+        <w:ind w:left="5760" w:hanging="360"/>
+      </w:pPr>
+    </w:lvl>
+    <w:lvl w:ilvl="8" w:tplc="0419001B" w:tentative="1">
+      <w:start w:val="1"/>
+      <w:numFmt w:val="lowerRoman"/>
+      <w:lvlText w:val="%9."/>
+      <w:lvlJc w:val="right"/>
+      <w:pPr>
+        <w:ind w:left="6480" w:hanging="180"/>
+      </w:pPr>
+    </w:lvl>
+  </w:abstractNum>
+  <w:abstractNum w:abstractNumId="2" w15:restartNumberingAfterBreak="0">
+    <w:nsid w:val="12B15459"/>
+    <w:multiLevelType w:val="hybridMultilevel"/>
+    <w:tmpl w:val="57DAE2F0"/>
+    <w:lvl w:ilvl="0" w:tplc="04190001">
+      <w:start w:val="1"/>
+      <w:numFmt w:val="bullet"/>
+      <w:lvlText w:val=""/>
+      <w:lvlJc w:val="left"/>
+      <w:pPr>
+        <w:ind w:left="720" w:hanging="360"/>
+      </w:pPr>
+      <w:rPr>
+        <w:rFonts w:ascii="Symbol" w:hAnsi="Symbol" w:hint="default"/>
+      </w:rPr>
+    </w:lvl>
+    <w:lvl w:ilvl="1" w:tplc="04190003" w:tentative="1">
+      <w:start w:val="1"/>
+      <w:numFmt w:val="bullet"/>
+      <w:lvlText w:val="o"/>
+      <w:lvlJc w:val="left"/>
+      <w:pPr>
+        <w:ind w:left="1440" w:hanging="360"/>
+      </w:pPr>
+      <w:rPr>
+        <w:rFonts w:ascii="Courier New" w:hAnsi="Courier New" w:cs="Courier New" w:hint="default"/>
+      </w:rPr>
+    </w:lvl>
+    <w:lvl w:ilvl="2" w:tplc="04190005" w:tentative="1">
+      <w:start w:val="1"/>
+      <w:numFmt w:val="bullet"/>
+      <w:lvlText w:val=""/>
+      <w:lvlJc w:val="left"/>
+      <w:pPr>
+        <w:ind w:left="2160" w:hanging="360"/>
+      </w:pPr>
+      <w:rPr>
+        <w:rFonts w:ascii="Wingdings" w:hAnsi="Wingdings" w:hint="default"/>
+      </w:rPr>
+    </w:lvl>
+    <w:lvl w:ilvl="3" w:tplc="04190001" w:tentative="1">
+      <w:start w:val="1"/>
+      <w:numFmt w:val="bullet"/>
+      <w:lvlText w:val=""/>
+      <w:lvlJc w:val="left"/>
+      <w:pPr>
+        <w:ind w:left="2880" w:hanging="360"/>
+      </w:pPr>
+      <w:rPr>
+        <w:rFonts w:ascii="Symbol" w:hAnsi="Symbol" w:hint="default"/>
+      </w:rPr>
+    </w:lvl>
+    <w:lvl w:ilvl="4" w:tplc="04190003" w:tentative="1">
+      <w:start w:val="1"/>
+      <w:numFmt w:val="bullet"/>
+      <w:lvlText w:val="o"/>
+      <w:lvlJc w:val="left"/>
+      <w:pPr>
+        <w:ind w:left="3600" w:hanging="360"/>
+      </w:pPr>
+      <w:rPr>
+        <w:rFonts w:ascii="Courier New" w:hAnsi="Courier New" w:cs="Courier New" w:hint="default"/>
+      </w:rPr>
+    </w:lvl>
+    <w:lvl w:ilvl="5" w:tplc="04190005" w:tentative="1">
+      <w:start w:val="1"/>
+      <w:numFmt w:val="bullet"/>
+      <w:lvlText w:val=""/>
+      <w:lvlJc w:val="left"/>
+      <w:pPr>
+        <w:ind w:left="4320" w:hanging="360"/>
+      </w:pPr>
+      <w:rPr>
+        <w:rFonts w:ascii="Wingdings" w:hAnsi="Wingdings" w:hint="default"/>
+      </w:rPr>
+    </w:lvl>
+    <w:lvl w:ilvl="6" w:tplc="04190001" w:tentative="1">
+      <w:start w:val="1"/>
+      <w:numFmt w:val="bullet"/>
+      <w:lvlText w:val=""/>
+      <w:lvlJc w:val="left"/>
+      <w:pPr>
+        <w:ind w:left="5040" w:hanging="360"/>
+      </w:pPr>
+      <w:rPr>
+        <w:rFonts w:ascii="Symbol" w:hAnsi="Symbol" w:hint="default"/>
+      </w:rPr>
+    </w:lvl>
+    <w:lvl w:ilvl="7" w:tplc="04190003" w:tentative="1">
+      <w:start w:val="1"/>
+      <w:numFmt w:val="bullet"/>
+      <w:lvlText w:val="o"/>
+      <w:lvlJc w:val="left"/>
+      <w:pPr>
+        <w:ind w:left="5760" w:hanging="360"/>
+      </w:pPr>
+      <w:rPr>
+        <w:rFonts w:ascii="Courier New" w:hAnsi="Courier New" w:cs="Courier New" w:hint="default"/>
+      </w:rPr>
+    </w:lvl>
+    <w:lvl w:ilvl="8" w:tplc="04190005" w:tentative="1">
+      <w:start w:val="1"/>
+      <w:numFmt w:val="bullet"/>
+      <w:lvlText w:val=""/>
+      <w:lvlJc w:val="left"/>
+      <w:pPr>
+        <w:ind w:left="6480" w:hanging="360"/>
+      </w:pPr>
+      <w:rPr>
+        <w:rFonts w:ascii="Wingdings" w:hAnsi="Wingdings" w:hint="default"/>
+      </w:rPr>
+    </w:lvl>
+  </w:abstractNum>
+  <w:abstractNum w:abstractNumId="3" w15:restartNumberingAfterBreak="0">
+    <w:nsid w:val="23FF2844"/>
+    <w:multiLevelType w:val="hybridMultilevel"/>
+    <w:tmpl w:val="09CAC6AE"/>
+    <w:lvl w:ilvl="0" w:tplc="04190001">
+      <w:start w:val="1"/>
+      <w:numFmt w:val="bullet"/>
+      <w:lvlText w:val=""/>
+      <w:lvlJc w:val="left"/>
+      <w:pPr>
+        <w:ind w:left="720" w:hanging="360"/>
+      </w:pPr>
+      <w:rPr>
+        <w:rFonts w:ascii="Symbol" w:hAnsi="Symbol" w:hint="default"/>
+      </w:rPr>
+    </w:lvl>
+    <w:lvl w:ilvl="1" w:tplc="04190003" w:tentative="1">
+      <w:start w:val="1"/>
+      <w:numFmt w:val="bullet"/>
+      <w:lvlText w:val="o"/>
+      <w:lvlJc w:val="left"/>
+      <w:pPr>
+        <w:ind w:left="1440" w:hanging="360"/>
+      </w:pPr>
+      <w:rPr>
+        <w:rFonts w:ascii="Courier New" w:hAnsi="Courier New" w:cs="Courier New" w:hint="default"/>
+      </w:rPr>
+    </w:lvl>
+    <w:lvl w:ilvl="2" w:tplc="04190005" w:tentative="1">
+      <w:start w:val="1"/>
+      <w:numFmt w:val="bullet"/>
+      <w:lvlText w:val=""/>
+      <w:lvlJc w:val="left"/>
+      <w:pPr>
+        <w:ind w:left="2160" w:hanging="360"/>
+      </w:pPr>
+      <w:rPr>
+        <w:rFonts w:ascii="Wingdings" w:hAnsi="Wingdings" w:hint="default"/>
+      </w:rPr>
+    </w:lvl>
+    <w:lvl w:ilvl="3" w:tplc="04190001" w:tentative="1">
+      <w:start w:val="1"/>
+      <w:numFmt w:val="bullet"/>
+      <w:lvlText w:val=""/>
+      <w:lvlJc w:val="left"/>
+      <w:pPr>
+        <w:ind w:left="2880" w:hanging="360"/>
+      </w:pPr>
+      <w:rPr>
+        <w:rFonts w:ascii="Symbol" w:hAnsi="Symbol" w:hint="default"/>
+      </w:rPr>
+    </w:lvl>
+    <w:lvl w:ilvl="4" w:tplc="04190003" w:tentative="1">
+      <w:start w:val="1"/>
+      <w:numFmt w:val="bullet"/>
+      <w:lvlText w:val="o"/>
+      <w:lvlJc w:val="left"/>
+      <w:pPr>
+        <w:ind w:left="3600" w:hanging="360"/>
+      </w:pPr>
+      <w:rPr>
+        <w:rFonts w:ascii="Courier New" w:hAnsi="Courier New" w:cs="Courier New" w:hint="default"/>
+      </w:rPr>
+    </w:lvl>
+    <w:lvl w:ilvl="5" w:tplc="04190005" w:tentative="1">
+      <w:start w:val="1"/>
+      <w:numFmt w:val="bullet"/>
+      <w:lvlText w:val=""/>
+      <w:lvlJc w:val="left"/>
+      <w:pPr>
+        <w:ind w:left="4320" w:hanging="360"/>
+      </w:pPr>
+      <w:rPr>
+        <w:rFonts w:ascii="Wingdings" w:hAnsi="Wingdings" w:hint="default"/>
+      </w:rPr>
+    </w:lvl>
+    <w:lvl w:ilvl="6" w:tplc="04190001" w:tentative="1">
+      <w:start w:val="1"/>
+      <w:numFmt w:val="bullet"/>
+      <w:lvlText w:val=""/>
+      <w:lvlJc w:val="left"/>
+      <w:pPr>
+        <w:ind w:left="5040" w:hanging="360"/>
+      </w:pPr>
+      <w:rPr>
+        <w:rFonts w:ascii="Symbol" w:hAnsi="Symbol" w:hint="default"/>
+      </w:rPr>
+    </w:lvl>
+    <w:lvl w:ilvl="7" w:tplc="04190003" w:tentative="1">
+      <w:start w:val="1"/>
+      <w:numFmt w:val="bullet"/>
+      <w:lvlText w:val="o"/>
+      <w:lvlJc w:val="left"/>
+      <w:pPr>
+        <w:ind w:left="5760" w:hanging="360"/>
+      </w:pPr>
+      <w:rPr>
+        <w:rFonts w:ascii="Courier New" w:hAnsi="Courier New" w:cs="Courier New" w:hint="default"/>
+      </w:rPr>
+    </w:lvl>
+    <w:lvl w:ilvl="8" w:tplc="04190005" w:tentative="1">
+      <w:start w:val="1"/>
+      <w:numFmt w:val="bullet"/>
+      <w:lvlText w:val=""/>
+      <w:lvlJc w:val="left"/>
+      <w:pPr>
+        <w:ind w:left="6480" w:hanging="360"/>
+      </w:pPr>
+      <w:rPr>
+        <w:rFonts w:ascii="Wingdings" w:hAnsi="Wingdings" w:hint="default"/>
+      </w:rPr>
+    </w:lvl>
+  </w:abstractNum>
+  <w:abstractNum w:abstractNumId="4" w15:restartNumberingAfterBreak="0">
+    <w:nsid w:val="25892239"/>
+    <w:multiLevelType w:val="hybridMultilevel"/>
+    <w:tmpl w:val="3E465682"/>
+    <w:lvl w:ilvl="0" w:tplc="42EE0BB4">
+      <w:start w:val="1"/>
+      <w:numFmt w:val="decimal"/>
+      <w:lvlText w:val="%1)"/>
+      <w:lvlJc w:val="left"/>
+      <w:pPr>
+        <w:ind w:left="720" w:hanging="360"/>
+      </w:pPr>
+      <w:rPr>
+        <w:rFonts w:hint="default"/>
+        <w:sz w:val="28"/>
+        <w:szCs w:val="24"/>
+      </w:rPr>
+    </w:lvl>
+    <w:lvl w:ilvl="1" w:tplc="04190019">
+      <w:start w:val="1"/>
+      <w:numFmt w:val="lowerLetter"/>
+      <w:lvlText w:val="%2."/>
+      <w:lvlJc w:val="left"/>
+      <w:pPr>
+        <w:ind w:left="1440" w:hanging="360"/>
+      </w:pPr>
+    </w:lvl>
+    <w:lvl w:ilvl="2" w:tplc="0419001B" w:tentative="1">
+      <w:start w:val="1"/>
+      <w:numFmt w:val="lowerRoman"/>
+      <w:lvlText w:val="%3."/>
+      <w:lvlJc w:val="right"/>
+      <w:pPr>
+        <w:ind w:left="2160" w:hanging="180"/>
+      </w:pPr>
+    </w:lvl>
+    <w:lvl w:ilvl="3" w:tplc="0419000F" w:tentative="1">
+      <w:start w:val="1"/>
+      <w:numFmt w:val="decimal"/>
+      <w:lvlText w:val="%4."/>
+      <w:lvlJc w:val="left"/>
+      <w:pPr>
+        <w:ind w:left="2880" w:hanging="360"/>
+      </w:pPr>
+    </w:lvl>
+    <w:lvl w:ilvl="4" w:tplc="04190019" w:tentative="1">
+      <w:start w:val="1"/>
+      <w:numFmt w:val="lowerLetter"/>
+      <w:lvlText w:val="%5."/>
+      <w:lvlJc w:val="left"/>
+      <w:pPr>
+        <w:ind w:left="3600" w:hanging="360"/>
+      </w:pPr>
+    </w:lvl>
+    <w:lvl w:ilvl="5" w:tplc="0419001B" w:tentative="1">
+      <w:start w:val="1"/>
+      <w:numFmt w:val="lowerRoman"/>
+      <w:lvlText w:val="%6."/>
+      <w:lvlJc w:val="right"/>
+      <w:pPr>
+        <w:ind w:left="4320" w:hanging="180"/>
+      </w:pPr>
+    </w:lvl>
+    <w:lvl w:ilvl="6" w:tplc="0419000F" w:tentative="1">
+      <w:start w:val="1"/>
+      <w:numFmt w:val="decimal"/>
+      <w:lvlText w:val="%7."/>
+      <w:lvlJc w:val="left"/>
+      <w:pPr>
+        <w:ind w:left="5040" w:hanging="360"/>
+      </w:pPr>
+    </w:lvl>
+    <w:lvl w:ilvl="7" w:tplc="04190019" w:tentative="1">
+      <w:start w:val="1"/>
+      <w:numFmt w:val="lowerLetter"/>
+      <w:lvlText w:val="%8."/>
+      <w:lvlJc w:val="left"/>
+      <w:pPr>
+        <w:ind w:left="5760" w:hanging="360"/>
+      </w:pPr>
+    </w:lvl>
+    <w:lvl w:ilvl="8" w:tplc="0419001B" w:tentative="1">
+      <w:start w:val="1"/>
+      <w:numFmt w:val="lowerRoman"/>
+      <w:lvlText w:val="%9."/>
+      <w:lvlJc w:val="right"/>
+      <w:pPr>
+        <w:ind w:left="6480" w:hanging="180"/>
+      </w:pPr>
+    </w:lvl>
+  </w:abstractNum>
+  <w:abstractNum w:abstractNumId="5" w15:restartNumberingAfterBreak="0">
+    <w:nsid w:val="28B73EA4"/>
+    <w:multiLevelType w:val="hybridMultilevel"/>
+    <w:tmpl w:val="B6E4E4AC"/>
+    <w:lvl w:ilvl="0" w:tplc="0409000F">
+      <w:start w:val="1"/>
+      <w:numFmt w:val="decimal"/>
+      <w:lvlText w:val="%1."/>
+      <w:lvlJc w:val="left"/>
+      <w:pPr>
+        <w:ind w:left="720" w:hanging="360"/>
+      </w:pPr>
+      <w:rPr>
+        <w:rFonts w:hint="default"/>
+      </w:rPr>
+    </w:lvl>
+    <w:lvl w:ilvl="1" w:tplc="04090019" w:tentative="1">
+      <w:start w:val="1"/>
+      <w:numFmt w:val="lowerLetter"/>
+      <w:lvlText w:val="%2."/>
+      <w:lvlJc w:val="left"/>
+      <w:pPr>
+        <w:ind w:left="1440" w:hanging="360"/>
+      </w:pPr>
+    </w:lvl>
+    <w:lvl w:ilvl="2" w:tplc="0409001B" w:tentative="1">
+      <w:start w:val="1"/>
+      <w:numFmt w:val="lowerRoman"/>
+      <w:lvlText w:val="%3."/>
+      <w:lvlJc w:val="right"/>
+      <w:pPr>
+        <w:ind w:left="2160" w:hanging="180"/>
+      </w:pPr>
+    </w:lvl>
+    <w:lvl w:ilvl="3" w:tplc="0409000F" w:tentative="1">
+      <w:start w:val="1"/>
+      <w:numFmt w:val="decimal"/>
+      <w:lvlText w:val="%4."/>
+      <w:lvlJc w:val="left"/>
+      <w:pPr>
+        <w:ind w:left="2880" w:hanging="360"/>
+      </w:pPr>
+    </w:lvl>
+    <w:lvl w:ilvl="4" w:tplc="04090019" w:tentative="1">
+      <w:start w:val="1"/>
+      <w:numFmt w:val="lowerLetter"/>
+      <w:lvlText w:val="%5."/>
+      <w:lvlJc w:val="left"/>
+      <w:pPr>
+        <w:ind w:left="3600" w:hanging="360"/>
+      </w:pPr>
+    </w:lvl>
+    <w:lvl w:ilvl="5" w:tplc="0409001B" w:tentative="1">
+      <w:start w:val="1"/>
+      <w:numFmt w:val="lowerRoman"/>
+      <w:lvlText w:val="%6."/>
+      <w:lvlJc w:val="right"/>
+      <w:pPr>
+        <w:ind w:left="4320" w:hanging="180"/>
+      </w:pPr>
+    </w:lvl>
+    <w:lvl w:ilvl="6" w:tplc="0409000F" w:tentative="1">
+      <w:start w:val="1"/>
+      <w:numFmt w:val="decimal"/>
+      <w:lvlText w:val="%7."/>
+      <w:lvlJc w:val="left"/>
+      <w:pPr>
+        <w:ind w:left="5040" w:hanging="360"/>
+      </w:pPr>
+    </w:lvl>
+    <w:lvl w:ilvl="7" w:tplc="04090019" w:tentative="1">
+      <w:start w:val="1"/>
+      <w:numFmt w:val="lowerLetter"/>
+      <w:lvlText w:val="%8."/>
+      <w:lvlJc w:val="left"/>
+      <w:pPr>
+        <w:ind w:left="5760" w:hanging="360"/>
+      </w:pPr>
+    </w:lvl>
+    <w:lvl w:ilvl="8" w:tplc="0409001B" w:tentative="1">
+      <w:start w:val="1"/>
+      <w:numFmt w:val="lowerRoman"/>
+      <w:lvlText w:val="%9."/>
+      <w:lvlJc w:val="right"/>
+      <w:pPr>
+        <w:ind w:left="6480" w:hanging="180"/>
+      </w:pPr>
+    </w:lvl>
+  </w:abstractNum>
+  <w:abstractNum w:abstractNumId="6" w15:restartNumberingAfterBreak="0">
+    <w:nsid w:val="2C6F483F"/>
+    <w:multiLevelType w:val="hybridMultilevel"/>
+    <w:tmpl w:val="D2A6DAE4"/>
+    <w:lvl w:ilvl="0" w:tplc="0419000F">
+      <w:start w:val="1"/>
+      <w:numFmt w:val="decimal"/>
+      <w:lvlText w:val="%1."/>
+      <w:lvlJc w:val="left"/>
+      <w:pPr>
+        <w:ind w:left="720" w:hanging="360"/>
+      </w:pPr>
+    </w:lvl>
+    <w:lvl w:ilvl="1" w:tplc="04190019" w:tentative="1">
+      <w:start w:val="1"/>
+      <w:numFmt w:val="lowerLetter"/>
+      <w:lvlText w:val="%2."/>
+      <w:lvlJc w:val="left"/>
+      <w:pPr>
+        <w:ind w:left="1440" w:hanging="360"/>
+      </w:pPr>
+    </w:lvl>
+    <w:lvl w:ilvl="2" w:tplc="0419001B" w:tentative="1">
+      <w:start w:val="1"/>
+      <w:numFmt w:val="lowerRoman"/>
+      <w:lvlText w:val="%3."/>
+      <w:lvlJc w:val="right"/>
+      <w:pPr>
+        <w:ind w:left="2160" w:hanging="180"/>
+      </w:pPr>
+    </w:lvl>
+    <w:lvl w:ilvl="3" w:tplc="0419000F" w:tentative="1">
+      <w:start w:val="1"/>
+      <w:numFmt w:val="decimal"/>
+      <w:lvlText w:val="%4."/>
+      <w:lvlJc w:val="left"/>
+      <w:pPr>
+        <w:ind w:left="2880" w:hanging="360"/>
+      </w:pPr>
+    </w:lvl>
+    <w:lvl w:ilvl="4" w:tplc="04190019" w:tentative="1">
+      <w:start w:val="1"/>
+      <w:numFmt w:val="lowerLetter"/>
+      <w:lvlText w:val="%5."/>
+      <w:lvlJc w:val="left"/>
+      <w:pPr>
+        <w:ind w:left="3600" w:hanging="360"/>
+      </w:pPr>
+    </w:lvl>
+    <w:lvl w:ilvl="5" w:tplc="0419001B" w:tentative="1">
+      <w:start w:val="1"/>
+      <w:numFmt w:val="lowerRoman"/>
+      <w:lvlText w:val="%6."/>
+      <w:lvlJc w:val="right"/>
+      <w:pPr>
+        <w:ind w:left="4320" w:hanging="180"/>
+      </w:pPr>
+    </w:lvl>
+    <w:lvl w:ilvl="6" w:tplc="0419000F" w:tentative="1">
+      <w:start w:val="1"/>
+      <w:numFmt w:val="decimal"/>
+      <w:lvlText w:val="%7."/>
+      <w:lvlJc w:val="left"/>
+      <w:pPr>
+        <w:ind w:left="5040" w:hanging="360"/>
+      </w:pPr>
+    </w:lvl>
+    <w:lvl w:ilvl="7" w:tplc="04190019" w:tentative="1">
+      <w:start w:val="1"/>
+      <w:numFmt w:val="lowerLetter"/>
+      <w:lvlText w:val="%8."/>
+      <w:lvlJc w:val="left"/>
+      <w:pPr>
+        <w:ind w:left="5760" w:hanging="360"/>
+      </w:pPr>
+    </w:lvl>
+    <w:lvl w:ilvl="8" w:tplc="0419001B" w:tentative="1">
+      <w:start w:val="1"/>
+      <w:numFmt w:val="lowerRoman"/>
+      <w:lvlText w:val="%9."/>
+      <w:lvlJc w:val="right"/>
+      <w:pPr>
+        <w:ind w:left="6480" w:hanging="180"/>
+      </w:pPr>
+    </w:lvl>
+  </w:abstractNum>
+  <w:abstractNum w:abstractNumId="7" w15:restartNumberingAfterBreak="0">
+    <w:nsid w:val="30432914"/>
+    <w:multiLevelType w:val="hybridMultilevel"/>
+    <w:tmpl w:val="5C3A826C"/>
+    <w:lvl w:ilvl="0" w:tplc="0409000F">
+      <w:start w:val="1"/>
+      <w:numFmt w:val="decimal"/>
+      <w:lvlText w:val="%1."/>
+      <w:lvlJc w:val="left"/>
+      <w:pPr>
+        <w:ind w:left="720" w:hanging="360"/>
+      </w:pPr>
+    </w:lvl>
+    <w:lvl w:ilvl="1" w:tplc="04090019" w:tentative="1">
+      <w:start w:val="1"/>
+      <w:numFmt w:val="lowerLetter"/>
+      <w:lvlText w:val="%2."/>
+      <w:lvlJc w:val="left"/>
+      <w:pPr>
+        <w:ind w:left="1440" w:hanging="360"/>
+      </w:pPr>
+    </w:lvl>
+    <w:lvl w:ilvl="2" w:tplc="0409001B" w:tentative="1">
+      <w:start w:val="1"/>
+      <w:numFmt w:val="lowerRoman"/>
+      <w:lvlText w:val="%3."/>
+      <w:lvlJc w:val="right"/>
+      <w:pPr>
+        <w:ind w:left="2160" w:hanging="180"/>
+      </w:pPr>
+    </w:lvl>
+    <w:lvl w:ilvl="3" w:tplc="0409000F" w:tentative="1">
+      <w:start w:val="1"/>
+      <w:numFmt w:val="decimal"/>
+      <w:lvlText w:val="%4."/>
+      <w:lvlJc w:val="left"/>
+      <w:pPr>
+        <w:ind w:left="2880" w:hanging="360"/>
+      </w:pPr>
+    </w:lvl>
+    <w:lvl w:ilvl="4" w:tplc="04090019" w:tentative="1">
+      <w:start w:val="1"/>
+      <w:numFmt w:val="lowerLetter"/>
+      <w:lvlText w:val="%5."/>
+      <w:lvlJc w:val="left"/>
+      <w:pPr>
+        <w:ind w:left="3600" w:hanging="360"/>
+      </w:pPr>
+    </w:lvl>
+    <w:lvl w:ilvl="5" w:tplc="0409001B" w:tentative="1">
+      <w:start w:val="1"/>
+      <w:numFmt w:val="lowerRoman"/>
+      <w:lvlText w:val="%6."/>
+      <w:lvlJc w:val="right"/>
+      <w:pPr>
+        <w:ind w:left="4320" w:hanging="180"/>
+      </w:pPr>
+    </w:lvl>
+    <w:lvl w:ilvl="6" w:tplc="0409000F" w:tentative="1">
+      <w:start w:val="1"/>
+      <w:numFmt w:val="decimal"/>
+      <w:lvlText w:val="%7."/>
+      <w:lvlJc w:val="left"/>
+      <w:pPr>
+        <w:ind w:left="5040" w:hanging="360"/>
+      </w:pPr>
+    </w:lvl>
+    <w:lvl w:ilvl="7" w:tplc="04090019" w:tentative="1">
+      <w:start w:val="1"/>
+      <w:numFmt w:val="lowerLetter"/>
+      <w:lvlText w:val="%8."/>
+      <w:lvlJc w:val="left"/>
+      <w:pPr>
+        <w:ind w:left="5760" w:hanging="360"/>
+      </w:pPr>
+    </w:lvl>
+    <w:lvl w:ilvl="8" w:tplc="0409001B" w:tentative="1">
+      <w:start w:val="1"/>
+      <w:numFmt w:val="lowerRoman"/>
+      <w:lvlText w:val="%9."/>
+      <w:lvlJc w:val="right"/>
+      <w:pPr>
+        <w:ind w:left="6480" w:hanging="180"/>
+      </w:pPr>
+    </w:lvl>
+  </w:abstractNum>
+  <w:abstractNum w:abstractNumId="8" w15:restartNumberingAfterBreak="0">
+    <w:nsid w:val="33DA703E"/>
+    <w:multiLevelType w:val="hybridMultilevel"/>
+    <w:tmpl w:val="094870E0"/>
+    <w:lvl w:ilvl="0" w:tplc="FFFFFFFF">
+      <w:start w:val="1"/>
+      <w:numFmt w:val="decimal"/>
+      <w:lvlText w:val="%1)"/>
+      <w:lvlJc w:val="left"/>
+      <w:pPr>
+        <w:ind w:left="720" w:hanging="360"/>
+      </w:pPr>
+      <w:rPr>
+        <w:rFonts w:hint="default"/>
+      </w:rPr>
+    </w:lvl>
+    <w:lvl w:ilvl="1" w:tplc="FFFFFFFF" w:tentative="1">
+      <w:start w:val="1"/>
+      <w:numFmt w:val="lowerLetter"/>
+      <w:lvlText w:val="%2."/>
+      <w:lvlJc w:val="left"/>
+      <w:pPr>
+        <w:ind w:left="1440" w:hanging="360"/>
+      </w:pPr>
+    </w:lvl>
+    <w:lvl w:ilvl="2" w:tplc="FFFFFFFF" w:tentative="1">
+      <w:start w:val="1"/>
+      <w:numFmt w:val="lowerRoman"/>
+      <w:lvlText w:val="%3."/>
+      <w:lvlJc w:val="right"/>
+      <w:pPr>
+        <w:ind w:left="2160" w:hanging="180"/>
+      </w:pPr>
+    </w:lvl>
+    <w:lvl w:ilvl="3" w:tplc="FFFFFFFF" w:tentative="1">
+      <w:start w:val="1"/>
+      <w:numFmt w:val="decimal"/>
+      <w:lvlText w:val="%4."/>
+      <w:lvlJc w:val="left"/>
+      <w:pPr>
+        <w:ind w:left="2880" w:hanging="360"/>
+      </w:pPr>
+    </w:lvl>
+    <w:lvl w:ilvl="4" w:tplc="FFFFFFFF" w:tentative="1">
+      <w:start w:val="1"/>
+      <w:numFmt w:val="lowerLetter"/>
+      <w:lvlText w:val="%5."/>
+      <w:lvlJc w:val="left"/>
+      <w:pPr>
+        <w:ind w:left="3600" w:hanging="360"/>
+      </w:pPr>
+    </w:lvl>
+    <w:lvl w:ilvl="5" w:tplc="FFFFFFFF" w:tentative="1">
+      <w:start w:val="1"/>
+      <w:numFmt w:val="lowerRoman"/>
+      <w:lvlText w:val="%6."/>
+      <w:lvlJc w:val="right"/>
+      <w:pPr>
+        <w:ind w:left="4320" w:hanging="180"/>
+      </w:pPr>
+    </w:lvl>
+    <w:lvl w:ilvl="6" w:tplc="FFFFFFFF" w:tentative="1">
+      <w:start w:val="1"/>
+      <w:numFmt w:val="decimal"/>
+      <w:lvlText w:val="%7."/>
+      <w:lvlJc w:val="left"/>
+      <w:pPr>
+        <w:ind w:left="5040" w:hanging="360"/>
+      </w:pPr>
+    </w:lvl>
+    <w:lvl w:ilvl="7" w:tplc="FFFFFFFF" w:tentative="1">
+      <w:start w:val="1"/>
+      <w:numFmt w:val="lowerLetter"/>
+      <w:lvlText w:val="%8."/>
+      <w:lvlJc w:val="left"/>
+      <w:pPr>
+        <w:ind w:left="5760" w:hanging="360"/>
+      </w:pPr>
+    </w:lvl>
+    <w:lvl w:ilvl="8" w:tplc="FFFFFFFF" w:tentative="1">
+      <w:start w:val="1"/>
+      <w:numFmt w:val="lowerRoman"/>
+      <w:lvlText w:val="%9."/>
+      <w:lvlJc w:val="right"/>
+      <w:pPr>
+        <w:ind w:left="6480" w:hanging="180"/>
+      </w:pPr>
+    </w:lvl>
+  </w:abstractNum>
+  <w:abstractNum w:abstractNumId="9" w15:restartNumberingAfterBreak="0">
+    <w:nsid w:val="37EC1014"/>
+    <w:multiLevelType w:val="hybridMultilevel"/>
+    <w:tmpl w:val="0DE6AECE"/>
+    <w:lvl w:ilvl="0" w:tplc="0419000F">
+      <w:start w:val="1"/>
+      <w:numFmt w:val="decimal"/>
+      <w:lvlText w:val="%1."/>
+      <w:lvlJc w:val="left"/>
+      <w:pPr>
+        <w:ind w:left="720" w:hanging="360"/>
+      </w:pPr>
+    </w:lvl>
+    <w:lvl w:ilvl="1" w:tplc="04190019" w:tentative="1">
+      <w:start w:val="1"/>
+      <w:numFmt w:val="lowerLetter"/>
+      <w:lvlText w:val="%2."/>
+      <w:lvlJc w:val="left"/>
+      <w:pPr>
+        <w:ind w:left="1440" w:hanging="360"/>
+      </w:pPr>
+    </w:lvl>
+    <w:lvl w:ilvl="2" w:tplc="0419001B" w:tentative="1">
+      <w:start w:val="1"/>
+      <w:numFmt w:val="lowerRoman"/>
+      <w:lvlText w:val="%3."/>
+      <w:lvlJc w:val="right"/>
+      <w:pPr>
+        <w:ind w:left="2160" w:hanging="180"/>
+      </w:pPr>
+    </w:lvl>
+    <w:lvl w:ilvl="3" w:tplc="0419000F" w:tentative="1">
+      <w:start w:val="1"/>
+      <w:numFmt w:val="decimal"/>
+      <w:lvlText w:val="%4."/>
+      <w:lvlJc w:val="left"/>
+      <w:pPr>
+        <w:ind w:left="2880" w:hanging="360"/>
+      </w:pPr>
+    </w:lvl>
+    <w:lvl w:ilvl="4" w:tplc="04190019" w:tentative="1">
+      <w:start w:val="1"/>
+      <w:numFmt w:val="lowerLetter"/>
+      <w:lvlText w:val="%5."/>
+      <w:lvlJc w:val="left"/>
+      <w:pPr>
+        <w:ind w:left="3600" w:hanging="360"/>
+      </w:pPr>
+    </w:lvl>
+    <w:lvl w:ilvl="5" w:tplc="0419001B" w:tentative="1">
+      <w:start w:val="1"/>
+      <w:numFmt w:val="lowerRoman"/>
+      <w:lvlText w:val="%6."/>
+      <w:lvlJc w:val="right"/>
+      <w:pPr>
+        <w:ind w:left="4320" w:hanging="180"/>
+      </w:pPr>
+    </w:lvl>
+    <w:lvl w:ilvl="6" w:tplc="0419000F" w:tentative="1">
+      <w:start w:val="1"/>
+      <w:numFmt w:val="decimal"/>
+      <w:lvlText w:val="%7."/>
+      <w:lvlJc w:val="left"/>
+      <w:pPr>
+        <w:ind w:left="5040" w:hanging="360"/>
+      </w:pPr>
+    </w:lvl>
+    <w:lvl w:ilvl="7" w:tplc="04190019" w:tentative="1">
+      <w:start w:val="1"/>
+      <w:numFmt w:val="lowerLetter"/>
+      <w:lvlText w:val="%8."/>
+      <w:lvlJc w:val="left"/>
+      <w:pPr>
+        <w:ind w:left="5760" w:hanging="360"/>
+      </w:pPr>
+    </w:lvl>
+    <w:lvl w:ilvl="8" w:tplc="0419001B" w:tentative="1">
+      <w:start w:val="1"/>
+      <w:numFmt w:val="lowerRoman"/>
+      <w:lvlText w:val="%9."/>
+      <w:lvlJc w:val="right"/>
+      <w:pPr>
+        <w:ind w:left="6480" w:hanging="180"/>
+      </w:pPr>
+    </w:lvl>
+  </w:abstractNum>
+  <w:abstractNum w:abstractNumId="10" w15:restartNumberingAfterBreak="0">
+    <w:nsid w:val="3F0F605C"/>
+    <w:multiLevelType w:val="hybridMultilevel"/>
+    <w:tmpl w:val="D1FE8E76"/>
+    <w:lvl w:ilvl="0" w:tplc="04190001">
+      <w:start w:val="1"/>
+      <w:numFmt w:val="bullet"/>
+      <w:lvlText w:val=""/>
+      <w:lvlJc w:val="left"/>
+      <w:pPr>
+        <w:ind w:left="720" w:hanging="360"/>
+      </w:pPr>
+      <w:rPr>
+        <w:rFonts w:ascii="Symbol" w:hAnsi="Symbol" w:hint="default"/>
+      </w:rPr>
+    </w:lvl>
+    <w:lvl w:ilvl="1" w:tplc="04190003" w:tentative="1">
+      <w:start w:val="1"/>
+      <w:numFmt w:val="bullet"/>
+      <w:lvlText w:val="o"/>
+      <w:lvlJc w:val="left"/>
+      <w:pPr>
+        <w:ind w:left="1440" w:hanging="360"/>
+      </w:pPr>
+      <w:rPr>
+        <w:rFonts w:ascii="Courier New" w:hAnsi="Courier New" w:cs="Courier New" w:hint="default"/>
+      </w:rPr>
+    </w:lvl>
+    <w:lvl w:ilvl="2" w:tplc="04190005" w:tentative="1">
+      <w:start w:val="1"/>
+      <w:numFmt w:val="bullet"/>
+      <w:lvlText w:val=""/>
+      <w:lvlJc w:val="left"/>
+      <w:pPr>
+        <w:ind w:left="2160" w:hanging="360"/>
+      </w:pPr>
+      <w:rPr>
+        <w:rFonts w:ascii="Wingdings" w:hAnsi="Wingdings" w:hint="default"/>
+      </w:rPr>
+    </w:lvl>
+    <w:lvl w:ilvl="3" w:tplc="04190001" w:tentative="1">
+      <w:start w:val="1"/>
+      <w:numFmt w:val="bullet"/>
+      <w:lvlText w:val=""/>
+      <w:lvlJc w:val="left"/>
+      <w:pPr>
+        <w:ind w:left="2880" w:hanging="360"/>
+      </w:pPr>
+      <w:rPr>
+        <w:rFonts w:ascii="Symbol" w:hAnsi="Symbol" w:hint="default"/>
+      </w:rPr>
+    </w:lvl>
+    <w:lvl w:ilvl="4" w:tplc="04190003" w:tentative="1">
+      <w:start w:val="1"/>
+      <w:numFmt w:val="bullet"/>
+      <w:lvlText w:val="o"/>
+      <w:lvlJc w:val="left"/>
+      <w:pPr>
+        <w:ind w:left="3600" w:hanging="360"/>
+      </w:pPr>
+      <w:rPr>
+        <w:rFonts w:ascii="Courier New" w:hAnsi="Courier New" w:cs="Courier New" w:hint="default"/>
+      </w:rPr>
+    </w:lvl>
+    <w:lvl w:ilvl="5" w:tplc="04190005" w:tentative="1">
+      <w:start w:val="1"/>
+      <w:numFmt w:val="bullet"/>
+      <w:lvlText w:val=""/>
+      <w:lvlJc w:val="left"/>
+      <w:pPr>
+        <w:ind w:left="4320" w:hanging="360"/>
+      </w:pPr>
+      <w:rPr>
+        <w:rFonts w:ascii="Wingdings" w:hAnsi="Wingdings" w:hint="default"/>
+      </w:rPr>
+    </w:lvl>
+    <w:lvl w:ilvl="6" w:tplc="04190001" w:tentative="1">
+      <w:start w:val="1"/>
+      <w:numFmt w:val="bullet"/>
+      <w:lvlText w:val=""/>
+      <w:lvlJc w:val="left"/>
+      <w:pPr>
+        <w:ind w:left="5040" w:hanging="360"/>
+      </w:pPr>
+      <w:rPr>
+        <w:rFonts w:ascii="Symbol" w:hAnsi="Symbol" w:hint="default"/>
+      </w:rPr>
+    </w:lvl>
+    <w:lvl w:ilvl="7" w:tplc="04190003" w:tentative="1">
+      <w:start w:val="1"/>
+      <w:numFmt w:val="bullet"/>
+      <w:lvlText w:val="o"/>
+      <w:lvlJc w:val="left"/>
+      <w:pPr>
+        <w:ind w:left="5760" w:hanging="360"/>
+      </w:pPr>
+      <w:rPr>
+        <w:rFonts w:ascii="Courier New" w:hAnsi="Courier New" w:cs="Courier New" w:hint="default"/>
+      </w:rPr>
+    </w:lvl>
+    <w:lvl w:ilvl="8" w:tplc="04190005" w:tentative="1">
+      <w:start w:val="1"/>
+      <w:numFmt w:val="bullet"/>
+      <w:lvlText w:val=""/>
+      <w:lvlJc w:val="left"/>
+      <w:pPr>
+        <w:ind w:left="6480" w:hanging="360"/>
+      </w:pPr>
+      <w:rPr>
+        <w:rFonts w:ascii="Wingdings" w:hAnsi="Wingdings" w:hint="default"/>
+      </w:rPr>
+    </w:lvl>
+  </w:abstractNum>
+  <w:abstractNum w:abstractNumId="11" w15:restartNumberingAfterBreak="0">
+    <w:nsid w:val="41285E08"/>
+    <w:multiLevelType w:val="hybridMultilevel"/>
+    <w:tmpl w:val="35DA54C4"/>
+    <w:lvl w:ilvl="0" w:tplc="04190001">
+      <w:start w:val="1"/>
+      <w:numFmt w:val="bullet"/>
+      <w:lvlText w:val=""/>
+      <w:lvlJc w:val="left"/>
+      <w:pPr>
+        <w:ind w:left="720" w:hanging="360"/>
+      </w:pPr>
+      <w:rPr>
+        <w:rFonts w:ascii="Symbol" w:hAnsi="Symbol" w:hint="default"/>
+      </w:rPr>
+    </w:lvl>
+    <w:lvl w:ilvl="1" w:tplc="04190003" w:tentative="1">
+      <w:start w:val="1"/>
+      <w:numFmt w:val="bullet"/>
+      <w:lvlText w:val="o"/>
+      <w:lvlJc w:val="left"/>
+      <w:pPr>
+        <w:ind w:left="1440" w:hanging="360"/>
+      </w:pPr>
+      <w:rPr>
+        <w:rFonts w:ascii="Courier New" w:hAnsi="Courier New" w:cs="Courier New" w:hint="default"/>
+      </w:rPr>
+    </w:lvl>
+    <w:lvl w:ilvl="2" w:tplc="04190005" w:tentative="1">
+      <w:start w:val="1"/>
+      <w:numFmt w:val="bullet"/>
+      <w:lvlText w:val=""/>
+      <w:lvlJc w:val="left"/>
+      <w:pPr>
+        <w:ind w:left="2160" w:hanging="360"/>
+      </w:pPr>
+      <w:rPr>
+        <w:rFonts w:ascii="Wingdings" w:hAnsi="Wingdings" w:hint="default"/>
+      </w:rPr>
+    </w:lvl>
+    <w:lvl w:ilvl="3" w:tplc="04190001" w:tentative="1">
+      <w:start w:val="1"/>
+      <w:numFmt w:val="bullet"/>
+      <w:lvlText w:val=""/>
+      <w:lvlJc w:val="left"/>
+      <w:pPr>
+        <w:ind w:left="2880" w:hanging="360"/>
+      </w:pPr>
+      <w:rPr>
+        <w:rFonts w:ascii="Symbol" w:hAnsi="Symbol" w:hint="default"/>
+      </w:rPr>
+    </w:lvl>
+    <w:lvl w:ilvl="4" w:tplc="04190003" w:tentative="1">
+      <w:start w:val="1"/>
+      <w:numFmt w:val="bullet"/>
+      <w:lvlText w:val="o"/>
+      <w:lvlJc w:val="left"/>
+      <w:pPr>
+        <w:ind w:left="3600" w:hanging="360"/>
+      </w:pPr>
+      <w:rPr>
+        <w:rFonts w:ascii="Courier New" w:hAnsi="Courier New" w:cs="Courier New" w:hint="default"/>
+      </w:rPr>
+    </w:lvl>
+    <w:lvl w:ilvl="5" w:tplc="04190005" w:tentative="1">
+      <w:start w:val="1"/>
+      <w:numFmt w:val="bullet"/>
+      <w:lvlText w:val=""/>
+      <w:lvlJc w:val="left"/>
+      <w:pPr>
+        <w:ind w:left="4320" w:hanging="360"/>
+      </w:pPr>
+      <w:rPr>
+        <w:rFonts w:ascii="Wingdings" w:hAnsi="Wingdings" w:hint="default"/>
+      </w:rPr>
+    </w:lvl>
+    <w:lvl w:ilvl="6" w:tplc="04190001" w:tentative="1">
+      <w:start w:val="1"/>
+      <w:numFmt w:val="bullet"/>
+      <w:lvlText w:val=""/>
+      <w:lvlJc w:val="left"/>
+      <w:pPr>
+        <w:ind w:left="5040" w:hanging="360"/>
+      </w:pPr>
+      <w:rPr>
+        <w:rFonts w:ascii="Symbol" w:hAnsi="Symbol" w:hint="default"/>
+      </w:rPr>
+    </w:lvl>
+    <w:lvl w:ilvl="7" w:tplc="04190003" w:tentative="1">
+      <w:start w:val="1"/>
+      <w:numFmt w:val="bullet"/>
+      <w:lvlText w:val="o"/>
+      <w:lvlJc w:val="left"/>
+      <w:pPr>
+        <w:ind w:left="5760" w:hanging="360"/>
+      </w:pPr>
+      <w:rPr>
+        <w:rFonts w:ascii="Courier New" w:hAnsi="Courier New" w:cs="Courier New" w:hint="default"/>
+      </w:rPr>
+    </w:lvl>
+    <w:lvl w:ilvl="8" w:tplc="04190005" w:tentative="1">
+      <w:start w:val="1"/>
+      <w:numFmt w:val="bullet"/>
+      <w:lvlText w:val=""/>
+      <w:lvlJc w:val="left"/>
+      <w:pPr>
+        <w:ind w:left="6480" w:hanging="360"/>
+      </w:pPr>
+      <w:rPr>
+        <w:rFonts w:ascii="Wingdings" w:hAnsi="Wingdings" w:hint="default"/>
+      </w:rPr>
+    </w:lvl>
+  </w:abstractNum>
+  <w:abstractNum w:abstractNumId="12" w15:restartNumberingAfterBreak="0">
+    <w:nsid w:val="48D55C1E"/>
+    <w:multiLevelType w:val="hybridMultilevel"/>
+    <w:tmpl w:val="440E5836"/>
+    <w:lvl w:ilvl="0" w:tplc="8886F436">
+      <w:start w:val="1"/>
+      <w:numFmt w:val="bullet"/>
+      <w:lvlText w:val="•"/>
+      <w:lvlJc w:val="left"/>
+      <w:pPr>
+        <w:ind w:left="720" w:hanging="360"/>
+      </w:pPr>
+    </w:lvl>
+    <w:lvl w:ilvl="1" w:tplc="67164DE4">
+      <w:numFmt w:val="decimal"/>
+      <w:lvlText w:val=""/>
+      <w:lvlJc w:val="left"/>
+    </w:lvl>
+    <w:lvl w:ilvl="2" w:tplc="A17A5548">
+      <w:numFmt w:val="decimal"/>
+      <w:lvlText w:val=""/>
+      <w:lvlJc w:val="left"/>
+    </w:lvl>
+    <w:lvl w:ilvl="3" w:tplc="1EBA3B7E">
+      <w:numFmt w:val="decimal"/>
+      <w:lvlText w:val=""/>
+      <w:lvlJc w:val="left"/>
+    </w:lvl>
+    <w:lvl w:ilvl="4" w:tplc="BA586EEC">
+      <w:numFmt w:val="decimal"/>
+      <w:lvlText w:val=""/>
+      <w:lvlJc w:val="left"/>
+    </w:lvl>
+    <w:lvl w:ilvl="5" w:tplc="ACE663C0">
+      <w:numFmt w:val="decimal"/>
+      <w:lvlText w:val=""/>
+      <w:lvlJc w:val="left"/>
+    </w:lvl>
+    <w:lvl w:ilvl="6" w:tplc="4C269EFA">
+      <w:numFmt w:val="decimal"/>
+      <w:lvlText w:val=""/>
+      <w:lvlJc w:val="left"/>
+    </w:lvl>
+    <w:lvl w:ilvl="7" w:tplc="4CA49E7E">
+      <w:numFmt w:val="decimal"/>
+      <w:lvlText w:val=""/>
+      <w:lvlJc w:val="left"/>
+    </w:lvl>
+    <w:lvl w:ilvl="8" w:tplc="E2161C40">
+      <w:numFmt w:val="decimal"/>
+      <w:lvlText w:val=""/>
+      <w:lvlJc w:val="left"/>
+    </w:lvl>
+  </w:abstractNum>
+  <w:abstractNum w:abstractNumId="13" w15:restartNumberingAfterBreak="0">
+    <w:nsid w:val="4FB650A6"/>
+    <w:multiLevelType w:val="hybridMultilevel"/>
+    <w:tmpl w:val="766EB658"/>
+    <w:lvl w:ilvl="0" w:tplc="04190001">
+      <w:start w:val="1"/>
+      <w:numFmt w:val="bullet"/>
+      <w:lvlText w:val=""/>
+      <w:lvlJc w:val="left"/>
+      <w:pPr>
+        <w:ind w:left="720" w:hanging="360"/>
+      </w:pPr>
+      <w:rPr>
+        <w:rFonts w:ascii="Symbol" w:hAnsi="Symbol" w:hint="default"/>
+      </w:rPr>
+    </w:lvl>
+    <w:lvl w:ilvl="1" w:tplc="04190003" w:tentative="1">
+      <w:start w:val="1"/>
+      <w:numFmt w:val="bullet"/>
+      <w:lvlText w:val="o"/>
+      <w:lvlJc w:val="left"/>
+      <w:pPr>
+        <w:ind w:left="1440" w:hanging="360"/>
+      </w:pPr>
+      <w:rPr>
+        <w:rFonts w:ascii="Courier New" w:hAnsi="Courier New" w:cs="Courier New" w:hint="default"/>
+      </w:rPr>
+    </w:lvl>
+    <w:lvl w:ilvl="2" w:tplc="04190005" w:tentative="1">
+      <w:start w:val="1"/>
+      <w:numFmt w:val="bullet"/>
+      <w:lvlText w:val=""/>
+      <w:lvlJc w:val="left"/>
+      <w:pPr>
+        <w:ind w:left="2160" w:hanging="360"/>
+      </w:pPr>
+      <w:rPr>
+        <w:rFonts w:ascii="Wingdings" w:hAnsi="Wingdings" w:hint="default"/>
+      </w:rPr>
+    </w:lvl>
+    <w:lvl w:ilvl="3" w:tplc="04190001" w:tentative="1">
+      <w:start w:val="1"/>
+      <w:numFmt w:val="bullet"/>
+      <w:lvlText w:val=""/>
+      <w:lvlJc w:val="left"/>
+      <w:pPr>
+        <w:ind w:left="2880" w:hanging="360"/>
+      </w:pPr>
+      <w:rPr>
+        <w:rFonts w:ascii="Symbol" w:hAnsi="Symbol" w:hint="default"/>
+      </w:rPr>
+    </w:lvl>
+    <w:lvl w:ilvl="4" w:tplc="04190003" w:tentative="1">
+      <w:start w:val="1"/>
+      <w:numFmt w:val="bullet"/>
+      <w:lvlText w:val="o"/>
+      <w:lvlJc w:val="left"/>
+      <w:pPr>
+        <w:ind w:left="3600" w:hanging="360"/>
+      </w:pPr>
+      <w:rPr>
+        <w:rFonts w:ascii="Courier New" w:hAnsi="Courier New" w:cs="Courier New" w:hint="default"/>
+      </w:rPr>
+    </w:lvl>
+    <w:lvl w:ilvl="5" w:tplc="04190005" w:tentative="1">
+      <w:start w:val="1"/>
+      <w:numFmt w:val="bullet"/>
+      <w:lvlText w:val=""/>
+      <w:lvlJc w:val="left"/>
+      <w:pPr>
+        <w:ind w:left="4320" w:hanging="360"/>
+      </w:pPr>
+      <w:rPr>
+        <w:rFonts w:ascii="Wingdings" w:hAnsi="Wingdings" w:hint="default"/>
+      </w:rPr>
+    </w:lvl>
+    <w:lvl w:ilvl="6" w:tplc="04190001" w:tentative="1">
+      <w:start w:val="1"/>
+      <w:numFmt w:val="bullet"/>
+      <w:lvlText w:val=""/>
+      <w:lvlJc w:val="left"/>
+      <w:pPr>
+        <w:ind w:left="5040" w:hanging="360"/>
+      </w:pPr>
+      <w:rPr>
+        <w:rFonts w:ascii="Symbol" w:hAnsi="Symbol" w:hint="default"/>
+      </w:rPr>
+    </w:lvl>
+    <w:lvl w:ilvl="7" w:tplc="04190003" w:tentative="1">
+      <w:start w:val="1"/>
+      <w:numFmt w:val="bullet"/>
+      <w:lvlText w:val="o"/>
+      <w:lvlJc w:val="left"/>
+      <w:pPr>
+        <w:ind w:left="5760" w:hanging="360"/>
+      </w:pPr>
+      <w:rPr>
+        <w:rFonts w:ascii="Courier New" w:hAnsi="Courier New" w:cs="Courier New" w:hint="default"/>
+      </w:rPr>
+    </w:lvl>
+    <w:lvl w:ilvl="8" w:tplc="04190005" w:tentative="1">
+      <w:start w:val="1"/>
+      <w:numFmt w:val="bullet"/>
+      <w:lvlText w:val=""/>
+      <w:lvlJc w:val="left"/>
+      <w:pPr>
+        <w:ind w:left="6480" w:hanging="360"/>
+      </w:pPr>
+      <w:rPr>
+        <w:rFonts w:ascii="Wingdings" w:hAnsi="Wingdings" w:hint="default"/>
+      </w:rPr>
+    </w:lvl>
+  </w:abstractNum>
+  <w:abstractNum w:abstractNumId="14" w15:restartNumberingAfterBreak="0">
+    <w:nsid w:val="5EFC23DD"/>
+    <w:multiLevelType w:val="hybridMultilevel"/>
+    <w:tmpl w:val="1D3870DE"/>
+    <w:lvl w:ilvl="0" w:tplc="04190001">
+      <w:start w:val="1"/>
+      <w:numFmt w:val="bullet"/>
+      <w:lvlText w:val=""/>
+      <w:lvlJc w:val="left"/>
+      <w:pPr>
+        <w:ind w:left="720" w:hanging="360"/>
+      </w:pPr>
+      <w:rPr>
+        <w:rFonts w:ascii="Symbol" w:hAnsi="Symbol" w:hint="default"/>
+      </w:rPr>
+    </w:lvl>
+    <w:lvl w:ilvl="1" w:tplc="04190003" w:tentative="1">
+      <w:start w:val="1"/>
+      <w:numFmt w:val="bullet"/>
+      <w:lvlText w:val="o"/>
+      <w:lvlJc w:val="left"/>
+      <w:pPr>
+        <w:ind w:left="1440" w:hanging="360"/>
+      </w:pPr>
+      <w:rPr>
+        <w:rFonts w:ascii="Courier New" w:hAnsi="Courier New" w:cs="Courier New" w:hint="default"/>
+      </w:rPr>
+    </w:lvl>
+    <w:lvl w:ilvl="2" w:tplc="04190005" w:tentative="1">
+      <w:start w:val="1"/>
+      <w:numFmt w:val="bullet"/>
+      <w:lvlText w:val=""/>
+      <w:lvlJc w:val="left"/>
+      <w:pPr>
+        <w:ind w:left="2160" w:hanging="360"/>
+      </w:pPr>
+      <w:rPr>
+        <w:rFonts w:ascii="Wingdings" w:hAnsi="Wingdings" w:hint="default"/>
+      </w:rPr>
+    </w:lvl>
+    <w:lvl w:ilvl="3" w:tplc="04190001" w:tentative="1">
+      <w:start w:val="1"/>
+      <w:numFmt w:val="bullet"/>
+      <w:lvlText w:val=""/>
+      <w:lvlJc w:val="left"/>
+      <w:pPr>
+        <w:ind w:left="2880" w:hanging="360"/>
+      </w:pPr>
+      <w:rPr>
+        <w:rFonts w:ascii="Symbol" w:hAnsi="Symbol" w:hint="default"/>
+      </w:rPr>
+    </w:lvl>
+    <w:lvl w:ilvl="4" w:tplc="04190003" w:tentative="1">
+      <w:start w:val="1"/>
+      <w:numFmt w:val="bullet"/>
+      <w:lvlText w:val="o"/>
+      <w:lvlJc w:val="left"/>
+      <w:pPr>
+        <w:ind w:left="3600" w:hanging="360"/>
+      </w:pPr>
+      <w:rPr>
+        <w:rFonts w:ascii="Courier New" w:hAnsi="Courier New" w:cs="Courier New" w:hint="default"/>
+      </w:rPr>
+    </w:lvl>
+    <w:lvl w:ilvl="5" w:tplc="04190005" w:tentative="1">
+      <w:start w:val="1"/>
+      <w:numFmt w:val="bullet"/>
+      <w:lvlText w:val=""/>
+      <w:lvlJc w:val="left"/>
+      <w:pPr>
+        <w:ind w:left="4320" w:hanging="360"/>
+      </w:pPr>
+      <w:rPr>
+        <w:rFonts w:ascii="Wingdings" w:hAnsi="Wingdings" w:hint="default"/>
+      </w:rPr>
+    </w:lvl>
+    <w:lvl w:ilvl="6" w:tplc="04190001" w:tentative="1">
+      <w:start w:val="1"/>
+      <w:numFmt w:val="bullet"/>
+      <w:lvlText w:val=""/>
+      <w:lvlJc w:val="left"/>
+      <w:pPr>
+        <w:ind w:left="5040" w:hanging="360"/>
+      </w:pPr>
+      <w:rPr>
+        <w:rFonts w:ascii="Symbol" w:hAnsi="Symbol" w:hint="default"/>
+      </w:rPr>
+    </w:lvl>
+    <w:lvl w:ilvl="7" w:tplc="04190003" w:tentative="1">
+      <w:start w:val="1"/>
+      <w:numFmt w:val="bullet"/>
+      <w:lvlText w:val="o"/>
+      <w:lvlJc w:val="left"/>
+      <w:pPr>
+        <w:ind w:left="5760" w:hanging="360"/>
+      </w:pPr>
+      <w:rPr>
+        <w:rFonts w:ascii="Courier New" w:hAnsi="Courier New" w:cs="Courier New" w:hint="default"/>
+      </w:rPr>
+    </w:lvl>
+    <w:lvl w:ilvl="8" w:tplc="04190005" w:tentative="1">
+      <w:start w:val="1"/>
+      <w:numFmt w:val="bullet"/>
+      <w:lvlText w:val=""/>
+      <w:lvlJc w:val="left"/>
+      <w:pPr>
+        <w:ind w:left="6480" w:hanging="360"/>
+      </w:pPr>
+      <w:rPr>
+        <w:rFonts w:ascii="Wingdings" w:hAnsi="Wingdings" w:hint="default"/>
+      </w:rPr>
+    </w:lvl>
+  </w:abstractNum>
+  <w:abstractNum w:abstractNumId="15" w15:restartNumberingAfterBreak="0">
+    <w:nsid w:val="693551FE"/>
+    <w:multiLevelType w:val="hybridMultilevel"/>
+    <w:tmpl w:val="AB3C8A9E"/>
+    <w:lvl w:ilvl="0" w:tplc="8886F436">
+      <w:start w:val="1"/>
+      <w:numFmt w:val="bullet"/>
+      <w:lvlText w:val="•"/>
+      <w:lvlJc w:val="left"/>
+      <w:pPr>
+        <w:ind w:left="1080" w:hanging="360"/>
+      </w:pPr>
+    </w:lvl>
+    <w:lvl w:ilvl="1" w:tplc="04190003" w:tentative="1">
+      <w:start w:val="1"/>
+      <w:numFmt w:val="bullet"/>
+      <w:lvlText w:val="o"/>
+      <w:lvlJc w:val="left"/>
+      <w:pPr>
+        <w:ind w:left="1800" w:hanging="360"/>
+      </w:pPr>
+      <w:rPr>
+        <w:rFonts w:ascii="Courier New" w:hAnsi="Courier New" w:cs="Courier New" w:hint="default"/>
+      </w:rPr>
+    </w:lvl>
+    <w:lvl w:ilvl="2" w:tplc="04190005" w:tentative="1">
+      <w:start w:val="1"/>
+      <w:numFmt w:val="bullet"/>
+      <w:lvlText w:val=""/>
+      <w:lvlJc w:val="left"/>
+      <w:pPr>
+        <w:ind w:left="2520" w:hanging="360"/>
+      </w:pPr>
+      <w:rPr>
+        <w:rFonts w:ascii="Wingdings" w:hAnsi="Wingdings" w:hint="default"/>
+      </w:rPr>
+    </w:lvl>
+    <w:lvl w:ilvl="3" w:tplc="04190001" w:tentative="1">
+      <w:start w:val="1"/>
+      <w:numFmt w:val="bullet"/>
+      <w:lvlText w:val=""/>
+      <w:lvlJc w:val="left"/>
+      <w:pPr>
+        <w:ind w:left="3240" w:hanging="360"/>
+      </w:pPr>
+      <w:rPr>
+        <w:rFonts w:ascii="Symbol" w:hAnsi="Symbol" w:hint="default"/>
+      </w:rPr>
+    </w:lvl>
+    <w:lvl w:ilvl="4" w:tplc="04190003" w:tentative="1">
+      <w:start w:val="1"/>
+      <w:numFmt w:val="bullet"/>
+      <w:lvlText w:val="o"/>
+      <w:lvlJc w:val="left"/>
+      <w:pPr>
+        <w:ind w:left="3960" w:hanging="360"/>
+      </w:pPr>
+      <w:rPr>
+        <w:rFonts w:ascii="Courier New" w:hAnsi="Courier New" w:cs="Courier New" w:hint="default"/>
+      </w:rPr>
+    </w:lvl>
+    <w:lvl w:ilvl="5" w:tplc="04190005" w:tentative="1">
+      <w:start w:val="1"/>
+      <w:numFmt w:val="bullet"/>
+      <w:lvlText w:val=""/>
+      <w:lvlJc w:val="left"/>
+      <w:pPr>
+        <w:ind w:left="4680" w:hanging="360"/>
+      </w:pPr>
+      <w:rPr>
+        <w:rFonts w:ascii="Wingdings" w:hAnsi="Wingdings" w:hint="default"/>
+      </w:rPr>
+    </w:lvl>
+    <w:lvl w:ilvl="6" w:tplc="04190001" w:tentative="1">
+      <w:start w:val="1"/>
+      <w:numFmt w:val="bullet"/>
+      <w:lvlText w:val=""/>
+      <w:lvlJc w:val="left"/>
+      <w:pPr>
+        <w:ind w:left="5400" w:hanging="360"/>
+      </w:pPr>
+      <w:rPr>
+        <w:rFonts w:ascii="Symbol" w:hAnsi="Symbol" w:hint="default"/>
+      </w:rPr>
+    </w:lvl>
+    <w:lvl w:ilvl="7" w:tplc="04190003" w:tentative="1">
+      <w:start w:val="1"/>
+      <w:numFmt w:val="bullet"/>
+      <w:lvlText w:val="o"/>
+      <w:lvlJc w:val="left"/>
+      <w:pPr>
+        <w:ind w:left="6120" w:hanging="360"/>
+      </w:pPr>
+      <w:rPr>
+        <w:rFonts w:ascii="Courier New" w:hAnsi="Courier New" w:cs="Courier New" w:hint="default"/>
+      </w:rPr>
+    </w:lvl>
+    <w:lvl w:ilvl="8" w:tplc="04190005" w:tentative="1">
+      <w:start w:val="1"/>
+      <w:numFmt w:val="bullet"/>
+      <w:lvlText w:val=""/>
+      <w:lvlJc w:val="left"/>
+      <w:pPr>
+        <w:ind w:left="6840" w:hanging="360"/>
+      </w:pPr>
+      <w:rPr>
+        <w:rFonts w:ascii="Wingdings" w:hAnsi="Wingdings" w:hint="default"/>
+      </w:rPr>
+    </w:lvl>
+  </w:abstractNum>
+  <w:abstractNum w:abstractNumId="16" w15:restartNumberingAfterBreak="0">
+    <w:nsid w:val="6EFC7978"/>
+    <w:multiLevelType w:val="hybridMultilevel"/>
+    <w:tmpl w:val="7C22BE2E"/>
+    <w:lvl w:ilvl="0" w:tplc="04190001">
+      <w:start w:val="1"/>
+      <w:numFmt w:val="bullet"/>
+      <w:lvlText w:val=""/>
+      <w:lvlJc w:val="left"/>
+      <w:pPr>
+        <w:ind w:left="720" w:hanging="360"/>
+      </w:pPr>
+      <w:rPr>
+        <w:rFonts w:ascii="Symbol" w:hAnsi="Symbol" w:hint="default"/>
+      </w:rPr>
+    </w:lvl>
+    <w:lvl w:ilvl="1" w:tplc="04190003" w:tentative="1">
+      <w:start w:val="1"/>
+      <w:numFmt w:val="bullet"/>
+      <w:lvlText w:val="o"/>
+      <w:lvlJc w:val="left"/>
+      <w:pPr>
+        <w:ind w:left="1440" w:hanging="360"/>
+      </w:pPr>
+      <w:rPr>
+        <w:rFonts w:ascii="Courier New" w:hAnsi="Courier New" w:cs="Courier New" w:hint="default"/>
+      </w:rPr>
+    </w:lvl>
+    <w:lvl w:ilvl="2" w:tplc="04190005" w:tentative="1">
+      <w:start w:val="1"/>
+      <w:numFmt w:val="bullet"/>
+      <w:lvlText w:val=""/>
+      <w:lvlJc w:val="left"/>
+      <w:pPr>
+        <w:ind w:left="2160" w:hanging="360"/>
+      </w:pPr>
+      <w:rPr>
+        <w:rFonts w:ascii="Wingdings" w:hAnsi="Wingdings" w:hint="default"/>
+      </w:rPr>
+    </w:lvl>
+    <w:lvl w:ilvl="3" w:tplc="04190001" w:tentative="1">
+      <w:start w:val="1"/>
+      <w:numFmt w:val="bullet"/>
+      <w:lvlText w:val=""/>
+      <w:lvlJc w:val="left"/>
+      <w:pPr>
+        <w:ind w:left="2880" w:hanging="360"/>
+      </w:pPr>
+      <w:rPr>
+        <w:rFonts w:ascii="Symbol" w:hAnsi="Symbol" w:hint="default"/>
+      </w:rPr>
+    </w:lvl>
+    <w:lvl w:ilvl="4" w:tplc="04190003" w:tentative="1">
+      <w:start w:val="1"/>
+      <w:numFmt w:val="bullet"/>
+      <w:lvlText w:val="o"/>
+      <w:lvlJc w:val="left"/>
+      <w:pPr>
+        <w:ind w:left="3600" w:hanging="360"/>
+      </w:pPr>
+      <w:rPr>
+        <w:rFonts w:ascii="Courier New" w:hAnsi="Courier New" w:cs="Courier New" w:hint="default"/>
+      </w:rPr>
+    </w:lvl>
+    <w:lvl w:ilvl="5" w:tplc="04190005" w:tentative="1">
+      <w:start w:val="1"/>
+      <w:numFmt w:val="bullet"/>
+      <w:lvlText w:val=""/>
+      <w:lvlJc w:val="left"/>
+      <w:pPr>
+        <w:ind w:left="4320" w:hanging="360"/>
+      </w:pPr>
+      <w:rPr>
+        <w:rFonts w:ascii="Wingdings" w:hAnsi="Wingdings" w:hint="default"/>
+      </w:rPr>
+    </w:lvl>
+    <w:lvl w:ilvl="6" w:tplc="04190001" w:tentative="1">
+      <w:start w:val="1"/>
+      <w:numFmt w:val="bullet"/>
+      <w:lvlText w:val=""/>
+      <w:lvlJc w:val="left"/>
+      <w:pPr>
+        <w:ind w:left="5040" w:hanging="360"/>
+      </w:pPr>
+      <w:rPr>
+        <w:rFonts w:ascii="Symbol" w:hAnsi="Symbol" w:hint="default"/>
+      </w:rPr>
+    </w:lvl>
+    <w:lvl w:ilvl="7" w:tplc="04190003" w:tentative="1">
+      <w:start w:val="1"/>
+      <w:numFmt w:val="bullet"/>
+      <w:lvlText w:val="o"/>
+      <w:lvlJc w:val="left"/>
+      <w:pPr>
+        <w:ind w:left="5760" w:hanging="360"/>
+      </w:pPr>
+      <w:rPr>
+        <w:rFonts w:ascii="Courier New" w:hAnsi="Courier New" w:cs="Courier New" w:hint="default"/>
+      </w:rPr>
+    </w:lvl>
+    <w:lvl w:ilvl="8" w:tplc="04190005" w:tentative="1">
+      <w:start w:val="1"/>
+      <w:numFmt w:val="bullet"/>
+      <w:lvlText w:val=""/>
+      <w:lvlJc w:val="left"/>
+      <w:pPr>
+        <w:ind w:left="6480" w:hanging="360"/>
+      </w:pPr>
+      <w:rPr>
+        <w:rFonts w:ascii="Wingdings" w:hAnsi="Wingdings" w:hint="default"/>
+      </w:rPr>
+    </w:lvl>
+  </w:abstractNum>
+  <w:abstractNum w:abstractNumId="17" w15:restartNumberingAfterBreak="0">
+    <w:nsid w:val="70BB7616"/>
+    <w:multiLevelType w:val="hybridMultilevel"/>
+    <w:tmpl w:val="118ED5D0"/>
+    <w:lvl w:ilvl="0" w:tplc="04190001">
+      <w:start w:val="1"/>
+      <w:numFmt w:val="bullet"/>
+      <w:lvlText w:val=""/>
+      <w:lvlJc w:val="left"/>
+      <w:pPr>
+        <w:ind w:left="720" w:hanging="360"/>
+      </w:pPr>
+      <w:rPr>
+        <w:rFonts w:ascii="Symbol" w:hAnsi="Symbol" w:hint="default"/>
+      </w:rPr>
+    </w:lvl>
+    <w:lvl w:ilvl="1" w:tplc="04190003" w:tentative="1">
+      <w:start w:val="1"/>
+      <w:numFmt w:val="bullet"/>
+      <w:lvlText w:val="o"/>
+      <w:lvlJc w:val="left"/>
+      <w:pPr>
+        <w:ind w:left="1440" w:hanging="360"/>
+      </w:pPr>
+      <w:rPr>
+        <w:rFonts w:ascii="Courier New" w:hAnsi="Courier New" w:cs="Courier New" w:hint="default"/>
+      </w:rPr>
+    </w:lvl>
+    <w:lvl w:ilvl="2" w:tplc="04190005" w:tentative="1">
+      <w:start w:val="1"/>
+      <w:numFmt w:val="bullet"/>
+      <w:lvlText w:val=""/>
+      <w:lvlJc w:val="left"/>
+      <w:pPr>
+        <w:ind w:left="2160" w:hanging="360"/>
+      </w:pPr>
+      <w:rPr>
+        <w:rFonts w:ascii="Wingdings" w:hAnsi="Wingdings" w:hint="default"/>
+      </w:rPr>
+    </w:lvl>
+    <w:lvl w:ilvl="3" w:tplc="04190001" w:tentative="1">
+      <w:start w:val="1"/>
+      <w:numFmt w:val="bullet"/>
+      <w:lvlText w:val=""/>
+      <w:lvlJc w:val="left"/>
+      <w:pPr>
+        <w:ind w:left="2880" w:hanging="360"/>
+      </w:pPr>
+      <w:rPr>
+        <w:rFonts w:ascii="Symbol" w:hAnsi="Symbol" w:hint="default"/>
+      </w:rPr>
+    </w:lvl>
+    <w:lvl w:ilvl="4" w:tplc="04190003" w:tentative="1">
+      <w:start w:val="1"/>
+      <w:numFmt w:val="bullet"/>
+      <w:lvlText w:val="o"/>
+      <w:lvlJc w:val="left"/>
+      <w:pPr>
+        <w:ind w:left="3600" w:hanging="360"/>
+      </w:pPr>
+      <w:rPr>
+        <w:rFonts w:ascii="Courier New" w:hAnsi="Courier New" w:cs="Courier New" w:hint="default"/>
+      </w:rPr>
+    </w:lvl>
+    <w:lvl w:ilvl="5" w:tplc="04190005" w:tentative="1">
+      <w:start w:val="1"/>
+      <w:numFmt w:val="bullet"/>
+      <w:lvlText w:val=""/>
+      <w:lvlJc w:val="left"/>
+      <w:pPr>
+        <w:ind w:left="4320" w:hanging="360"/>
+      </w:pPr>
+      <w:rPr>
+        <w:rFonts w:ascii="Wingdings" w:hAnsi="Wingdings" w:hint="default"/>
+      </w:rPr>
+    </w:lvl>
+    <w:lvl w:ilvl="6" w:tplc="04190001" w:tentative="1">
+      <w:start w:val="1"/>
+      <w:numFmt w:val="bullet"/>
+      <w:lvlText w:val=""/>
+      <w:lvlJc w:val="left"/>
+      <w:pPr>
+        <w:ind w:left="5040" w:hanging="360"/>
+      </w:pPr>
+      <w:rPr>
+        <w:rFonts w:ascii="Symbol" w:hAnsi="Symbol" w:hint="default"/>
+      </w:rPr>
+    </w:lvl>
+    <w:lvl w:ilvl="7" w:tplc="04190003" w:tentative="1">
+      <w:start w:val="1"/>
+      <w:numFmt w:val="bullet"/>
+      <w:lvlText w:val="o"/>
+      <w:lvlJc w:val="left"/>
+      <w:pPr>
+        <w:ind w:left="5760" w:hanging="360"/>
+      </w:pPr>
+      <w:rPr>
+        <w:rFonts w:ascii="Courier New" w:hAnsi="Courier New" w:cs="Courier New" w:hint="default"/>
+      </w:rPr>
+    </w:lvl>
+    <w:lvl w:ilvl="8" w:tplc="04190005" w:tentative="1">
+      <w:start w:val="1"/>
+      <w:numFmt w:val="bullet"/>
+      <w:lvlText w:val=""/>
+      <w:lvlJc w:val="left"/>
+      <w:pPr>
+        <w:ind w:left="6480" w:hanging="360"/>
+      </w:pPr>
+      <w:rPr>
+        <w:rFonts w:ascii="Wingdings" w:hAnsi="Wingdings" w:hint="default"/>
+      </w:rPr>
+    </w:lvl>
+  </w:abstractNum>
+  <w:abstractNum w:abstractNumId="18" w15:restartNumberingAfterBreak="0">
+    <w:nsid w:val="7ABF4B71"/>
+    <w:multiLevelType w:val="hybridMultilevel"/>
+    <w:tmpl w:val="0840C8D2"/>
+    <w:lvl w:ilvl="0" w:tplc="8886F436">
+      <w:start w:val="1"/>
+      <w:numFmt w:val="bullet"/>
+      <w:lvlText w:val="•"/>
+      <w:lvlJc w:val="left"/>
+      <w:pPr>
+        <w:ind w:left="720" w:hanging="360"/>
+      </w:pPr>
+    </w:lvl>
+    <w:lvl w:ilvl="1" w:tplc="04190003" w:tentative="1">
+      <w:start w:val="1"/>
+      <w:numFmt w:val="bullet"/>
+      <w:lvlText w:val="o"/>
+      <w:lvlJc w:val="left"/>
+      <w:pPr>
+        <w:ind w:left="1440" w:hanging="360"/>
+      </w:pPr>
+      <w:rPr>
+        <w:rFonts w:ascii="Courier New" w:hAnsi="Courier New" w:cs="Courier New" w:hint="default"/>
+      </w:rPr>
+    </w:lvl>
+    <w:lvl w:ilvl="2" w:tplc="04190005" w:tentative="1">
+      <w:start w:val="1"/>
+      <w:numFmt w:val="bullet"/>
+      <w:lvlText w:val=""/>
+      <w:lvlJc w:val="left"/>
+      <w:pPr>
+        <w:ind w:left="2160" w:hanging="360"/>
+      </w:pPr>
+      <w:rPr>
+        <w:rFonts w:ascii="Wingdings" w:hAnsi="Wingdings" w:hint="default"/>
+      </w:rPr>
+    </w:lvl>
+    <w:lvl w:ilvl="3" w:tplc="04190001" w:tentative="1">
+      <w:start w:val="1"/>
+      <w:numFmt w:val="bullet"/>
+      <w:lvlText w:val=""/>
+      <w:lvlJc w:val="left"/>
+      <w:pPr>
+        <w:ind w:left="2880" w:hanging="360"/>
+      </w:pPr>
+      <w:rPr>
+        <w:rFonts w:ascii="Symbol" w:hAnsi="Symbol" w:hint="default"/>
+      </w:rPr>
+    </w:lvl>
+    <w:lvl w:ilvl="4" w:tplc="04190003" w:tentative="1">
+      <w:start w:val="1"/>
+      <w:numFmt w:val="bullet"/>
+      <w:lvlText w:val="o"/>
+      <w:lvlJc w:val="left"/>
+      <w:pPr>
+        <w:ind w:left="3600" w:hanging="360"/>
+      </w:pPr>
+      <w:rPr>
+        <w:rFonts w:ascii="Courier New" w:hAnsi="Courier New" w:cs="Courier New" w:hint="default"/>
+      </w:rPr>
+    </w:lvl>
+    <w:lvl w:ilvl="5" w:tplc="04190005" w:tentative="1">
+      <w:start w:val="1"/>
+      <w:numFmt w:val="bullet"/>
+      <w:lvlText w:val=""/>
+      <w:lvlJc w:val="left"/>
+      <w:pPr>
+        <w:ind w:left="4320" w:hanging="360"/>
+      </w:pPr>
+      <w:rPr>
+        <w:rFonts w:ascii="Wingdings" w:hAnsi="Wingdings" w:hint="default"/>
+      </w:rPr>
+    </w:lvl>
+    <w:lvl w:ilvl="6" w:tplc="04190001" w:tentative="1">
+      <w:start w:val="1"/>
+      <w:numFmt w:val="bullet"/>
+      <w:lvlText w:val=""/>
+      <w:lvlJc w:val="left"/>
+      <w:pPr>
+        <w:ind w:left="5040" w:hanging="360"/>
+      </w:pPr>
+      <w:rPr>
+        <w:rFonts w:ascii="Symbol" w:hAnsi="Symbol" w:hint="default"/>
+      </w:rPr>
+    </w:lvl>
+    <w:lvl w:ilvl="7" w:tplc="04190003" w:tentative="1">
+      <w:start w:val="1"/>
+      <w:numFmt w:val="bullet"/>
+      <w:lvlText w:val="o"/>
+      <w:lvlJc w:val="left"/>
+      <w:pPr>
+        <w:ind w:left="5760" w:hanging="360"/>
+      </w:pPr>
+      <w:rPr>
+        <w:rFonts w:ascii="Courier New" w:hAnsi="Courier New" w:cs="Courier New" w:hint="default"/>
+      </w:rPr>
+    </w:lvl>
+    <w:lvl w:ilvl="8" w:tplc="04190005" w:tentative="1">
+      <w:start w:val="1"/>
+      <w:numFmt w:val="bullet"/>
+      <w:lvlText w:val=""/>
+      <w:lvlJc w:val="left"/>
+      <w:pPr>
+        <w:ind w:left="6480" w:hanging="360"/>
+      </w:pPr>
+      <w:rPr>
+        <w:rFonts w:ascii="Wingdings" w:hAnsi="Wingdings" w:hint="default"/>
+      </w:rPr>
+    </w:lvl>
+  </w:abstractNum>
+  <w:num w:numId="1" w16cid:durableId="2041080971">
+    <w:abstractNumId w:val="7"/>
+  </w:num>
+  <w:num w:numId="2" w16cid:durableId="1226186728">
+    <w:abstractNumId w:val="5"/>
+  </w:num>
+  <w:num w:numId="3" w16cid:durableId="2103794484">
+    <w:abstractNumId w:val="0"/>
+  </w:num>
+  <w:num w:numId="4" w16cid:durableId="299072018">
+    <w:abstractNumId w:val="4"/>
+  </w:num>
+  <w:num w:numId="5" w16cid:durableId="1482387940">
+    <w:abstractNumId w:val="8"/>
+  </w:num>
+  <w:num w:numId="6" w16cid:durableId="884295685">
+    <w:abstractNumId w:val="12"/>
+    <w:lvlOverride w:ilvl="0">
+      <w:startOverride w:val="1"/>
+    </w:lvlOverride>
+  </w:num>
+  <w:num w:numId="7" w16cid:durableId="63723142">
+    <w:abstractNumId w:val="6"/>
+  </w:num>
+  <w:num w:numId="8" w16cid:durableId="1927959028">
+    <w:abstractNumId w:val="13"/>
+  </w:num>
+  <w:num w:numId="9" w16cid:durableId="1435906499">
+    <w:abstractNumId w:val="9"/>
+  </w:num>
+  <w:num w:numId="10" w16cid:durableId="1350057773">
+    <w:abstractNumId w:val="16"/>
+  </w:num>
+  <w:num w:numId="11" w16cid:durableId="1633169448">
+    <w:abstractNumId w:val="12"/>
+  </w:num>
+  <w:num w:numId="12" w16cid:durableId="728697418">
+    <w:abstractNumId w:val="18"/>
+  </w:num>
+  <w:num w:numId="13" w16cid:durableId="1446919551">
+    <w:abstractNumId w:val="15"/>
+  </w:num>
+  <w:num w:numId="14" w16cid:durableId="727799051">
+    <w:abstractNumId w:val="10"/>
+  </w:num>
+  <w:num w:numId="15" w16cid:durableId="582297387">
+    <w:abstractNumId w:val="14"/>
+  </w:num>
+  <w:num w:numId="16" w16cid:durableId="740063356">
+    <w:abstractNumId w:val="17"/>
+  </w:num>
+  <w:num w:numId="17" w16cid:durableId="365181976">
+    <w:abstractNumId w:val="2"/>
+  </w:num>
+  <w:num w:numId="18" w16cid:durableId="2133395793">
+    <w:abstractNumId w:val="3"/>
+  </w:num>
+  <w:num w:numId="19" w16cid:durableId="26179041">
+    <w:abstractNumId w:val="1"/>
+  </w:num>
+  <w:num w:numId="20" w16cid:durableId="1822237566">
+    <w:abstractNumId w:val="11"/>
+  </w:num>
+</w:numbering>
+</file>
+
 <file path=word/styles.xml><?xml version="1.0" encoding="utf-8"?>
 <w:styles xmlns:mc="http://schemas.openxmlformats.org/markup-compatibility/2006" xmlns:r="http://schemas.openxmlformats.org/officeDocument/2006/relationships" xmlns:w="http://schemas.openxmlformats.org/wordprocessingml/2006/main" xmlns:w14="http://schemas.microsoft.com/office/word/2010/wordml" xmlns:w15="http://schemas.microsoft.com/office/word/2012/wordml" xmlns:w16cex="http://schemas.microsoft.com/office/word/2018/wordml/cex" xmlns:w16cid="http://schemas.microsoft.com/office/word/2016/wordml/cid" xmlns:w16="http://schemas.microsoft.com/office/word/2018/wordml" xmlns:w16du="http://schemas.microsoft.com/office/word/2023/wordml/word16du" xmlns:w16sdtdh="http://schemas.microsoft.com/office/word/2020/wordml/sdtdatahash" xmlns:w16sdtfl="http://schemas.microsoft.com/office/word/2024/wordml/sdtformatlock" xmlns:w16se="http://schemas.microsoft.com/office/word/2015/wordml/symex" mc:Ignorable="w14 w15 w16se w16cid w16 w16cex w16sdtdh w16sdtfl w16du">
   <w:docDefaults>
     <w:rPrDefault>
       <w:rPr>
         <w:rFonts w:asciiTheme="minorHAnsi" w:eastAsiaTheme="minorHAnsi" w:hAnsiTheme="minorHAnsi" w:cstheme="minorBidi"/>
+        <w:kern w:val="2"/>
         <w:sz w:val="22"/>
-        <w:szCs w:val="22"/>
-        <w:lang w:val="ru-RU" w:eastAsia="en-US" w:bidi="ar-SA"/>
+        <w:lang w:val="ru-RU" w:eastAsia="en-US" w:bidi="hi-IN"/>
+        <w14:ligatures w14:val="standardContextual"/>
       </w:rPr>
     </w:rPrDefault>
     <w:pPrDefault>
@@ -1547,21 +7044,24 @@
   <w:style w:type="paragraph" w:default="1" w:styleId="a">
     <w:name w:val="Normal"/>
     <w:qFormat/>
-    <w:rsid w:val="0095089B"/>
+    <w:rsid w:val="006E4B21"/>
     <w:pPr>
+      <w:widowControl w:val="0"/>
+      <w:suppressAutoHyphens/>
       <w:spacing w:after="0" w:line="240" w:lineRule="auto"/>
     </w:pPr>
     <w:rPr>
       <w:rFonts w:ascii="Times New Roman" w:eastAsia="Times New Roman" w:hAnsi="Times New Roman" w:cs="Times New Roman"/>
+      <w:kern w:val="0"/>
       <w:sz w:val="24"/>
       <w:szCs w:val="24"/>
-      <w:lang w:eastAsia="ru-RU"/>
+      <w:lang w:eastAsia="ru-RU" w:bidi="ar-SA"/>
+      <w14:ligatures w14:val="none"/>
     </w:rPr>
   </w:style>
   <w:style w:type="character" w:default="1" w:styleId="a0">
     <w:name w:val="Default Paragraph Font"/>
     <w:uiPriority w:val="1"/>
-    <w:semiHidden/>
     <w:unhideWhenUsed/>
   </w:style>
   <w:style w:type="table" w:default="1" w:styleId="a1">
@@ -1585,107 +7085,251 @@
     <w:semiHidden/>
     <w:unhideWhenUsed/>
   </w:style>
-  <w:style w:type="paragraph" w:customStyle="1" w:styleId="1">
-    <w:name w:val="Обычный1"/>
-    <w:rsid w:val="0095089B"/>
+  <w:style w:type="paragraph" w:customStyle="1" w:styleId="Default">
+    <w:name w:val="Default"/>
+    <w:qFormat/>
+    <w:rsid w:val="00D10D8D"/>
     <w:pPr>
       <w:widowControl w:val="0"/>
+      <w:suppressAutoHyphens/>
       <w:spacing w:after="0" w:line="240" w:lineRule="auto"/>
     </w:pPr>
     <w:rPr>
-      <w:rFonts w:ascii="Times New Roman" w:eastAsia="Times New Roman" w:hAnsi="Times New Roman" w:cs="Times New Roman"/>
-      <w:snapToGrid w:val="0"/>
-      <w:sz w:val="20"/>
-      <w:szCs w:val="20"/>
-      <w:lang w:eastAsia="ru-RU"/>
+      <w:rFonts w:ascii="Times New Roman" w:hAnsi="Times New Roman" w:cs="Times New Roman"/>
+      <w:color w:val="000000"/>
+      <w:kern w:val="0"/>
+      <w:sz w:val="24"/>
+      <w:szCs w:val="24"/>
+      <w:lang w:bidi="ar-SA"/>
+      <w14:ligatures w14:val="none"/>
     </w:rPr>
   </w:style>
-  <w:style w:type="paragraph" w:customStyle="1" w:styleId="a3">
+  <w:style w:type="paragraph" w:styleId="a3">
+    <w:name w:val="header"/>
     <w:basedOn w:val="a"/>
-    <w:next w:val="a4"/>
-    <w:link w:val="a5"/>
-    <w:qFormat/>
-    <w:rsid w:val="0095089B"/>
+    <w:link w:val="a4"/>
+    <w:uiPriority w:val="99"/>
+    <w:unhideWhenUsed/>
+    <w:rsid w:val="00991D08"/>
     <w:pPr>
-      <w:jc w:val="center"/>
+      <w:tabs>
+        <w:tab w:val="center" w:pos="4677"/>
+        <w:tab w:val="right" w:pos="9355"/>
+      </w:tabs>
     </w:pPr>
+  </w:style>
+  <w:style w:type="character" w:customStyle="1" w:styleId="a4">
+    <w:name w:val="Верхний колонтитул Знак"/>
+    <w:basedOn w:val="a0"/>
+    <w:link w:val="a3"/>
+    <w:uiPriority w:val="99"/>
+    <w:rsid w:val="00991D08"/>
     <w:rPr>
-      <w:rFonts w:asciiTheme="minorHAnsi" w:eastAsiaTheme="minorHAnsi" w:hAnsiTheme="minorHAnsi" w:cstheme="minorBidi"/>
-      <w:i/>
-      <w:sz w:val="26"/>
-      <w:szCs w:val="22"/>
-      <w:lang w:eastAsia="en-US"/>
+      <w:rFonts w:ascii="Times New Roman" w:eastAsia="Times New Roman" w:hAnsi="Times New Roman" w:cs="Times New Roman"/>
+      <w:kern w:val="0"/>
+      <w:sz w:val="24"/>
+      <w:szCs w:val="24"/>
+      <w:lang w:eastAsia="ru-RU" w:bidi="ar-SA"/>
+      <w14:ligatures w14:val="none"/>
     </w:rPr>
   </w:style>
-  <w:style w:type="character" w:customStyle="1" w:styleId="a5">
-    <w:name w:val="Название Знак"/>
-    <w:link w:val="a3"/>
-    <w:rsid w:val="0095089B"/>
+  <w:style w:type="paragraph" w:styleId="a5">
+    <w:name w:val="footer"/>
+    <w:basedOn w:val="a"/>
+    <w:link w:val="a6"/>
+    <w:uiPriority w:val="99"/>
+    <w:unhideWhenUsed/>
+    <w:rsid w:val="00991D08"/>
+    <w:pPr>
+      <w:tabs>
+        <w:tab w:val="center" w:pos="4677"/>
+        <w:tab w:val="right" w:pos="9355"/>
+      </w:tabs>
+    </w:pPr>
+  </w:style>
+  <w:style w:type="character" w:customStyle="1" w:styleId="a6">
+    <w:name w:val="Нижний колонтитул Знак"/>
+    <w:basedOn w:val="a0"/>
+    <w:link w:val="a5"/>
+    <w:uiPriority w:val="99"/>
+    <w:rsid w:val="00991D08"/>
+    <w:rPr>
+      <w:rFonts w:ascii="Times New Roman" w:eastAsia="Times New Roman" w:hAnsi="Times New Roman" w:cs="Times New Roman"/>
+      <w:kern w:val="0"/>
+      <w:sz w:val="24"/>
+      <w:szCs w:val="24"/>
+      <w:lang w:eastAsia="ru-RU" w:bidi="ar-SA"/>
+      <w14:ligatures w14:val="none"/>
+    </w:rPr>
+  </w:style>
+  <w:style w:type="paragraph" w:styleId="a7">
+    <w:name w:val="List Paragraph"/>
+    <w:basedOn w:val="a"/>
+    <w:uiPriority w:val="34"/>
+    <w:qFormat/>
+    <w:rsid w:val="008E2F6C"/>
+    <w:pPr>
+      <w:ind w:left="720"/>
+      <w:contextualSpacing/>
+    </w:pPr>
+  </w:style>
+  <w:style w:type="character" w:styleId="a8">
+    <w:name w:val="Hyperlink"/>
+    <w:basedOn w:val="a0"/>
+    <w:uiPriority w:val="99"/>
+    <w:unhideWhenUsed/>
+    <w:rsid w:val="007B05AC"/>
+    <w:rPr>
+      <w:color w:val="467886" w:themeColor="hyperlink"/>
+      <w:u w:val="single"/>
+    </w:rPr>
+  </w:style>
+  <w:style w:type="character" w:customStyle="1" w:styleId="1">
+    <w:name w:val="Неразрешенное упоминание1"/>
+    <w:basedOn w:val="a0"/>
+    <w:uiPriority w:val="99"/>
+    <w:semiHidden/>
+    <w:unhideWhenUsed/>
+    <w:rsid w:val="007B05AC"/>
+    <w:rPr>
+      <w:color w:val="605E5C"/>
+      <w:shd w:val="clear" w:color="auto" w:fill="E1DFDD"/>
+    </w:rPr>
+  </w:style>
+  <w:style w:type="character" w:styleId="a9">
+    <w:name w:val="FollowedHyperlink"/>
+    <w:basedOn w:val="a0"/>
+    <w:uiPriority w:val="99"/>
+    <w:semiHidden/>
+    <w:unhideWhenUsed/>
+    <w:rsid w:val="007B05AC"/>
+    <w:rPr>
+      <w:color w:val="96607D" w:themeColor="followedHyperlink"/>
+      <w:u w:val="single"/>
+    </w:rPr>
+  </w:style>
+  <w:style w:type="character" w:styleId="aa">
+    <w:name w:val="Strong"/>
+    <w:basedOn w:val="a0"/>
+    <w:uiPriority w:val="22"/>
+    <w:qFormat/>
+    <w:rsid w:val="006E4B21"/>
+    <w:rPr>
+      <w:b/>
+      <w:bCs/>
+    </w:rPr>
+  </w:style>
+  <w:style w:type="paragraph" w:styleId="ab">
+    <w:name w:val="Normal (Web)"/>
+    <w:basedOn w:val="a"/>
+    <w:uiPriority w:val="99"/>
+    <w:semiHidden/>
+    <w:unhideWhenUsed/>
+    <w:rsid w:val="006E4B21"/>
+    <w:pPr>
+      <w:widowControl/>
+      <w:suppressAutoHyphens w:val="0"/>
+      <w:spacing w:before="100" w:beforeAutospacing="1" w:after="100" w:afterAutospacing="1"/>
+    </w:pPr>
+  </w:style>
+  <w:style w:type="character" w:customStyle="1" w:styleId="citation-463">
+    <w:name w:val="citation-463"/>
+    <w:basedOn w:val="a0"/>
+    <w:rsid w:val="006E4B21"/>
+  </w:style>
+  <w:style w:type="character" w:customStyle="1" w:styleId="citation-462">
+    <w:name w:val="citation-462"/>
+    <w:basedOn w:val="a0"/>
+    <w:rsid w:val="006E4B21"/>
+  </w:style>
+  <w:style w:type="character" w:customStyle="1" w:styleId="citation-461">
+    <w:name w:val="citation-461"/>
+    <w:basedOn w:val="a0"/>
+    <w:rsid w:val="006E4B21"/>
+  </w:style>
+  <w:style w:type="character" w:customStyle="1" w:styleId="button-label">
+    <w:name w:val="button-label"/>
+    <w:basedOn w:val="a0"/>
+    <w:rsid w:val="006E4B21"/>
+  </w:style>
+  <w:style w:type="character" w:customStyle="1" w:styleId="citation-460">
+    <w:name w:val="citation-460"/>
+    <w:basedOn w:val="a0"/>
+    <w:rsid w:val="006E4B21"/>
+  </w:style>
+  <w:style w:type="character" w:customStyle="1" w:styleId="citation-459">
+    <w:name w:val="citation-459"/>
+    <w:basedOn w:val="a0"/>
+    <w:rsid w:val="006E4B21"/>
+  </w:style>
+  <w:style w:type="character" w:customStyle="1" w:styleId="citation-458">
+    <w:name w:val="citation-458"/>
+    <w:basedOn w:val="a0"/>
+    <w:rsid w:val="006E4B21"/>
+  </w:style>
+  <w:style w:type="character" w:customStyle="1" w:styleId="citation-457">
+    <w:name w:val="citation-457"/>
+    <w:basedOn w:val="a0"/>
+    <w:rsid w:val="006E4B21"/>
+  </w:style>
+  <w:style w:type="character" w:customStyle="1" w:styleId="citation-456">
+    <w:name w:val="citation-456"/>
+    <w:basedOn w:val="a0"/>
+    <w:rsid w:val="006E4B21"/>
+  </w:style>
+  <w:style w:type="character" w:customStyle="1" w:styleId="citation-455">
+    <w:name w:val="citation-455"/>
+    <w:basedOn w:val="a0"/>
+    <w:rsid w:val="006E4B21"/>
+  </w:style>
+  <w:style w:type="character" w:customStyle="1" w:styleId="citation-454">
+    <w:name w:val="citation-454"/>
+    <w:basedOn w:val="a0"/>
+    <w:rsid w:val="006E4B21"/>
+  </w:style>
+  <w:style w:type="character" w:customStyle="1" w:styleId="citation-453">
+    <w:name w:val="citation-453"/>
+    <w:basedOn w:val="a0"/>
+    <w:rsid w:val="006E4B21"/>
+  </w:style>
+  <w:style w:type="character" w:customStyle="1" w:styleId="citation-452">
+    <w:name w:val="citation-452"/>
+    <w:basedOn w:val="a0"/>
+    <w:rsid w:val="006E4B21"/>
+  </w:style>
+  <w:style w:type="character" w:customStyle="1" w:styleId="citation-451">
+    <w:name w:val="citation-451"/>
+    <w:basedOn w:val="a0"/>
+    <w:rsid w:val="006E4B21"/>
+  </w:style>
+  <w:style w:type="table" w:styleId="ac">
+    <w:name w:val="Table Grid"/>
+    <w:basedOn w:val="a1"/>
+    <w:uiPriority w:val="39"/>
+    <w:rsid w:val="006E4B21"/>
+    <w:pPr>
+      <w:spacing w:after="0" w:line="240" w:lineRule="auto"/>
+    </w:pPr>
+    <w:tblPr>
+      <w:tblBorders>
+        <w:top w:val="single" w:sz="4" w:space="0" w:color="auto"/>
+        <w:left w:val="single" w:sz="4" w:space="0" w:color="auto"/>
+        <w:bottom w:val="single" w:sz="4" w:space="0" w:color="auto"/>
+        <w:right w:val="single" w:sz="4" w:space="0" w:color="auto"/>
+        <w:insideH w:val="single" w:sz="4" w:space="0" w:color="auto"/>
+        <w:insideV w:val="single" w:sz="4" w:space="0" w:color="auto"/>
+      </w:tblBorders>
+    </w:tblPr>
+  </w:style>
+  <w:style w:type="character" w:styleId="ad">
+    <w:name w:val="Emphasis"/>
+    <w:basedOn w:val="a0"/>
+    <w:uiPriority w:val="20"/>
+    <w:qFormat/>
+    <w:rsid w:val="0015780F"/>
     <w:rPr>
       <w:i/>
-      <w:sz w:val="26"/>
-    </w:rPr>
-  </w:style>
-  <w:style w:type="paragraph" w:styleId="a6">
-    <w:name w:val="Body Text"/>
-    <w:basedOn w:val="a"/>
-    <w:link w:val="a7"/>
-    <w:uiPriority w:val="99"/>
-    <w:unhideWhenUsed/>
-    <w:rsid w:val="0095089B"/>
-    <w:pPr>
-      <w:spacing w:after="120"/>
-    </w:pPr>
-    <w:rPr>
-      <w:sz w:val="20"/>
-      <w:szCs w:val="20"/>
-    </w:rPr>
-  </w:style>
-  <w:style w:type="character" w:customStyle="1" w:styleId="a7">
-    <w:name w:val="Основной текст Знак"/>
-    <w:basedOn w:val="a0"/>
-    <w:link w:val="a6"/>
-    <w:uiPriority w:val="99"/>
-    <w:rsid w:val="0095089B"/>
-    <w:rPr>
-      <w:rFonts w:ascii="Times New Roman" w:eastAsia="Times New Roman" w:hAnsi="Times New Roman" w:cs="Times New Roman"/>
-      <w:sz w:val="20"/>
-      <w:szCs w:val="20"/>
-      <w:lang w:eastAsia="ru-RU"/>
-    </w:rPr>
-  </w:style>
-  <w:style w:type="paragraph" w:styleId="a4">
-    <w:name w:val="Title"/>
-    <w:basedOn w:val="a"/>
-    <w:next w:val="a"/>
-    <w:link w:val="a8"/>
-    <w:uiPriority w:val="10"/>
-    <w:qFormat/>
-    <w:rsid w:val="0095089B"/>
-    <w:pPr>
-      <w:contextualSpacing/>
-    </w:pPr>
-    <w:rPr>
-      <w:rFonts w:asciiTheme="majorHAnsi" w:eastAsiaTheme="majorEastAsia" w:hAnsiTheme="majorHAnsi" w:cstheme="majorBidi"/>
-      <w:spacing w:val="-10"/>
-      <w:kern w:val="28"/>
-      <w:sz w:val="56"/>
-      <w:szCs w:val="56"/>
-    </w:rPr>
-  </w:style>
-  <w:style w:type="character" w:customStyle="1" w:styleId="a8">
-    <w:name w:val="Заголовок Знак"/>
-    <w:basedOn w:val="a0"/>
-    <w:link w:val="a4"/>
-    <w:uiPriority w:val="10"/>
-    <w:rsid w:val="0095089B"/>
-    <w:rPr>
-      <w:rFonts w:asciiTheme="majorHAnsi" w:eastAsiaTheme="majorEastAsia" w:hAnsiTheme="majorHAnsi" w:cstheme="majorBidi"/>
-      <w:spacing w:val="-10"/>
-      <w:kern w:val="28"/>
-      <w:sz w:val="56"/>
-      <w:szCs w:val="56"/>
-      <w:lang w:eastAsia="ru-RU"/>
+      <w:iCs/>
     </w:rPr>
   </w:style>
 </w:styles>
@@ -1702,44 +7346,44 @@
         <a:sysClr val="window" lastClr="FFFFFF"/>
       </a:lt1>
       <a:dk2>
-        <a:srgbClr val="44546A"/>
+        <a:srgbClr val="0E2841"/>
       </a:dk2>
       <a:lt2>
-        <a:srgbClr val="E7E6E6"/>
+        <a:srgbClr val="E8E8E8"/>
       </a:lt2>
       <a:accent1>
-        <a:srgbClr val="4472C4"/>
+        <a:srgbClr val="156082"/>
       </a:accent1>
       <a:accent2>
-        <a:srgbClr val="ED7D31"/>
+        <a:srgbClr val="E97132"/>
       </a:accent2>
       <a:accent3>
-        <a:srgbClr val="A5A5A5"/>
+        <a:srgbClr val="196B24"/>
       </a:accent3>
       <a:accent4>
-        <a:srgbClr val="FFC000"/>
+        <a:srgbClr val="0F9ED5"/>
       </a:accent4>
       <a:accent5>
-        <a:srgbClr val="5B9BD5"/>
+        <a:srgbClr val="A02B93"/>
       </a:accent5>
       <a:accent6>
-        <a:srgbClr val="70AD47"/>
+        <a:srgbClr val="4EA72E"/>
       </a:accent6>
       <a:hlink>
-        <a:srgbClr val="0563C1"/>
+        <a:srgbClr val="467886"/>
       </a:hlink>
       <a:folHlink>
-        <a:srgbClr val="954F72"/>
+        <a:srgbClr val="96607D"/>
       </a:folHlink>
     </a:clrScheme>
     <a:fontScheme name="Стандартная">
       <a:majorFont>
-        <a:latin typeface="Calibri Light" panose="020F0302020204030204"/>
+        <a:latin typeface="Aptos Display" panose="02110004020202020204"/>
         <a:ea typeface=""/>
         <a:cs typeface=""/>
-        <a:font script="Jpan" typeface="ＭＳ ゴシック"/>
+        <a:font script="Jpan" typeface="游ゴシック Light"/>
         <a:font script="Hang" typeface="맑은 고딕"/>
-        <a:font script="Hans" typeface="宋体"/>
+        <a:font script="Hans" typeface="等线 Light"/>
         <a:font script="Hant" typeface="新細明體"/>
         <a:font script="Arab" typeface="Times New Roman"/>
         <a:font script="Hebr" typeface="Times New Roman"/>
@@ -1767,14 +7411,31 @@
         <a:font script="Viet" typeface="Times New Roman"/>
         <a:font script="Uigh" typeface="Microsoft Uighur"/>
         <a:font script="Geor" typeface="Sylfaen"/>
+        <a:font script="Armn" typeface="Arial"/>
+        <a:font script="Bugi" typeface="Leelawadee UI"/>
+        <a:font script="Bopo" typeface="Microsoft JhengHei"/>
+        <a:font script="Java" typeface="Javanese Text"/>
+        <a:font script="Lisu" typeface="Segoe UI"/>
+        <a:font script="Mymr" typeface="Myanmar Text"/>
+        <a:font script="Nkoo" typeface="Ebrima"/>
+        <a:font script="Olck" typeface="Nirmala UI"/>
+        <a:font script="Osma" typeface="Ebrima"/>
+        <a:font script="Phag" typeface="Phagspa"/>
+        <a:font script="Syrn" typeface="Estrangelo Edessa"/>
+        <a:font script="Syrj" typeface="Estrangelo Edessa"/>
+        <a:font script="Syre" typeface="Estrangelo Edessa"/>
+        <a:font script="Sora" typeface="Nirmala UI"/>
+        <a:font script="Tale" typeface="Microsoft Tai Le"/>
+        <a:font script="Talu" typeface="Microsoft New Tai Lue"/>
+        <a:font script="Tfng" typeface="Ebrima"/>
       </a:majorFont>
       <a:minorFont>
-        <a:latin typeface="Calibri" panose="020F0502020204030204"/>
+        <a:latin typeface="Aptos" panose="02110004020202020204"/>
         <a:ea typeface=""/>
         <a:cs typeface=""/>
-        <a:font script="Jpan" typeface="ＭＳ 明朝"/>
+        <a:font script="Jpan" typeface="游ゴシック"/>
         <a:font script="Hang" typeface="맑은 고딕"/>
-        <a:font script="Hans" typeface="宋体"/>
+        <a:font script="Hans" typeface="等线"/>
         <a:font script="Hant" typeface="新細明體"/>
         <a:font script="Arab" typeface="Arial"/>
         <a:font script="Hebr" typeface="Arial"/>
@@ -1802,6 +7463,23 @@
         <a:font script="Viet" typeface="Arial"/>
         <a:font script="Uigh" typeface="Microsoft Uighur"/>
         <a:font script="Geor" typeface="Sylfaen"/>
+        <a:font script="Armn" typeface="Arial"/>
+        <a:font script="Bugi" typeface="Leelawadee UI"/>
+        <a:font script="Bopo" typeface="Microsoft JhengHei"/>
+        <a:font script="Java" typeface="Javanese Text"/>
+        <a:font script="Lisu" typeface="Segoe UI"/>
+        <a:font script="Mymr" typeface="Myanmar Text"/>
+        <a:font script="Nkoo" typeface="Ebrima"/>
+        <a:font script="Olck" typeface="Nirmala UI"/>
+        <a:font script="Osma" typeface="Ebrima"/>
+        <a:font script="Phag" typeface="Phagspa"/>
+        <a:font script="Syrn" typeface="Estrangelo Edessa"/>
+        <a:font script="Syrj" typeface="Estrangelo Edessa"/>
+        <a:font script="Syre" typeface="Estrangelo Edessa"/>
+        <a:font script="Sora" typeface="Nirmala UI"/>
+        <a:font script="Tale" typeface="Microsoft Tai Le"/>
+        <a:font script="Talu" typeface="Microsoft New Tai Lue"/>
+        <a:font script="Tfng" typeface="Ebrima"/>
       </a:minorFont>
     </a:fontScheme>
     <a:fmtScheme name="Стандартная">
